--- a/Raport_HELIOS_v2.4_Defence.docx
+++ b/Raport_HELIOS_v2.4_Defence.docx
@@ -249,7 +249,7 @@
         </w:rPr>
         <w:t xml:space="preserve">Репозиторий: </w:t>
       </w:r>
-      <w:hyperlink w:history="1" r:id="rIdkjfezdihs92r6jq-cyzzv">
+      <w:hyperlink w:history="1" r:id="rId6oda0oqkpgnil6efutrau">
         <w:r>
           <w:rPr>
             <w:rFonts w:ascii="Consolas" w:cs="Consolas" w:eastAsia="Consolas" w:hAnsi="Consolas"/>
@@ -274,7 +274,7 @@
         </w:rPr>
         <w:t xml:space="preserve">Wokwi-симуляция: </w:t>
       </w:r>
-      <w:hyperlink w:history="1" r:id="rIdqtnztistd0nyvqckgbiff">
+      <w:hyperlink w:history="1" r:id="rIdfrtrdstyetd9fziolqbw3">
         <w:r>
           <w:rPr>
             <w:rFonts w:ascii="Consolas" w:cs="Consolas" w:eastAsia="Consolas" w:hAnsi="Consolas"/>
@@ -511,7 +511,7 @@
     </w:p>
     <w:tbl>
       <w:tblPr>
-        <w:tblW w:type="pct" w:w="100%"/>
+        <w:tblW w:type="dxa" w:w="9000"/>
         <w:tblBorders>
           <w:top w:val="single" w:color="CBD5E1" w:sz="4"/>
           <w:left w:val="single" w:color="CBD5E1" w:sz="4"/>
@@ -520,11 +520,12 @@
           <w:insideH w:val="single" w:color="CBD5E1" w:sz="4"/>
           <w:insideV w:val="single" w:color="CBD5E1" w:sz="4"/>
         </w:tblBorders>
+        <w:tblLayout w:type="fixed"/>
       </w:tblPr>
       <w:tblGrid>
-        <w:gridCol w:w="100"/>
-        <w:gridCol w:w="100"/>
-        <w:gridCol w:w="100"/>
+        <w:gridCol w:w="2250"/>
+        <w:gridCol w:w="1620"/>
+        <w:gridCol w:w="5130"/>
       </w:tblGrid>
       <w:tr>
         <w:trPr>
@@ -532,7 +533,7 @@
         </w:trPr>
         <w:tc>
           <w:tcPr>
-            <w:tcW w:type="pct" w:w="25%"/>
+            <w:tcW w:type="dxa" w:w="2250"/>
             <w:shd w:fill="1F2937" w:val="clear"/>
             <w:tcMar>
               <w:top w:type="dxa" w:w="100"/>
@@ -561,7 +562,7 @@
         </w:tc>
         <w:tc>
           <w:tcPr>
-            <w:tcW w:type="pct" w:w="18%"/>
+            <w:tcW w:type="dxa" w:w="1620"/>
             <w:shd w:fill="1F2937" w:val="clear"/>
             <w:tcMar>
               <w:top w:type="dxa" w:w="100"/>
@@ -590,7 +591,7 @@
         </w:tc>
         <w:tc>
           <w:tcPr>
-            <w:tcW w:type="pct" w:w="57%"/>
+            <w:tcW w:type="dxa" w:w="5130"/>
             <w:shd w:fill="1F2937" w:val="clear"/>
             <w:tcMar>
               <w:top w:type="dxa" w:w="100"/>
@@ -621,7 +622,7 @@
       <w:tr>
         <w:tc>
           <w:tcPr>
-            <w:tcW w:type="pct" w:w="25%"/>
+            <w:tcW w:type="dxa" w:w="2250"/>
             <w:tcMar>
               <w:top w:type="dxa" w:w="80"/>
               <w:left w:type="dxa" w:w="140"/>
@@ -647,7 +648,7 @@
         </w:tc>
         <w:tc>
           <w:tcPr>
-            <w:tcW w:type="pct" w:w="18%"/>
+            <w:tcW w:type="dxa" w:w="1620"/>
             <w:tcMar>
               <w:top w:type="dxa" w:w="80"/>
               <w:left w:type="dxa" w:w="140"/>
@@ -673,7 +674,7 @@
         </w:tc>
         <w:tc>
           <w:tcPr>
-            <w:tcW w:type="pct" w:w="57%"/>
+            <w:tcW w:type="dxa" w:w="5130"/>
             <w:tcMar>
               <w:top w:type="dxa" w:w="80"/>
               <w:left w:type="dxa" w:w="140"/>
@@ -701,7 +702,7 @@
       <w:tr>
         <w:tc>
           <w:tcPr>
-            <w:tcW w:type="pct" w:w="25%"/>
+            <w:tcW w:type="dxa" w:w="2250"/>
             <w:shd w:fill="F8FAFC" w:val="clear"/>
             <w:tcMar>
               <w:top w:type="dxa" w:w="80"/>
@@ -728,7 +729,7 @@
         </w:tc>
         <w:tc>
           <w:tcPr>
-            <w:tcW w:type="pct" w:w="18%"/>
+            <w:tcW w:type="dxa" w:w="1620"/>
             <w:shd w:fill="F8FAFC" w:val="clear"/>
             <w:tcMar>
               <w:top w:type="dxa" w:w="80"/>
@@ -755,7 +756,7 @@
         </w:tc>
         <w:tc>
           <w:tcPr>
-            <w:tcW w:type="pct" w:w="57%"/>
+            <w:tcW w:type="dxa" w:w="5130"/>
             <w:shd w:fill="F8FAFC" w:val="clear"/>
             <w:tcMar>
               <w:top w:type="dxa" w:w="80"/>
@@ -784,7 +785,7 @@
       <w:tr>
         <w:tc>
           <w:tcPr>
-            <w:tcW w:type="pct" w:w="25%"/>
+            <w:tcW w:type="dxa" w:w="2250"/>
             <w:tcMar>
               <w:top w:type="dxa" w:w="80"/>
               <w:left w:type="dxa" w:w="140"/>
@@ -810,7 +811,7 @@
         </w:tc>
         <w:tc>
           <w:tcPr>
-            <w:tcW w:type="pct" w:w="18%"/>
+            <w:tcW w:type="dxa" w:w="1620"/>
             <w:tcMar>
               <w:top w:type="dxa" w:w="80"/>
               <w:left w:type="dxa" w:w="140"/>
@@ -836,7 +837,7 @@
         </w:tc>
         <w:tc>
           <w:tcPr>
-            <w:tcW w:type="pct" w:w="57%"/>
+            <w:tcW w:type="dxa" w:w="5130"/>
             <w:tcMar>
               <w:top w:type="dxa" w:w="80"/>
               <w:left w:type="dxa" w:w="140"/>
@@ -864,7 +865,7 @@
       <w:tr>
         <w:tc>
           <w:tcPr>
-            <w:tcW w:type="pct" w:w="25%"/>
+            <w:tcW w:type="dxa" w:w="2250"/>
             <w:shd w:fill="F8FAFC" w:val="clear"/>
             <w:tcMar>
               <w:top w:type="dxa" w:w="80"/>
@@ -891,7 +892,7 @@
         </w:tc>
         <w:tc>
           <w:tcPr>
-            <w:tcW w:type="pct" w:w="18%"/>
+            <w:tcW w:type="dxa" w:w="1620"/>
             <w:shd w:fill="F8FAFC" w:val="clear"/>
             <w:tcMar>
               <w:top w:type="dxa" w:w="80"/>
@@ -918,7 +919,7 @@
         </w:tc>
         <w:tc>
           <w:tcPr>
-            <w:tcW w:type="pct" w:w="57%"/>
+            <w:tcW w:type="dxa" w:w="5130"/>
             <w:shd w:fill="F8FAFC" w:val="clear"/>
             <w:tcMar>
               <w:top w:type="dxa" w:w="80"/>
@@ -947,7 +948,7 @@
       <w:tr>
         <w:tc>
           <w:tcPr>
-            <w:tcW w:type="pct" w:w="25%"/>
+            <w:tcW w:type="dxa" w:w="2250"/>
             <w:tcMar>
               <w:top w:type="dxa" w:w="80"/>
               <w:left w:type="dxa" w:w="140"/>
@@ -973,7 +974,7 @@
         </w:tc>
         <w:tc>
           <w:tcPr>
-            <w:tcW w:type="pct" w:w="18%"/>
+            <w:tcW w:type="dxa" w:w="1620"/>
             <w:tcMar>
               <w:top w:type="dxa" w:w="80"/>
               <w:left w:type="dxa" w:w="140"/>
@@ -999,7 +1000,7 @@
         </w:tc>
         <w:tc>
           <w:tcPr>
-            <w:tcW w:type="pct" w:w="57%"/>
+            <w:tcW w:type="dxa" w:w="5130"/>
             <w:tcMar>
               <w:top w:type="dxa" w:w="80"/>
               <w:left w:type="dxa" w:w="140"/>
@@ -1027,7 +1028,7 @@
       <w:tr>
         <w:tc>
           <w:tcPr>
-            <w:tcW w:type="pct" w:w="25%"/>
+            <w:tcW w:type="dxa" w:w="2250"/>
             <w:shd w:fill="F8FAFC" w:val="clear"/>
             <w:tcMar>
               <w:top w:type="dxa" w:w="80"/>
@@ -1054,7 +1055,7 @@
         </w:tc>
         <w:tc>
           <w:tcPr>
-            <w:tcW w:type="pct" w:w="18%"/>
+            <w:tcW w:type="dxa" w:w="1620"/>
             <w:shd w:fill="F8FAFC" w:val="clear"/>
             <w:tcMar>
               <w:top w:type="dxa" w:w="80"/>
@@ -1081,7 +1082,7 @@
         </w:tc>
         <w:tc>
           <w:tcPr>
-            <w:tcW w:type="pct" w:w="57%"/>
+            <w:tcW w:type="dxa" w:w="5130"/>
             <w:shd w:fill="F8FAFC" w:val="clear"/>
             <w:tcMar>
               <w:top w:type="dxa" w:w="80"/>
@@ -1148,7 +1149,7 @@
     </w:p>
     <w:tbl>
       <w:tblPr>
-        <w:tblW w:type="pct" w:w="100%"/>
+        <w:tblW w:type="dxa" w:w="9000"/>
         <w:tblBorders>
           <w:top w:val="single" w:color="auto" w:sz="4"/>
           <w:left w:val="single" w:color="auto" w:sz="4"/>
@@ -1157,14 +1158,15 @@
           <w:insideH w:val="single" w:color="auto" w:sz="4"/>
           <w:insideV w:val="single" w:color="auto" w:sz="4"/>
         </w:tblBorders>
+        <w:tblLayout w:type="fixed"/>
       </w:tblPr>
       <w:tblGrid>
-        <w:gridCol w:w="100"/>
+        <w:gridCol w:w="9000"/>
       </w:tblGrid>
       <w:tr>
         <w:tc>
           <w:tcPr>
-            <w:tcW w:type="pct" w:w="100%"/>
+            <w:tcW w:type="dxa" w:w="9000"/>
             <w:tcBorders>
               <w:top w:val="none" w:color="FFFFFF" w:sz="0"/>
               <w:left w:val="none" w:color="FFFFFF" w:sz="0"/>
@@ -1200,7 +1202,7 @@
       <w:tr>
         <w:tc>
           <w:tcPr>
-            <w:tcW w:type="pct" w:w="100%"/>
+            <w:tcW w:type="dxa" w:w="9000"/>
             <w:tcBorders>
               <w:top w:val="none" w:color="FFFFFF" w:sz="0"/>
               <w:left w:val="single" w:color="EA580C" w:sz="24"/>
@@ -1234,7 +1236,7 @@
       <w:tr>
         <w:tc>
           <w:tcPr>
-            <w:tcW w:type="pct" w:w="100%"/>
+            <w:tcW w:type="dxa" w:w="9000"/>
             <w:tcBorders>
               <w:top w:val="none" w:color="FFFFFF" w:sz="0"/>
               <w:left w:val="single" w:color="EA580C" w:sz="24"/>
@@ -1431,7 +1433,7 @@
     </w:p>
     <w:tbl>
       <w:tblPr>
-        <w:tblW w:type="pct" w:w="100%"/>
+        <w:tblW w:type="dxa" w:w="9000"/>
         <w:tblBorders>
           <w:top w:val="single" w:color="auto" w:sz="4"/>
           <w:left w:val="single" w:color="auto" w:sz="4"/>
@@ -1440,14 +1442,15 @@
           <w:insideH w:val="single" w:color="auto" w:sz="4"/>
           <w:insideV w:val="single" w:color="auto" w:sz="4"/>
         </w:tblBorders>
+        <w:tblLayout w:type="fixed"/>
       </w:tblPr>
       <w:tblGrid>
-        <w:gridCol w:w="100"/>
+        <w:gridCol w:w="9000"/>
       </w:tblGrid>
       <w:tr>
         <w:tc>
           <w:tcPr>
-            <w:tcW w:type="pct" w:w="100%"/>
+            <w:tcW w:type="dxa" w:w="9000"/>
             <w:tcBorders>
               <w:top w:val="none" w:color="FFFFFF" w:sz="0"/>
               <w:left w:val="none" w:color="FFFFFF" w:sz="0"/>
@@ -1483,7 +1486,7 @@
       <w:tr>
         <w:tc>
           <w:tcPr>
-            <w:tcW w:type="pct" w:w="100%"/>
+            <w:tcW w:type="dxa" w:w="9000"/>
             <w:tcBorders>
               <w:top w:val="none" w:color="FFFFFF" w:sz="0"/>
               <w:left w:val="single" w:color="EA580C" w:sz="24"/>
@@ -1555,7 +1558,7 @@
     </w:p>
     <w:tbl>
       <w:tblPr>
-        <w:tblW w:type="pct" w:w="100%"/>
+        <w:tblW w:type="dxa" w:w="9000"/>
         <w:tblBorders>
           <w:top w:val="single" w:color="auto" w:sz="4"/>
           <w:left w:val="single" w:color="auto" w:sz="4"/>
@@ -1564,14 +1567,15 @@
           <w:insideH w:val="single" w:color="auto" w:sz="4"/>
           <w:insideV w:val="single" w:color="auto" w:sz="4"/>
         </w:tblBorders>
+        <w:tblLayout w:type="fixed"/>
       </w:tblPr>
       <w:tblGrid>
-        <w:gridCol w:w="100"/>
+        <w:gridCol w:w="9000"/>
       </w:tblGrid>
       <w:tr>
         <w:tc>
           <w:tcPr>
-            <w:tcW w:type="pct" w:w="100%"/>
+            <w:tcW w:type="dxa" w:w="9000"/>
             <w:tcBorders>
               <w:top w:val="none" w:color="FFFFFF" w:sz="0"/>
               <w:left w:val="none" w:color="FFFFFF" w:sz="0"/>
@@ -1607,7 +1611,7 @@
       <w:tr>
         <w:tc>
           <w:tcPr>
-            <w:tcW w:type="pct" w:w="100%"/>
+            <w:tcW w:type="dxa" w:w="9000"/>
             <w:tcBorders>
               <w:top w:val="none" w:color="FFFFFF" w:sz="0"/>
               <w:left w:val="single" w:color="EA580C" w:sz="24"/>
@@ -1641,7 +1645,7 @@
       <w:tr>
         <w:tc>
           <w:tcPr>
-            <w:tcW w:type="pct" w:w="100%"/>
+            <w:tcW w:type="dxa" w:w="9000"/>
             <w:tcBorders>
               <w:top w:val="none" w:color="FFFFFF" w:sz="0"/>
               <w:left w:val="single" w:color="EA580C" w:sz="24"/>
@@ -1695,7 +1699,7 @@
     </w:p>
     <w:tbl>
       <w:tblPr>
-        <w:tblW w:type="pct" w:w="100%"/>
+        <w:tblW w:type="dxa" w:w="9000"/>
         <w:tblBorders>
           <w:top w:val="single" w:color="auto" w:sz="4"/>
           <w:left w:val="single" w:color="auto" w:sz="4"/>
@@ -1704,14 +1708,15 @@
           <w:insideH w:val="single" w:color="auto" w:sz="4"/>
           <w:insideV w:val="single" w:color="auto" w:sz="4"/>
         </w:tblBorders>
+        <w:tblLayout w:type="fixed"/>
       </w:tblPr>
       <w:tblGrid>
-        <w:gridCol w:w="100"/>
+        <w:gridCol w:w="9000"/>
       </w:tblGrid>
       <w:tr>
         <w:tc>
           <w:tcPr>
-            <w:tcW w:type="pct" w:w="100%"/>
+            <w:tcW w:type="dxa" w:w="9000"/>
             <w:tcBorders>
               <w:top w:val="none" w:color="FFFFFF" w:sz="0"/>
               <w:left w:val="none" w:color="FFFFFF" w:sz="0"/>
@@ -1747,7 +1752,7 @@
       <w:tr>
         <w:tc>
           <w:tcPr>
-            <w:tcW w:type="pct" w:w="100%"/>
+            <w:tcW w:type="dxa" w:w="9000"/>
             <w:tcBorders>
               <w:top w:val="none" w:color="FFFFFF" w:sz="0"/>
               <w:left w:val="single" w:color="EA580C" w:sz="24"/>
@@ -1781,7 +1786,7 @@
       <w:tr>
         <w:tc>
           <w:tcPr>
-            <w:tcW w:type="pct" w:w="100%"/>
+            <w:tcW w:type="dxa" w:w="9000"/>
             <w:tcBorders>
               <w:top w:val="none" w:color="FFFFFF" w:sz="0"/>
               <w:left w:val="single" w:color="EA580C" w:sz="24"/>
@@ -1815,7 +1820,7 @@
       <w:tr>
         <w:tc>
           <w:tcPr>
-            <w:tcW w:type="pct" w:w="100%"/>
+            <w:tcW w:type="dxa" w:w="9000"/>
             <w:tcBorders>
               <w:top w:val="none" w:color="FFFFFF" w:sz="0"/>
               <w:left w:val="single" w:color="EA580C" w:sz="24"/>
@@ -1849,7 +1854,7 @@
       <w:tr>
         <w:tc>
           <w:tcPr>
-            <w:tcW w:type="pct" w:w="100%"/>
+            <w:tcW w:type="dxa" w:w="9000"/>
             <w:tcBorders>
               <w:top w:val="none" w:color="FFFFFF" w:sz="0"/>
               <w:left w:val="single" w:color="EA580C" w:sz="24"/>
@@ -1883,7 +1888,7 @@
       <w:tr>
         <w:tc>
           <w:tcPr>
-            <w:tcW w:type="pct" w:w="100%"/>
+            <w:tcW w:type="dxa" w:w="9000"/>
             <w:tcBorders>
               <w:top w:val="none" w:color="FFFFFF" w:sz="0"/>
               <w:left w:val="single" w:color="EA580C" w:sz="24"/>
@@ -1917,7 +1922,7 @@
       <w:tr>
         <w:tc>
           <w:tcPr>
-            <w:tcW w:type="pct" w:w="100%"/>
+            <w:tcW w:type="dxa" w:w="9000"/>
             <w:tcBorders>
               <w:top w:val="none" w:color="FFFFFF" w:sz="0"/>
               <w:left w:val="single" w:color="EA580C" w:sz="24"/>
@@ -1951,7 +1956,7 @@
       <w:tr>
         <w:tc>
           <w:tcPr>
-            <w:tcW w:type="pct" w:w="100%"/>
+            <w:tcW w:type="dxa" w:w="9000"/>
             <w:tcBorders>
               <w:top w:val="none" w:color="FFFFFF" w:sz="0"/>
               <w:left w:val="single" w:color="EA580C" w:sz="24"/>
@@ -2005,7 +2010,7 @@
     </w:p>
     <w:tbl>
       <w:tblPr>
-        <w:tblW w:type="pct" w:w="100%"/>
+        <w:tblW w:type="dxa" w:w="9000"/>
         <w:tblBorders>
           <w:top w:val="single" w:color="auto" w:sz="4"/>
           <w:left w:val="single" w:color="auto" w:sz="4"/>
@@ -2014,14 +2019,15 @@
           <w:insideH w:val="single" w:color="auto" w:sz="4"/>
           <w:insideV w:val="single" w:color="auto" w:sz="4"/>
         </w:tblBorders>
+        <w:tblLayout w:type="fixed"/>
       </w:tblPr>
       <w:tblGrid>
-        <w:gridCol w:w="100"/>
+        <w:gridCol w:w="9000"/>
       </w:tblGrid>
       <w:tr>
         <w:tc>
           <w:tcPr>
-            <w:tcW w:type="pct" w:w="100%"/>
+            <w:tcW w:type="dxa" w:w="9000"/>
             <w:tcBorders>
               <w:top w:val="none" w:color="FFFFFF" w:sz="0"/>
               <w:left w:val="none" w:color="FFFFFF" w:sz="0"/>
@@ -2057,7 +2063,7 @@
       <w:tr>
         <w:tc>
           <w:tcPr>
-            <w:tcW w:type="pct" w:w="100%"/>
+            <w:tcW w:type="dxa" w:w="9000"/>
             <w:tcBorders>
               <w:top w:val="none" w:color="FFFFFF" w:sz="0"/>
               <w:left w:val="single" w:color="EA580C" w:sz="24"/>
@@ -2091,7 +2097,7 @@
       <w:tr>
         <w:tc>
           <w:tcPr>
-            <w:tcW w:type="pct" w:w="100%"/>
+            <w:tcW w:type="dxa" w:w="9000"/>
             <w:tcBorders>
               <w:top w:val="none" w:color="FFFFFF" w:sz="0"/>
               <w:left w:val="single" w:color="EA580C" w:sz="24"/>
@@ -2125,7 +2131,7 @@
       <w:tr>
         <w:tc>
           <w:tcPr>
-            <w:tcW w:type="pct" w:w="100%"/>
+            <w:tcW w:type="dxa" w:w="9000"/>
             <w:tcBorders>
               <w:top w:val="none" w:color="FFFFFF" w:sz="0"/>
               <w:left w:val="single" w:color="EA580C" w:sz="24"/>
@@ -2159,7 +2165,7 @@
       <w:tr>
         <w:tc>
           <w:tcPr>
-            <w:tcW w:type="pct" w:w="100%"/>
+            <w:tcW w:type="dxa" w:w="9000"/>
             <w:tcBorders>
               <w:top w:val="none" w:color="FFFFFF" w:sz="0"/>
               <w:left w:val="single" w:color="EA580C" w:sz="24"/>
@@ -2231,7 +2237,7 @@
     </w:p>
     <w:tbl>
       <w:tblPr>
-        <w:tblW w:type="pct" w:w="100%"/>
+        <w:tblW w:type="dxa" w:w="9000"/>
         <w:tblBorders>
           <w:top w:val="single" w:color="auto" w:sz="4"/>
           <w:left w:val="single" w:color="auto" w:sz="4"/>
@@ -2240,14 +2246,15 @@
           <w:insideH w:val="single" w:color="auto" w:sz="4"/>
           <w:insideV w:val="single" w:color="auto" w:sz="4"/>
         </w:tblBorders>
+        <w:tblLayout w:type="fixed"/>
       </w:tblPr>
       <w:tblGrid>
-        <w:gridCol w:w="100"/>
+        <w:gridCol w:w="9000"/>
       </w:tblGrid>
       <w:tr>
         <w:tc>
           <w:tcPr>
-            <w:tcW w:type="pct" w:w="100%"/>
+            <w:tcW w:type="dxa" w:w="9000"/>
             <w:tcBorders>
               <w:top w:val="none" w:color="FFFFFF" w:sz="0"/>
               <w:left w:val="none" w:color="FFFFFF" w:sz="0"/>
@@ -2283,7 +2290,7 @@
       <w:tr>
         <w:tc>
           <w:tcPr>
-            <w:tcW w:type="pct" w:w="100%"/>
+            <w:tcW w:type="dxa" w:w="9000"/>
             <w:tcBorders>
               <w:top w:val="none" w:color="FFFFFF" w:sz="0"/>
               <w:left w:val="single" w:color="EA580C" w:sz="24"/>
@@ -2317,7 +2324,7 @@
       <w:tr>
         <w:tc>
           <w:tcPr>
-            <w:tcW w:type="pct" w:w="100%"/>
+            <w:tcW w:type="dxa" w:w="9000"/>
             <w:tcBorders>
               <w:top w:val="none" w:color="FFFFFF" w:sz="0"/>
               <w:left w:val="single" w:color="EA580C" w:sz="24"/>
@@ -2351,7 +2358,7 @@
       <w:tr>
         <w:tc>
           <w:tcPr>
-            <w:tcW w:type="pct" w:w="100%"/>
+            <w:tcW w:type="dxa" w:w="9000"/>
             <w:tcBorders>
               <w:top w:val="none" w:color="FFFFFF" w:sz="0"/>
               <w:left w:val="single" w:color="EA580C" w:sz="24"/>
@@ -2385,7 +2392,7 @@
       <w:tr>
         <w:tc>
           <w:tcPr>
-            <w:tcW w:type="pct" w:w="100%"/>
+            <w:tcW w:type="dxa" w:w="9000"/>
             <w:tcBorders>
               <w:top w:val="none" w:color="FFFFFF" w:sz="0"/>
               <w:left w:val="single" w:color="EA580C" w:sz="24"/>
@@ -2457,7 +2464,7 @@
     </w:p>
     <w:tbl>
       <w:tblPr>
-        <w:tblW w:type="pct" w:w="100%"/>
+        <w:tblW w:type="dxa" w:w="9000"/>
         <w:tblBorders>
           <w:top w:val="single" w:color="auto" w:sz="4"/>
           <w:left w:val="single" w:color="auto" w:sz="4"/>
@@ -2466,14 +2473,15 @@
           <w:insideH w:val="single" w:color="auto" w:sz="4"/>
           <w:insideV w:val="single" w:color="auto" w:sz="4"/>
         </w:tblBorders>
+        <w:tblLayout w:type="fixed"/>
       </w:tblPr>
       <w:tblGrid>
-        <w:gridCol w:w="100"/>
+        <w:gridCol w:w="9000"/>
       </w:tblGrid>
       <w:tr>
         <w:tc>
           <w:tcPr>
-            <w:tcW w:type="pct" w:w="100%"/>
+            <w:tcW w:type="dxa" w:w="9000"/>
             <w:tcBorders>
               <w:top w:val="none" w:color="FFFFFF" w:sz="0"/>
               <w:left w:val="none" w:color="FFFFFF" w:sz="0"/>
@@ -2509,7 +2517,7 @@
       <w:tr>
         <w:tc>
           <w:tcPr>
-            <w:tcW w:type="pct" w:w="100%"/>
+            <w:tcW w:type="dxa" w:w="9000"/>
             <w:tcBorders>
               <w:top w:val="none" w:color="FFFFFF" w:sz="0"/>
               <w:left w:val="single" w:color="EA580C" w:sz="24"/>
@@ -2543,7 +2551,7 @@
       <w:tr>
         <w:tc>
           <w:tcPr>
-            <w:tcW w:type="pct" w:w="100%"/>
+            <w:tcW w:type="dxa" w:w="9000"/>
             <w:tcBorders>
               <w:top w:val="none" w:color="FFFFFF" w:sz="0"/>
               <w:left w:val="single" w:color="EA580C" w:sz="24"/>
@@ -2577,7 +2585,7 @@
       <w:tr>
         <w:tc>
           <w:tcPr>
-            <w:tcW w:type="pct" w:w="100%"/>
+            <w:tcW w:type="dxa" w:w="9000"/>
             <w:tcBorders>
               <w:top w:val="none" w:color="FFFFFF" w:sz="0"/>
               <w:left w:val="single" w:color="EA580C" w:sz="24"/>
@@ -2611,7 +2619,7 @@
       <w:tr>
         <w:tc>
           <w:tcPr>
-            <w:tcW w:type="pct" w:w="100%"/>
+            <w:tcW w:type="dxa" w:w="9000"/>
             <w:tcBorders>
               <w:top w:val="none" w:color="FFFFFF" w:sz="0"/>
               <w:left w:val="single" w:color="EA580C" w:sz="24"/>
@@ -2645,7 +2653,7 @@
       <w:tr>
         <w:tc>
           <w:tcPr>
-            <w:tcW w:type="pct" w:w="100%"/>
+            <w:tcW w:type="dxa" w:w="9000"/>
             <w:tcBorders>
               <w:top w:val="none" w:color="FFFFFF" w:sz="0"/>
               <w:left w:val="single" w:color="EA580C" w:sz="24"/>
@@ -2679,7 +2687,7 @@
       <w:tr>
         <w:tc>
           <w:tcPr>
-            <w:tcW w:type="pct" w:w="100%"/>
+            <w:tcW w:type="dxa" w:w="9000"/>
             <w:tcBorders>
               <w:top w:val="none" w:color="FFFFFF" w:sz="0"/>
               <w:left w:val="single" w:color="EA580C" w:sz="24"/>
@@ -2713,7 +2721,7 @@
       <w:tr>
         <w:tc>
           <w:tcPr>
-            <w:tcW w:type="pct" w:w="100%"/>
+            <w:tcW w:type="dxa" w:w="9000"/>
             <w:tcBorders>
               <w:top w:val="none" w:color="FFFFFF" w:sz="0"/>
               <w:left w:val="single" w:color="EA580C" w:sz="24"/>
@@ -2747,7 +2755,7 @@
       <w:tr>
         <w:tc>
           <w:tcPr>
-            <w:tcW w:type="pct" w:w="100%"/>
+            <w:tcW w:type="dxa" w:w="9000"/>
             <w:tcBorders>
               <w:top w:val="none" w:color="FFFFFF" w:sz="0"/>
               <w:left w:val="single" w:color="EA580C" w:sz="24"/>
@@ -2781,7 +2789,7 @@
       <w:tr>
         <w:tc>
           <w:tcPr>
-            <w:tcW w:type="pct" w:w="100%"/>
+            <w:tcW w:type="dxa" w:w="9000"/>
             <w:tcBorders>
               <w:top w:val="none" w:color="FFFFFF" w:sz="0"/>
               <w:left w:val="single" w:color="EA580C" w:sz="24"/>
@@ -2868,7 +2876,7 @@
     </w:p>
     <w:tbl>
       <w:tblPr>
-        <w:tblW w:type="pct" w:w="100%"/>
+        <w:tblW w:type="dxa" w:w="9000"/>
         <w:tblBorders>
           <w:top w:val="single" w:color="auto" w:sz="4"/>
           <w:left w:val="single" w:color="auto" w:sz="4"/>
@@ -2877,14 +2885,15 @@
           <w:insideH w:val="single" w:color="auto" w:sz="4"/>
           <w:insideV w:val="single" w:color="auto" w:sz="4"/>
         </w:tblBorders>
+        <w:tblLayout w:type="fixed"/>
       </w:tblPr>
       <w:tblGrid>
-        <w:gridCol w:w="100"/>
+        <w:gridCol w:w="9000"/>
       </w:tblGrid>
       <w:tr>
         <w:tc>
           <w:tcPr>
-            <w:tcW w:type="pct" w:w="100%"/>
+            <w:tcW w:type="dxa" w:w="9000"/>
             <w:tcBorders>
               <w:top w:val="none" w:color="FFFFFF" w:sz="0"/>
               <w:left w:val="none" w:color="FFFFFF" w:sz="0"/>
@@ -2920,7 +2929,7 @@
       <w:tr>
         <w:tc>
           <w:tcPr>
-            <w:tcW w:type="pct" w:w="100%"/>
+            <w:tcW w:type="dxa" w:w="9000"/>
             <w:tcBorders>
               <w:top w:val="none" w:color="FFFFFF" w:sz="0"/>
               <w:left w:val="single" w:color="EA580C" w:sz="24"/>
@@ -2954,7 +2963,7 @@
       <w:tr>
         <w:tc>
           <w:tcPr>
-            <w:tcW w:type="pct" w:w="100%"/>
+            <w:tcW w:type="dxa" w:w="9000"/>
             <w:tcBorders>
               <w:top w:val="none" w:color="FFFFFF" w:sz="0"/>
               <w:left w:val="single" w:color="EA580C" w:sz="24"/>
@@ -2988,7 +2997,7 @@
       <w:tr>
         <w:tc>
           <w:tcPr>
-            <w:tcW w:type="pct" w:w="100%"/>
+            <w:tcW w:type="dxa" w:w="9000"/>
             <w:tcBorders>
               <w:top w:val="none" w:color="FFFFFF" w:sz="0"/>
               <w:left w:val="single" w:color="EA580C" w:sz="24"/>
@@ -3022,7 +3031,7 @@
       <w:tr>
         <w:tc>
           <w:tcPr>
-            <w:tcW w:type="pct" w:w="100%"/>
+            <w:tcW w:type="dxa" w:w="9000"/>
             <w:tcBorders>
               <w:top w:val="none" w:color="FFFFFF" w:sz="0"/>
               <w:left w:val="single" w:color="EA580C" w:sz="24"/>
@@ -3056,7 +3065,7 @@
       <w:tr>
         <w:tc>
           <w:tcPr>
-            <w:tcW w:type="pct" w:w="100%"/>
+            <w:tcW w:type="dxa" w:w="9000"/>
             <w:tcBorders>
               <w:top w:val="none" w:color="FFFFFF" w:sz="0"/>
               <w:left w:val="single" w:color="EA580C" w:sz="24"/>
@@ -3090,7 +3099,7 @@
       <w:tr>
         <w:tc>
           <w:tcPr>
-            <w:tcW w:type="pct" w:w="100%"/>
+            <w:tcW w:type="dxa" w:w="9000"/>
             <w:tcBorders>
               <w:top w:val="none" w:color="FFFFFF" w:sz="0"/>
               <w:left w:val="single" w:color="EA580C" w:sz="24"/>
@@ -3124,7 +3133,7 @@
       <w:tr>
         <w:tc>
           <w:tcPr>
-            <w:tcW w:type="pct" w:w="100%"/>
+            <w:tcW w:type="dxa" w:w="9000"/>
             <w:tcBorders>
               <w:top w:val="none" w:color="FFFFFF" w:sz="0"/>
               <w:left w:val="single" w:color="EA580C" w:sz="24"/>
@@ -3158,7 +3167,7 @@
       <w:tr>
         <w:tc>
           <w:tcPr>
-            <w:tcW w:type="pct" w:w="100%"/>
+            <w:tcW w:type="dxa" w:w="9000"/>
             <w:tcBorders>
               <w:top w:val="none" w:color="FFFFFF" w:sz="0"/>
               <w:left w:val="single" w:color="EA580C" w:sz="24"/>
@@ -3192,7 +3201,7 @@
       <w:tr>
         <w:tc>
           <w:tcPr>
-            <w:tcW w:type="pct" w:w="100%"/>
+            <w:tcW w:type="dxa" w:w="9000"/>
             <w:tcBorders>
               <w:top w:val="none" w:color="FFFFFF" w:sz="0"/>
               <w:left w:val="single" w:color="EA580C" w:sz="24"/>
@@ -3226,7 +3235,7 @@
       <w:tr>
         <w:tc>
           <w:tcPr>
-            <w:tcW w:type="pct" w:w="100%"/>
+            <w:tcW w:type="dxa" w:w="9000"/>
             <w:tcBorders>
               <w:top w:val="none" w:color="FFFFFF" w:sz="0"/>
               <w:left w:val="single" w:color="EA580C" w:sz="24"/>
@@ -3260,7 +3269,7 @@
       <w:tr>
         <w:tc>
           <w:tcPr>
-            <w:tcW w:type="pct" w:w="100%"/>
+            <w:tcW w:type="dxa" w:w="9000"/>
             <w:tcBorders>
               <w:top w:val="none" w:color="FFFFFF" w:sz="0"/>
               <w:left w:val="single" w:color="EA580C" w:sz="24"/>
@@ -3294,7 +3303,7 @@
       <w:tr>
         <w:tc>
           <w:tcPr>
-            <w:tcW w:type="pct" w:w="100%"/>
+            <w:tcW w:type="dxa" w:w="9000"/>
             <w:tcBorders>
               <w:top w:val="none" w:color="FFFFFF" w:sz="0"/>
               <w:left w:val="single" w:color="EA580C" w:sz="24"/>
@@ -3328,7 +3337,7 @@
       <w:tr>
         <w:tc>
           <w:tcPr>
-            <w:tcW w:type="pct" w:w="100%"/>
+            <w:tcW w:type="dxa" w:w="9000"/>
             <w:tcBorders>
               <w:top w:val="none" w:color="FFFFFF" w:sz="0"/>
               <w:left w:val="single" w:color="EA580C" w:sz="24"/>
@@ -3362,7 +3371,7 @@
       <w:tr>
         <w:tc>
           <w:tcPr>
-            <w:tcW w:type="pct" w:w="100%"/>
+            <w:tcW w:type="dxa" w:w="9000"/>
             <w:tcBorders>
               <w:top w:val="none" w:color="FFFFFF" w:sz="0"/>
               <w:left w:val="single" w:color="EA580C" w:sz="24"/>
@@ -3396,7 +3405,7 @@
       <w:tr>
         <w:tc>
           <w:tcPr>
-            <w:tcW w:type="pct" w:w="100%"/>
+            <w:tcW w:type="dxa" w:w="9000"/>
             <w:tcBorders>
               <w:top w:val="none" w:color="FFFFFF" w:sz="0"/>
               <w:left w:val="single" w:color="EA580C" w:sz="24"/>
@@ -3468,7 +3477,7 @@
     </w:p>
     <w:tbl>
       <w:tblPr>
-        <w:tblW w:type="pct" w:w="100%"/>
+        <w:tblW w:type="dxa" w:w="9000"/>
         <w:tblBorders>
           <w:top w:val="single" w:color="auto" w:sz="4"/>
           <w:left w:val="single" w:color="auto" w:sz="4"/>
@@ -3477,14 +3486,15 @@
           <w:insideH w:val="single" w:color="auto" w:sz="4"/>
           <w:insideV w:val="single" w:color="auto" w:sz="4"/>
         </w:tblBorders>
+        <w:tblLayout w:type="fixed"/>
       </w:tblPr>
       <w:tblGrid>
-        <w:gridCol w:w="100"/>
+        <w:gridCol w:w="9000"/>
       </w:tblGrid>
       <w:tr>
         <w:tc>
           <w:tcPr>
-            <w:tcW w:type="pct" w:w="100%"/>
+            <w:tcW w:type="dxa" w:w="9000"/>
             <w:tcBorders>
               <w:top w:val="none" w:color="FFFFFF" w:sz="0"/>
               <w:left w:val="none" w:color="FFFFFF" w:sz="0"/>
@@ -3520,7 +3530,7 @@
       <w:tr>
         <w:tc>
           <w:tcPr>
-            <w:tcW w:type="pct" w:w="100%"/>
+            <w:tcW w:type="dxa" w:w="9000"/>
             <w:tcBorders>
               <w:top w:val="none" w:color="FFFFFF" w:sz="0"/>
               <w:left w:val="single" w:color="EA580C" w:sz="24"/>
@@ -3554,7 +3564,7 @@
       <w:tr>
         <w:tc>
           <w:tcPr>
-            <w:tcW w:type="pct" w:w="100%"/>
+            <w:tcW w:type="dxa" w:w="9000"/>
             <w:tcBorders>
               <w:top w:val="none" w:color="FFFFFF" w:sz="0"/>
               <w:left w:val="single" w:color="EA580C" w:sz="24"/>
@@ -3588,7 +3598,7 @@
       <w:tr>
         <w:tc>
           <w:tcPr>
-            <w:tcW w:type="pct" w:w="100%"/>
+            <w:tcW w:type="dxa" w:w="9000"/>
             <w:tcBorders>
               <w:top w:val="none" w:color="FFFFFF" w:sz="0"/>
               <w:left w:val="single" w:color="EA580C" w:sz="24"/>
@@ -3622,7 +3632,7 @@
       <w:tr>
         <w:tc>
           <w:tcPr>
-            <w:tcW w:type="pct" w:w="100%"/>
+            <w:tcW w:type="dxa" w:w="9000"/>
             <w:tcBorders>
               <w:top w:val="none" w:color="FFFFFF" w:sz="0"/>
               <w:left w:val="single" w:color="EA580C" w:sz="24"/>
@@ -3709,7 +3719,7 @@
     </w:p>
     <w:tbl>
       <w:tblPr>
-        <w:tblW w:type="pct" w:w="100%"/>
+        <w:tblW w:type="dxa" w:w="9000"/>
         <w:tblBorders>
           <w:top w:val="single" w:color="auto" w:sz="4"/>
           <w:left w:val="single" w:color="auto" w:sz="4"/>
@@ -3718,14 +3728,15 @@
           <w:insideH w:val="single" w:color="auto" w:sz="4"/>
           <w:insideV w:val="single" w:color="auto" w:sz="4"/>
         </w:tblBorders>
+        <w:tblLayout w:type="fixed"/>
       </w:tblPr>
       <w:tblGrid>
-        <w:gridCol w:w="100"/>
+        <w:gridCol w:w="9000"/>
       </w:tblGrid>
       <w:tr>
         <w:tc>
           <w:tcPr>
-            <w:tcW w:type="pct" w:w="100%"/>
+            <w:tcW w:type="dxa" w:w="9000"/>
             <w:tcBorders>
               <w:top w:val="none" w:color="FFFFFF" w:sz="0"/>
               <w:left w:val="none" w:color="FFFFFF" w:sz="0"/>
@@ -3761,7 +3772,7 @@
       <w:tr>
         <w:tc>
           <w:tcPr>
-            <w:tcW w:type="pct" w:w="100%"/>
+            <w:tcW w:type="dxa" w:w="9000"/>
             <w:tcBorders>
               <w:top w:val="none" w:color="FFFFFF" w:sz="0"/>
               <w:left w:val="single" w:color="EA580C" w:sz="24"/>
@@ -3795,7 +3806,7 @@
       <w:tr>
         <w:tc>
           <w:tcPr>
-            <w:tcW w:type="pct" w:w="100%"/>
+            <w:tcW w:type="dxa" w:w="9000"/>
             <w:tcBorders>
               <w:top w:val="none" w:color="FFFFFF" w:sz="0"/>
               <w:left w:val="single" w:color="EA580C" w:sz="24"/>
@@ -3829,7 +3840,7 @@
       <w:tr>
         <w:tc>
           <w:tcPr>
-            <w:tcW w:type="pct" w:w="100%"/>
+            <w:tcW w:type="dxa" w:w="9000"/>
             <w:tcBorders>
               <w:top w:val="none" w:color="FFFFFF" w:sz="0"/>
               <w:left w:val="single" w:color="EA580C" w:sz="24"/>
@@ -3863,7 +3874,7 @@
       <w:tr>
         <w:tc>
           <w:tcPr>
-            <w:tcW w:type="pct" w:w="100%"/>
+            <w:tcW w:type="dxa" w:w="9000"/>
             <w:tcBorders>
               <w:top w:val="none" w:color="FFFFFF" w:sz="0"/>
               <w:left w:val="single" w:color="EA580C" w:sz="24"/>
@@ -3935,7 +3946,7 @@
     </w:p>
     <w:tbl>
       <w:tblPr>
-        <w:tblW w:type="pct" w:w="100%"/>
+        <w:tblW w:type="dxa" w:w="9000"/>
         <w:tblBorders>
           <w:top w:val="single" w:color="CBD5E1" w:sz="4"/>
           <w:left w:val="single" w:color="CBD5E1" w:sz="4"/>
@@ -3944,11 +3955,12 @@
           <w:insideH w:val="single" w:color="CBD5E1" w:sz="4"/>
           <w:insideV w:val="single" w:color="CBD5E1" w:sz="4"/>
         </w:tblBorders>
+        <w:tblLayout w:type="fixed"/>
       </w:tblPr>
       <w:tblGrid>
-        <w:gridCol w:w="100"/>
-        <w:gridCol w:w="100"/>
-        <w:gridCol w:w="100"/>
+        <w:gridCol w:w="2430"/>
+        <w:gridCol w:w="3420"/>
+        <w:gridCol w:w="3150"/>
       </w:tblGrid>
       <w:tr>
         <w:trPr>
@@ -3956,7 +3968,7 @@
         </w:trPr>
         <w:tc>
           <w:tcPr>
-            <w:tcW w:type="pct" w:w="27%"/>
+            <w:tcW w:type="dxa" w:w="2430"/>
             <w:shd w:fill="1F2937" w:val="clear"/>
             <w:tcMar>
               <w:top w:type="dxa" w:w="100"/>
@@ -3985,7 +3997,7 @@
         </w:tc>
         <w:tc>
           <w:tcPr>
-            <w:tcW w:type="pct" w:w="38%"/>
+            <w:tcW w:type="dxa" w:w="3420"/>
             <w:shd w:fill="1F2937" w:val="clear"/>
             <w:tcMar>
               <w:top w:type="dxa" w:w="100"/>
@@ -4014,7 +4026,7 @@
         </w:tc>
         <w:tc>
           <w:tcPr>
-            <w:tcW w:type="pct" w:w="35%"/>
+            <w:tcW w:type="dxa" w:w="3150"/>
             <w:shd w:fill="1F2937" w:val="clear"/>
             <w:tcMar>
               <w:top w:type="dxa" w:w="100"/>
@@ -4045,7 +4057,7 @@
       <w:tr>
         <w:tc>
           <w:tcPr>
-            <w:tcW w:type="pct" w:w="27%"/>
+            <w:tcW w:type="dxa" w:w="2430"/>
             <w:tcMar>
               <w:top w:type="dxa" w:w="80"/>
               <w:left w:type="dxa" w:w="140"/>
@@ -4071,7 +4083,7 @@
         </w:tc>
         <w:tc>
           <w:tcPr>
-            <w:tcW w:type="pct" w:w="38%"/>
+            <w:tcW w:type="dxa" w:w="3420"/>
             <w:tcMar>
               <w:top w:type="dxa" w:w="80"/>
               <w:left w:type="dxa" w:w="140"/>
@@ -4097,7 +4109,7 @@
         </w:tc>
         <w:tc>
           <w:tcPr>
-            <w:tcW w:type="pct" w:w="35%"/>
+            <w:tcW w:type="dxa" w:w="3150"/>
             <w:tcMar>
               <w:top w:type="dxa" w:w="80"/>
               <w:left w:type="dxa" w:w="140"/>
@@ -4125,7 +4137,7 @@
       <w:tr>
         <w:tc>
           <w:tcPr>
-            <w:tcW w:type="pct" w:w="27%"/>
+            <w:tcW w:type="dxa" w:w="2430"/>
             <w:shd w:fill="F8FAFC" w:val="clear"/>
             <w:tcMar>
               <w:top w:type="dxa" w:w="80"/>
@@ -4152,7 +4164,7 @@
         </w:tc>
         <w:tc>
           <w:tcPr>
-            <w:tcW w:type="pct" w:w="38%"/>
+            <w:tcW w:type="dxa" w:w="3420"/>
             <w:shd w:fill="F8FAFC" w:val="clear"/>
             <w:tcMar>
               <w:top w:type="dxa" w:w="80"/>
@@ -4179,7 +4191,7 @@
         </w:tc>
         <w:tc>
           <w:tcPr>
-            <w:tcW w:type="pct" w:w="35%"/>
+            <w:tcW w:type="dxa" w:w="3150"/>
             <w:shd w:fill="F8FAFC" w:val="clear"/>
             <w:tcMar>
               <w:top w:type="dxa" w:w="80"/>
@@ -4208,7 +4220,7 @@
       <w:tr>
         <w:tc>
           <w:tcPr>
-            <w:tcW w:type="pct" w:w="27%"/>
+            <w:tcW w:type="dxa" w:w="2430"/>
             <w:tcMar>
               <w:top w:type="dxa" w:w="80"/>
               <w:left w:type="dxa" w:w="140"/>
@@ -4234,7 +4246,7 @@
         </w:tc>
         <w:tc>
           <w:tcPr>
-            <w:tcW w:type="pct" w:w="38%"/>
+            <w:tcW w:type="dxa" w:w="3420"/>
             <w:tcMar>
               <w:top w:type="dxa" w:w="80"/>
               <w:left w:type="dxa" w:w="140"/>
@@ -4260,7 +4272,7 @@
         </w:tc>
         <w:tc>
           <w:tcPr>
-            <w:tcW w:type="pct" w:w="35%"/>
+            <w:tcW w:type="dxa" w:w="3150"/>
             <w:tcMar>
               <w:top w:type="dxa" w:w="80"/>
               <w:left w:type="dxa" w:w="140"/>
@@ -4288,7 +4300,7 @@
       <w:tr>
         <w:tc>
           <w:tcPr>
-            <w:tcW w:type="pct" w:w="27%"/>
+            <w:tcW w:type="dxa" w:w="2430"/>
             <w:shd w:fill="F8FAFC" w:val="clear"/>
             <w:tcMar>
               <w:top w:type="dxa" w:w="80"/>
@@ -4315,7 +4327,7 @@
         </w:tc>
         <w:tc>
           <w:tcPr>
-            <w:tcW w:type="pct" w:w="38%"/>
+            <w:tcW w:type="dxa" w:w="3420"/>
             <w:shd w:fill="F8FAFC" w:val="clear"/>
             <w:tcMar>
               <w:top w:type="dxa" w:w="80"/>
@@ -4342,7 +4354,7 @@
         </w:tc>
         <w:tc>
           <w:tcPr>
-            <w:tcW w:type="pct" w:w="35%"/>
+            <w:tcW w:type="dxa" w:w="3150"/>
             <w:shd w:fill="F8FAFC" w:val="clear"/>
             <w:tcMar>
               <w:top w:type="dxa" w:w="80"/>
@@ -4371,7 +4383,7 @@
       <w:tr>
         <w:tc>
           <w:tcPr>
-            <w:tcW w:type="pct" w:w="27%"/>
+            <w:tcW w:type="dxa" w:w="2430"/>
             <w:tcMar>
               <w:top w:type="dxa" w:w="80"/>
               <w:left w:type="dxa" w:w="140"/>
@@ -4397,7 +4409,7 @@
         </w:tc>
         <w:tc>
           <w:tcPr>
-            <w:tcW w:type="pct" w:w="38%"/>
+            <w:tcW w:type="dxa" w:w="3420"/>
             <w:tcMar>
               <w:top w:type="dxa" w:w="80"/>
               <w:left w:type="dxa" w:w="140"/>
@@ -4423,7 +4435,7 @@
         </w:tc>
         <w:tc>
           <w:tcPr>
-            <w:tcW w:type="pct" w:w="35%"/>
+            <w:tcW w:type="dxa" w:w="3150"/>
             <w:tcMar>
               <w:top w:type="dxa" w:w="80"/>
               <w:left w:type="dxa" w:w="140"/>
@@ -4451,7 +4463,7 @@
       <w:tr>
         <w:tc>
           <w:tcPr>
-            <w:tcW w:type="pct" w:w="27%"/>
+            <w:tcW w:type="dxa" w:w="2430"/>
             <w:shd w:fill="F8FAFC" w:val="clear"/>
             <w:tcMar>
               <w:top w:type="dxa" w:w="80"/>
@@ -4478,7 +4490,7 @@
         </w:tc>
         <w:tc>
           <w:tcPr>
-            <w:tcW w:type="pct" w:w="38%"/>
+            <w:tcW w:type="dxa" w:w="3420"/>
             <w:shd w:fill="F8FAFC" w:val="clear"/>
             <w:tcMar>
               <w:top w:type="dxa" w:w="80"/>
@@ -4505,7 +4517,7 @@
         </w:tc>
         <w:tc>
           <w:tcPr>
-            <w:tcW w:type="pct" w:w="35%"/>
+            <w:tcW w:type="dxa" w:w="3150"/>
             <w:shd w:fill="F8FAFC" w:val="clear"/>
             <w:tcMar>
               <w:top w:type="dxa" w:w="80"/>
@@ -4534,7 +4546,7 @@
       <w:tr>
         <w:tc>
           <w:tcPr>
-            <w:tcW w:type="pct" w:w="27%"/>
+            <w:tcW w:type="dxa" w:w="2430"/>
             <w:tcMar>
               <w:top w:type="dxa" w:w="80"/>
               <w:left w:type="dxa" w:w="140"/>
@@ -4560,7 +4572,7 @@
         </w:tc>
         <w:tc>
           <w:tcPr>
-            <w:tcW w:type="pct" w:w="38%"/>
+            <w:tcW w:type="dxa" w:w="3420"/>
             <w:tcMar>
               <w:top w:type="dxa" w:w="80"/>
               <w:left w:type="dxa" w:w="140"/>
@@ -4586,7 +4598,7 @@
         </w:tc>
         <w:tc>
           <w:tcPr>
-            <w:tcW w:type="pct" w:w="35%"/>
+            <w:tcW w:type="dxa" w:w="3150"/>
             <w:tcMar>
               <w:top w:type="dxa" w:w="80"/>
               <w:left w:type="dxa" w:w="140"/>
@@ -4614,7 +4626,7 @@
       <w:tr>
         <w:tc>
           <w:tcPr>
-            <w:tcW w:type="pct" w:w="27%"/>
+            <w:tcW w:type="dxa" w:w="2430"/>
             <w:shd w:fill="F8FAFC" w:val="clear"/>
             <w:tcMar>
               <w:top w:type="dxa" w:w="80"/>
@@ -4641,7 +4653,7 @@
         </w:tc>
         <w:tc>
           <w:tcPr>
-            <w:tcW w:type="pct" w:w="38%"/>
+            <w:tcW w:type="dxa" w:w="3420"/>
             <w:shd w:fill="F8FAFC" w:val="clear"/>
             <w:tcMar>
               <w:top w:type="dxa" w:w="80"/>
@@ -4668,7 +4680,7 @@
         </w:tc>
         <w:tc>
           <w:tcPr>
-            <w:tcW w:type="pct" w:w="35%"/>
+            <w:tcW w:type="dxa" w:w="3150"/>
             <w:shd w:fill="F8FAFC" w:val="clear"/>
             <w:tcMar>
               <w:top w:type="dxa" w:w="80"/>
@@ -4752,7 +4764,7 @@
         <w:spacing w:after="100" w:before="100" w:line="320"/>
         <w:jc w:val="center"/>
       </w:pPr>
-      <w:hyperlink w:history="1" r:id="rId6ykpydirdfhprs9yr2scy">
+      <w:hyperlink w:history="1" r:id="rId7gizflm_ujan-jznjfyv7">
         <w:r>
           <w:rPr>
             <w:rFonts w:ascii="Consolas" w:cs="Consolas" w:eastAsia="Consolas" w:hAnsi="Consolas"/>
@@ -4817,7 +4829,7 @@
     </w:p>
     <w:tbl>
       <w:tblPr>
-        <w:tblW w:type="pct" w:w="100%"/>
+        <w:tblW w:type="dxa" w:w="9000"/>
         <w:tblBorders>
           <w:top w:val="single" w:color="CBD5E1" w:sz="4"/>
           <w:left w:val="single" w:color="CBD5E1" w:sz="4"/>
@@ -4826,11 +4838,12 @@
           <w:insideH w:val="single" w:color="CBD5E1" w:sz="4"/>
           <w:insideV w:val="single" w:color="CBD5E1" w:sz="4"/>
         </w:tblBorders>
+        <w:tblLayout w:type="fixed"/>
       </w:tblPr>
       <w:tblGrid>
-        <w:gridCol w:w="100"/>
-        <w:gridCol w:w="100"/>
-        <w:gridCol w:w="100"/>
+        <w:gridCol w:w="3600"/>
+        <w:gridCol w:w="1080"/>
+        <w:gridCol w:w="4320"/>
       </w:tblGrid>
       <w:tr>
         <w:trPr>
@@ -4838,7 +4851,7 @@
         </w:trPr>
         <w:tc>
           <w:tcPr>
-            <w:tcW w:type="pct" w:w="40%"/>
+            <w:tcW w:type="dxa" w:w="3600"/>
             <w:shd w:fill="1F2937" w:val="clear"/>
             <w:tcMar>
               <w:top w:type="dxa" w:w="100"/>
@@ -4867,7 +4880,7 @@
         </w:tc>
         <w:tc>
           <w:tcPr>
-            <w:tcW w:type="pct" w:w="12%"/>
+            <w:tcW w:type="dxa" w:w="1080"/>
             <w:shd w:fill="1F2937" w:val="clear"/>
             <w:tcMar>
               <w:top w:type="dxa" w:w="100"/>
@@ -4896,7 +4909,7 @@
         </w:tc>
         <w:tc>
           <w:tcPr>
-            <w:tcW w:type="pct" w:w="48%"/>
+            <w:tcW w:type="dxa" w:w="4320"/>
             <w:shd w:fill="1F2937" w:val="clear"/>
             <w:tcMar>
               <w:top w:type="dxa" w:w="100"/>
@@ -4927,7 +4940,7 @@
       <w:tr>
         <w:tc>
           <w:tcPr>
-            <w:tcW w:type="pct" w:w="40%"/>
+            <w:tcW w:type="dxa" w:w="3600"/>
             <w:tcMar>
               <w:top w:type="dxa" w:w="80"/>
               <w:left w:type="dxa" w:w="140"/>
@@ -4953,7 +4966,7 @@
         </w:tc>
         <w:tc>
           <w:tcPr>
-            <w:tcW w:type="pct" w:w="12%"/>
+            <w:tcW w:type="dxa" w:w="1080"/>
             <w:tcMar>
               <w:top w:type="dxa" w:w="80"/>
               <w:left w:type="dxa" w:w="140"/>
@@ -4979,7 +4992,7 @@
         </w:tc>
         <w:tc>
           <w:tcPr>
-            <w:tcW w:type="pct" w:w="48%"/>
+            <w:tcW w:type="dxa" w:w="4320"/>
             <w:tcMar>
               <w:top w:type="dxa" w:w="80"/>
               <w:left w:type="dxa" w:w="140"/>
@@ -5007,7 +5020,7 @@
       <w:tr>
         <w:tc>
           <w:tcPr>
-            <w:tcW w:type="pct" w:w="40%"/>
+            <w:tcW w:type="dxa" w:w="3600"/>
             <w:shd w:fill="F8FAFC" w:val="clear"/>
             <w:tcMar>
               <w:top w:type="dxa" w:w="80"/>
@@ -5034,7 +5047,7 @@
         </w:tc>
         <w:tc>
           <w:tcPr>
-            <w:tcW w:type="pct" w:w="12%"/>
+            <w:tcW w:type="dxa" w:w="1080"/>
             <w:shd w:fill="F8FAFC" w:val="clear"/>
             <w:tcMar>
               <w:top w:type="dxa" w:w="80"/>
@@ -5061,7 +5074,7 @@
         </w:tc>
         <w:tc>
           <w:tcPr>
-            <w:tcW w:type="pct" w:w="48%"/>
+            <w:tcW w:type="dxa" w:w="4320"/>
             <w:shd w:fill="F8FAFC" w:val="clear"/>
             <w:tcMar>
               <w:top w:type="dxa" w:w="80"/>
@@ -5090,7 +5103,7 @@
       <w:tr>
         <w:tc>
           <w:tcPr>
-            <w:tcW w:type="pct" w:w="40%"/>
+            <w:tcW w:type="dxa" w:w="3600"/>
             <w:tcMar>
               <w:top w:type="dxa" w:w="80"/>
               <w:left w:type="dxa" w:w="140"/>
@@ -5116,7 +5129,7 @@
         </w:tc>
         <w:tc>
           <w:tcPr>
-            <w:tcW w:type="pct" w:w="12%"/>
+            <w:tcW w:type="dxa" w:w="1080"/>
             <w:tcMar>
               <w:top w:type="dxa" w:w="80"/>
               <w:left w:type="dxa" w:w="140"/>
@@ -5142,7 +5155,7 @@
         </w:tc>
         <w:tc>
           <w:tcPr>
-            <w:tcW w:type="pct" w:w="48%"/>
+            <w:tcW w:type="dxa" w:w="4320"/>
             <w:tcMar>
               <w:top w:type="dxa" w:w="80"/>
               <w:left w:type="dxa" w:w="140"/>
@@ -5170,7 +5183,7 @@
       <w:tr>
         <w:tc>
           <w:tcPr>
-            <w:tcW w:type="pct" w:w="40%"/>
+            <w:tcW w:type="dxa" w:w="3600"/>
             <w:shd w:fill="F8FAFC" w:val="clear"/>
             <w:tcMar>
               <w:top w:type="dxa" w:w="80"/>
@@ -5197,7 +5210,7 @@
         </w:tc>
         <w:tc>
           <w:tcPr>
-            <w:tcW w:type="pct" w:w="12%"/>
+            <w:tcW w:type="dxa" w:w="1080"/>
             <w:shd w:fill="F8FAFC" w:val="clear"/>
             <w:tcMar>
               <w:top w:type="dxa" w:w="80"/>
@@ -5224,7 +5237,7 @@
         </w:tc>
         <w:tc>
           <w:tcPr>
-            <w:tcW w:type="pct" w:w="48%"/>
+            <w:tcW w:type="dxa" w:w="4320"/>
             <w:shd w:fill="F8FAFC" w:val="clear"/>
             <w:tcMar>
               <w:top w:type="dxa" w:w="80"/>
@@ -5253,7 +5266,7 @@
       <w:tr>
         <w:tc>
           <w:tcPr>
-            <w:tcW w:type="pct" w:w="40%"/>
+            <w:tcW w:type="dxa" w:w="3600"/>
             <w:tcMar>
               <w:top w:type="dxa" w:w="80"/>
               <w:left w:type="dxa" w:w="140"/>
@@ -5279,7 +5292,7 @@
         </w:tc>
         <w:tc>
           <w:tcPr>
-            <w:tcW w:type="pct" w:w="12%"/>
+            <w:tcW w:type="dxa" w:w="1080"/>
             <w:tcMar>
               <w:top w:type="dxa" w:w="80"/>
               <w:left w:type="dxa" w:w="140"/>
@@ -5305,7 +5318,7 @@
         </w:tc>
         <w:tc>
           <w:tcPr>
-            <w:tcW w:type="pct" w:w="48%"/>
+            <w:tcW w:type="dxa" w:w="4320"/>
             <w:tcMar>
               <w:top w:type="dxa" w:w="80"/>
               <w:left w:type="dxa" w:w="140"/>
@@ -5371,7 +5384,7 @@
     </w:p>
     <w:tbl>
       <w:tblPr>
-        <w:tblW w:type="pct" w:w="100%"/>
+        <w:tblW w:type="dxa" w:w="9000"/>
         <w:tblBorders>
           <w:top w:val="single" w:color="CBD5E1" w:sz="4"/>
           <w:left w:val="single" w:color="CBD5E1" w:sz="4"/>
@@ -5380,11 +5393,12 @@
           <w:insideH w:val="single" w:color="CBD5E1" w:sz="4"/>
           <w:insideV w:val="single" w:color="CBD5E1" w:sz="4"/>
         </w:tblBorders>
+        <w:tblLayout w:type="fixed"/>
       </w:tblPr>
       <w:tblGrid>
-        <w:gridCol w:w="100"/>
-        <w:gridCol w:w="100"/>
-        <w:gridCol w:w="100"/>
+        <w:gridCol w:w="1980"/>
+        <w:gridCol w:w="2520"/>
+        <w:gridCol w:w="4500"/>
       </w:tblGrid>
       <w:tr>
         <w:trPr>
@@ -5392,7 +5406,7 @@
         </w:trPr>
         <w:tc>
           <w:tcPr>
-            <w:tcW w:type="pct" w:w="22%"/>
+            <w:tcW w:type="dxa" w:w="1980"/>
             <w:shd w:fill="1F2937" w:val="clear"/>
             <w:tcMar>
               <w:top w:type="dxa" w:w="100"/>
@@ -5421,7 +5435,7 @@
         </w:tc>
         <w:tc>
           <w:tcPr>
-            <w:tcW w:type="pct" w:w="28%"/>
+            <w:tcW w:type="dxa" w:w="2520"/>
             <w:shd w:fill="1F2937" w:val="clear"/>
             <w:tcMar>
               <w:top w:type="dxa" w:w="100"/>
@@ -5450,7 +5464,7 @@
         </w:tc>
         <w:tc>
           <w:tcPr>
-            <w:tcW w:type="pct" w:w="50%"/>
+            <w:tcW w:type="dxa" w:w="4500"/>
             <w:shd w:fill="1F2937" w:val="clear"/>
             <w:tcMar>
               <w:top w:type="dxa" w:w="100"/>
@@ -5481,7 +5495,7 @@
       <w:tr>
         <w:tc>
           <w:tcPr>
-            <w:tcW w:type="pct" w:w="22%"/>
+            <w:tcW w:type="dxa" w:w="1980"/>
             <w:tcMar>
               <w:top w:type="dxa" w:w="80"/>
               <w:left w:type="dxa" w:w="140"/>
@@ -5507,7 +5521,7 @@
         </w:tc>
         <w:tc>
           <w:tcPr>
-            <w:tcW w:type="pct" w:w="28%"/>
+            <w:tcW w:type="dxa" w:w="2520"/>
             <w:tcMar>
               <w:top w:type="dxa" w:w="80"/>
               <w:left w:type="dxa" w:w="140"/>
@@ -5533,7 +5547,7 @@
         </w:tc>
         <w:tc>
           <w:tcPr>
-            <w:tcW w:type="pct" w:w="50%"/>
+            <w:tcW w:type="dxa" w:w="4500"/>
             <w:tcMar>
               <w:top w:type="dxa" w:w="80"/>
               <w:left w:type="dxa" w:w="140"/>
@@ -5561,7 +5575,7 @@
       <w:tr>
         <w:tc>
           <w:tcPr>
-            <w:tcW w:type="pct" w:w="22%"/>
+            <w:tcW w:type="dxa" w:w="1980"/>
             <w:shd w:fill="F8FAFC" w:val="clear"/>
             <w:tcMar>
               <w:top w:type="dxa" w:w="80"/>
@@ -5588,7 +5602,7 @@
         </w:tc>
         <w:tc>
           <w:tcPr>
-            <w:tcW w:type="pct" w:w="28%"/>
+            <w:tcW w:type="dxa" w:w="2520"/>
             <w:shd w:fill="F8FAFC" w:val="clear"/>
             <w:tcMar>
               <w:top w:type="dxa" w:w="80"/>
@@ -5615,7 +5629,7 @@
         </w:tc>
         <w:tc>
           <w:tcPr>
-            <w:tcW w:type="pct" w:w="50%"/>
+            <w:tcW w:type="dxa" w:w="4500"/>
             <w:shd w:fill="F8FAFC" w:val="clear"/>
             <w:tcMar>
               <w:top w:type="dxa" w:w="80"/>
@@ -5644,7 +5658,7 @@
       <w:tr>
         <w:tc>
           <w:tcPr>
-            <w:tcW w:type="pct" w:w="22%"/>
+            <w:tcW w:type="dxa" w:w="1980"/>
             <w:tcMar>
               <w:top w:type="dxa" w:w="80"/>
               <w:left w:type="dxa" w:w="140"/>
@@ -5670,7 +5684,7 @@
         </w:tc>
         <w:tc>
           <w:tcPr>
-            <w:tcW w:type="pct" w:w="28%"/>
+            <w:tcW w:type="dxa" w:w="2520"/>
             <w:tcMar>
               <w:top w:type="dxa" w:w="80"/>
               <w:left w:type="dxa" w:w="140"/>
@@ -5696,7 +5710,7 @@
         </w:tc>
         <w:tc>
           <w:tcPr>
-            <w:tcW w:type="pct" w:w="50%"/>
+            <w:tcW w:type="dxa" w:w="4500"/>
             <w:tcMar>
               <w:top w:type="dxa" w:w="80"/>
               <w:left w:type="dxa" w:w="140"/>
@@ -5724,7 +5738,7 @@
       <w:tr>
         <w:tc>
           <w:tcPr>
-            <w:tcW w:type="pct" w:w="22%"/>
+            <w:tcW w:type="dxa" w:w="1980"/>
             <w:shd w:fill="F8FAFC" w:val="clear"/>
             <w:tcMar>
               <w:top w:type="dxa" w:w="80"/>
@@ -5751,7 +5765,7 @@
         </w:tc>
         <w:tc>
           <w:tcPr>
-            <w:tcW w:type="pct" w:w="28%"/>
+            <w:tcW w:type="dxa" w:w="2520"/>
             <w:shd w:fill="F8FAFC" w:val="clear"/>
             <w:tcMar>
               <w:top w:type="dxa" w:w="80"/>
@@ -5778,7 +5792,7 @@
         </w:tc>
         <w:tc>
           <w:tcPr>
-            <w:tcW w:type="pct" w:w="50%"/>
+            <w:tcW w:type="dxa" w:w="4500"/>
             <w:shd w:fill="F8FAFC" w:val="clear"/>
             <w:tcMar>
               <w:top w:type="dxa" w:w="80"/>
@@ -5807,7 +5821,7 @@
       <w:tr>
         <w:tc>
           <w:tcPr>
-            <w:tcW w:type="pct" w:w="22%"/>
+            <w:tcW w:type="dxa" w:w="1980"/>
             <w:tcMar>
               <w:top w:type="dxa" w:w="80"/>
               <w:left w:type="dxa" w:w="140"/>
@@ -5833,7 +5847,7 @@
         </w:tc>
         <w:tc>
           <w:tcPr>
-            <w:tcW w:type="pct" w:w="28%"/>
+            <w:tcW w:type="dxa" w:w="2520"/>
             <w:tcMar>
               <w:top w:type="dxa" w:w="80"/>
               <w:left w:type="dxa" w:w="140"/>
@@ -5859,7 +5873,7 @@
         </w:tc>
         <w:tc>
           <w:tcPr>
-            <w:tcW w:type="pct" w:w="50%"/>
+            <w:tcW w:type="dxa" w:w="4500"/>
             <w:tcMar>
               <w:top w:type="dxa" w:w="80"/>
               <w:left w:type="dxa" w:w="140"/>
@@ -5887,7 +5901,7 @@
       <w:tr>
         <w:tc>
           <w:tcPr>
-            <w:tcW w:type="pct" w:w="22%"/>
+            <w:tcW w:type="dxa" w:w="1980"/>
             <w:shd w:fill="F8FAFC" w:val="clear"/>
             <w:tcMar>
               <w:top w:type="dxa" w:w="80"/>
@@ -5914,7 +5928,7 @@
         </w:tc>
         <w:tc>
           <w:tcPr>
-            <w:tcW w:type="pct" w:w="28%"/>
+            <w:tcW w:type="dxa" w:w="2520"/>
             <w:shd w:fill="F8FAFC" w:val="clear"/>
             <w:tcMar>
               <w:top w:type="dxa" w:w="80"/>
@@ -5941,7 +5955,7 @@
         </w:tc>
         <w:tc>
           <w:tcPr>
-            <w:tcW w:type="pct" w:w="50%"/>
+            <w:tcW w:type="dxa" w:w="4500"/>
             <w:shd w:fill="F8FAFC" w:val="clear"/>
             <w:tcMar>
               <w:top w:type="dxa" w:w="80"/>
@@ -5970,7 +5984,7 @@
       <w:tr>
         <w:tc>
           <w:tcPr>
-            <w:tcW w:type="pct" w:w="22%"/>
+            <w:tcW w:type="dxa" w:w="1980"/>
             <w:tcMar>
               <w:top w:type="dxa" w:w="80"/>
               <w:left w:type="dxa" w:w="140"/>
@@ -5996,7 +6010,7 @@
         </w:tc>
         <w:tc>
           <w:tcPr>
-            <w:tcW w:type="pct" w:w="28%"/>
+            <w:tcW w:type="dxa" w:w="2520"/>
             <w:tcMar>
               <w:top w:type="dxa" w:w="80"/>
               <w:left w:type="dxa" w:w="140"/>
@@ -6022,7 +6036,7 @@
         </w:tc>
         <w:tc>
           <w:tcPr>
-            <w:tcW w:type="pct" w:w="50%"/>
+            <w:tcW w:type="dxa" w:w="4500"/>
             <w:tcMar>
               <w:top w:type="dxa" w:w="80"/>
               <w:left w:type="dxa" w:w="140"/>
@@ -6050,7 +6064,7 @@
       <w:tr>
         <w:tc>
           <w:tcPr>
-            <w:tcW w:type="pct" w:w="22%"/>
+            <w:tcW w:type="dxa" w:w="1980"/>
             <w:shd w:fill="F8FAFC" w:val="clear"/>
             <w:tcMar>
               <w:top w:type="dxa" w:w="80"/>
@@ -6077,7 +6091,7 @@
         </w:tc>
         <w:tc>
           <w:tcPr>
-            <w:tcW w:type="pct" w:w="28%"/>
+            <w:tcW w:type="dxa" w:w="2520"/>
             <w:shd w:fill="F8FAFC" w:val="clear"/>
             <w:tcMar>
               <w:top w:type="dxa" w:w="80"/>
@@ -6104,7 +6118,7 @@
         </w:tc>
         <w:tc>
           <w:tcPr>
-            <w:tcW w:type="pct" w:w="50%"/>
+            <w:tcW w:type="dxa" w:w="4500"/>
             <w:shd w:fill="F8FAFC" w:val="clear"/>
             <w:tcMar>
               <w:top w:type="dxa" w:w="80"/>
@@ -6133,7 +6147,7 @@
       <w:tr>
         <w:tc>
           <w:tcPr>
-            <w:tcW w:type="pct" w:w="22%"/>
+            <w:tcW w:type="dxa" w:w="1980"/>
             <w:tcMar>
               <w:top w:type="dxa" w:w="80"/>
               <w:left w:type="dxa" w:w="140"/>
@@ -6159,7 +6173,7 @@
         </w:tc>
         <w:tc>
           <w:tcPr>
-            <w:tcW w:type="pct" w:w="28%"/>
+            <w:tcW w:type="dxa" w:w="2520"/>
             <w:tcMar>
               <w:top w:type="dxa" w:w="80"/>
               <w:left w:type="dxa" w:w="140"/>
@@ -6185,7 +6199,7 @@
         </w:tc>
         <w:tc>
           <w:tcPr>
-            <w:tcW w:type="pct" w:w="50%"/>
+            <w:tcW w:type="dxa" w:w="4500"/>
             <w:tcMar>
               <w:top w:type="dxa" w:w="80"/>
               <w:left w:type="dxa" w:w="140"/>
@@ -6213,7 +6227,7 @@
       <w:tr>
         <w:tc>
           <w:tcPr>
-            <w:tcW w:type="pct" w:w="22%"/>
+            <w:tcW w:type="dxa" w:w="1980"/>
             <w:shd w:fill="F8FAFC" w:val="clear"/>
             <w:tcMar>
               <w:top w:type="dxa" w:w="80"/>
@@ -6240,7 +6254,7 @@
         </w:tc>
         <w:tc>
           <w:tcPr>
-            <w:tcW w:type="pct" w:w="28%"/>
+            <w:tcW w:type="dxa" w:w="2520"/>
             <w:shd w:fill="F8FAFC" w:val="clear"/>
             <w:tcMar>
               <w:top w:type="dxa" w:w="80"/>
@@ -6267,7 +6281,7 @@
         </w:tc>
         <w:tc>
           <w:tcPr>
-            <w:tcW w:type="pct" w:w="50%"/>
+            <w:tcW w:type="dxa" w:w="4500"/>
             <w:shd w:fill="F8FAFC" w:val="clear"/>
             <w:tcMar>
               <w:top w:type="dxa" w:w="80"/>
@@ -6405,7 +6419,7 @@
     </w:p>
     <w:tbl>
       <w:tblPr>
-        <w:tblW w:type="pct" w:w="100%"/>
+        <w:tblW w:type="dxa" w:w="9000"/>
         <w:tblBorders>
           <w:top w:val="single" w:color="auto" w:sz="4"/>
           <w:left w:val="single" w:color="auto" w:sz="4"/>
@@ -6414,14 +6428,15 @@
           <w:insideH w:val="single" w:color="auto" w:sz="4"/>
           <w:insideV w:val="single" w:color="auto" w:sz="4"/>
         </w:tblBorders>
+        <w:tblLayout w:type="fixed"/>
       </w:tblPr>
       <w:tblGrid>
-        <w:gridCol w:w="100"/>
+        <w:gridCol w:w="9000"/>
       </w:tblGrid>
       <w:tr>
         <w:tc>
           <w:tcPr>
-            <w:tcW w:type="pct" w:w="100%"/>
+            <w:tcW w:type="dxa" w:w="9000"/>
             <w:tcBorders>
               <w:top w:val="none" w:color="FFFFFF" w:sz="0"/>
               <w:left w:val="none" w:color="FFFFFF" w:sz="0"/>
@@ -6457,7 +6472,7 @@
       <w:tr>
         <w:tc>
           <w:tcPr>
-            <w:tcW w:type="pct" w:w="100%"/>
+            <w:tcW w:type="dxa" w:w="9000"/>
             <w:tcBorders>
               <w:top w:val="none" w:color="FFFFFF" w:sz="0"/>
               <w:left w:val="single" w:color="EA580C" w:sz="24"/>
@@ -6491,7 +6506,7 @@
       <w:tr>
         <w:tc>
           <w:tcPr>
-            <w:tcW w:type="pct" w:w="100%"/>
+            <w:tcW w:type="dxa" w:w="9000"/>
             <w:tcBorders>
               <w:top w:val="none" w:color="FFFFFF" w:sz="0"/>
               <w:left w:val="single" w:color="EA580C" w:sz="24"/>
@@ -6525,7 +6540,7 @@
       <w:tr>
         <w:tc>
           <w:tcPr>
-            <w:tcW w:type="pct" w:w="100%"/>
+            <w:tcW w:type="dxa" w:w="9000"/>
             <w:tcBorders>
               <w:top w:val="none" w:color="FFFFFF" w:sz="0"/>
               <w:left w:val="single" w:color="EA580C" w:sz="24"/>
@@ -6664,7 +6679,7 @@
     </w:p>
     <w:tbl>
       <w:tblPr>
-        <w:tblW w:type="pct" w:w="100%"/>
+        <w:tblW w:type="dxa" w:w="9000"/>
         <w:tblBorders>
           <w:top w:val="single" w:color="CBD5E1" w:sz="4"/>
           <w:left w:val="single" w:color="CBD5E1" w:sz="4"/>
@@ -6673,11 +6688,12 @@
           <w:insideH w:val="single" w:color="CBD5E1" w:sz="4"/>
           <w:insideV w:val="single" w:color="CBD5E1" w:sz="4"/>
         </w:tblBorders>
+        <w:tblLayout w:type="fixed"/>
       </w:tblPr>
       <w:tblGrid>
-        <w:gridCol w:w="100"/>
-        <w:gridCol w:w="100"/>
-        <w:gridCol w:w="100"/>
+        <w:gridCol w:w="1980"/>
+        <w:gridCol w:w="4770"/>
+        <w:gridCol w:w="2250"/>
       </w:tblGrid>
       <w:tr>
         <w:trPr>
@@ -6685,7 +6701,7 @@
         </w:trPr>
         <w:tc>
           <w:tcPr>
-            <w:tcW w:type="pct" w:w="22%"/>
+            <w:tcW w:type="dxa" w:w="1980"/>
             <w:shd w:fill="1F2937" w:val="clear"/>
             <w:tcMar>
               <w:top w:type="dxa" w:w="100"/>
@@ -6714,7 +6730,7 @@
         </w:tc>
         <w:tc>
           <w:tcPr>
-            <w:tcW w:type="pct" w:w="53%"/>
+            <w:tcW w:type="dxa" w:w="4770"/>
             <w:shd w:fill="1F2937" w:val="clear"/>
             <w:tcMar>
               <w:top w:type="dxa" w:w="100"/>
@@ -6743,7 +6759,7 @@
         </w:tc>
         <w:tc>
           <w:tcPr>
-            <w:tcW w:type="pct" w:w="25%"/>
+            <w:tcW w:type="dxa" w:w="2250"/>
             <w:shd w:fill="1F2937" w:val="clear"/>
             <w:tcMar>
               <w:top w:type="dxa" w:w="100"/>
@@ -6774,7 +6790,7 @@
       <w:tr>
         <w:tc>
           <w:tcPr>
-            <w:tcW w:type="pct" w:w="22%"/>
+            <w:tcW w:type="dxa" w:w="1980"/>
             <w:tcMar>
               <w:top w:type="dxa" w:w="80"/>
               <w:left w:type="dxa" w:w="140"/>
@@ -6800,7 +6816,7 @@
         </w:tc>
         <w:tc>
           <w:tcPr>
-            <w:tcW w:type="pct" w:w="53%"/>
+            <w:tcW w:type="dxa" w:w="4770"/>
             <w:tcMar>
               <w:top w:type="dxa" w:w="80"/>
               <w:left w:type="dxa" w:w="140"/>
@@ -6826,7 +6842,7 @@
         </w:tc>
         <w:tc>
           <w:tcPr>
-            <w:tcW w:type="pct" w:w="25%"/>
+            <w:tcW w:type="dxa" w:w="2250"/>
             <w:tcMar>
               <w:top w:type="dxa" w:w="80"/>
               <w:left w:type="dxa" w:w="140"/>
@@ -6854,7 +6870,7 @@
       <w:tr>
         <w:tc>
           <w:tcPr>
-            <w:tcW w:type="pct" w:w="22%"/>
+            <w:tcW w:type="dxa" w:w="1980"/>
             <w:shd w:fill="F8FAFC" w:val="clear"/>
             <w:tcMar>
               <w:top w:type="dxa" w:w="80"/>
@@ -6881,7 +6897,7 @@
         </w:tc>
         <w:tc>
           <w:tcPr>
-            <w:tcW w:type="pct" w:w="53%"/>
+            <w:tcW w:type="dxa" w:w="4770"/>
             <w:shd w:fill="F8FAFC" w:val="clear"/>
             <w:tcMar>
               <w:top w:type="dxa" w:w="80"/>
@@ -6908,7 +6924,7 @@
         </w:tc>
         <w:tc>
           <w:tcPr>
-            <w:tcW w:type="pct" w:w="25%"/>
+            <w:tcW w:type="dxa" w:w="2250"/>
             <w:shd w:fill="F8FAFC" w:val="clear"/>
             <w:tcMar>
               <w:top w:type="dxa" w:w="80"/>
@@ -6937,7 +6953,7 @@
       <w:tr>
         <w:tc>
           <w:tcPr>
-            <w:tcW w:type="pct" w:w="22%"/>
+            <w:tcW w:type="dxa" w:w="1980"/>
             <w:tcMar>
               <w:top w:type="dxa" w:w="80"/>
               <w:left w:type="dxa" w:w="140"/>
@@ -6963,7 +6979,7 @@
         </w:tc>
         <w:tc>
           <w:tcPr>
-            <w:tcW w:type="pct" w:w="53%"/>
+            <w:tcW w:type="dxa" w:w="4770"/>
             <w:tcMar>
               <w:top w:type="dxa" w:w="80"/>
               <w:left w:type="dxa" w:w="140"/>
@@ -6989,7 +7005,7 @@
         </w:tc>
         <w:tc>
           <w:tcPr>
-            <w:tcW w:type="pct" w:w="25%"/>
+            <w:tcW w:type="dxa" w:w="2250"/>
             <w:tcMar>
               <w:top w:type="dxa" w:w="80"/>
               <w:left w:type="dxa" w:w="140"/>
@@ -7017,7 +7033,7 @@
       <w:tr>
         <w:tc>
           <w:tcPr>
-            <w:tcW w:type="pct" w:w="22%"/>
+            <w:tcW w:type="dxa" w:w="1980"/>
             <w:shd w:fill="F8FAFC" w:val="clear"/>
             <w:tcMar>
               <w:top w:type="dxa" w:w="80"/>
@@ -7044,7 +7060,7 @@
         </w:tc>
         <w:tc>
           <w:tcPr>
-            <w:tcW w:type="pct" w:w="53%"/>
+            <w:tcW w:type="dxa" w:w="4770"/>
             <w:shd w:fill="F8FAFC" w:val="clear"/>
             <w:tcMar>
               <w:top w:type="dxa" w:w="80"/>
@@ -7071,7 +7087,7 @@
         </w:tc>
         <w:tc>
           <w:tcPr>
-            <w:tcW w:type="pct" w:w="25%"/>
+            <w:tcW w:type="dxa" w:w="2250"/>
             <w:shd w:fill="F8FAFC" w:val="clear"/>
             <w:tcMar>
               <w:top w:type="dxa" w:w="80"/>
@@ -7100,7 +7116,7 @@
       <w:tr>
         <w:tc>
           <w:tcPr>
-            <w:tcW w:type="pct" w:w="22%"/>
+            <w:tcW w:type="dxa" w:w="1980"/>
             <w:tcMar>
               <w:top w:type="dxa" w:w="80"/>
               <w:left w:type="dxa" w:w="140"/>
@@ -7126,7 +7142,7 @@
         </w:tc>
         <w:tc>
           <w:tcPr>
-            <w:tcW w:type="pct" w:w="53%"/>
+            <w:tcW w:type="dxa" w:w="4770"/>
             <w:tcMar>
               <w:top w:type="dxa" w:w="80"/>
               <w:left w:type="dxa" w:w="140"/>
@@ -7152,7 +7168,7 @@
         </w:tc>
         <w:tc>
           <w:tcPr>
-            <w:tcW w:type="pct" w:w="25%"/>
+            <w:tcW w:type="dxa" w:w="2250"/>
             <w:tcMar>
               <w:top w:type="dxa" w:w="80"/>
               <w:left w:type="dxa" w:w="140"/>
@@ -7180,7 +7196,7 @@
       <w:tr>
         <w:tc>
           <w:tcPr>
-            <w:tcW w:type="pct" w:w="22%"/>
+            <w:tcW w:type="dxa" w:w="1980"/>
             <w:shd w:fill="F8FAFC" w:val="clear"/>
             <w:tcMar>
               <w:top w:type="dxa" w:w="80"/>
@@ -7207,7 +7223,7 @@
         </w:tc>
         <w:tc>
           <w:tcPr>
-            <w:tcW w:type="pct" w:w="53%"/>
+            <w:tcW w:type="dxa" w:w="4770"/>
             <w:shd w:fill="F8FAFC" w:val="clear"/>
             <w:tcMar>
               <w:top w:type="dxa" w:w="80"/>
@@ -7234,7 +7250,7 @@
         </w:tc>
         <w:tc>
           <w:tcPr>
-            <w:tcW w:type="pct" w:w="25%"/>
+            <w:tcW w:type="dxa" w:w="2250"/>
             <w:shd w:fill="F8FAFC" w:val="clear"/>
             <w:tcMar>
               <w:top w:type="dxa" w:w="80"/>
@@ -7301,7 +7317,7 @@
     </w:p>
     <w:tbl>
       <w:tblPr>
-        <w:tblW w:type="pct" w:w="100%"/>
+        <w:tblW w:type="dxa" w:w="9000"/>
         <w:tblBorders>
           <w:top w:val="single" w:color="auto" w:sz="4"/>
           <w:left w:val="single" w:color="auto" w:sz="4"/>
@@ -7310,14 +7326,15 @@
           <w:insideH w:val="single" w:color="auto" w:sz="4"/>
           <w:insideV w:val="single" w:color="auto" w:sz="4"/>
         </w:tblBorders>
+        <w:tblLayout w:type="fixed"/>
       </w:tblPr>
       <w:tblGrid>
-        <w:gridCol w:w="100"/>
+        <w:gridCol w:w="9000"/>
       </w:tblGrid>
       <w:tr>
         <w:tc>
           <w:tcPr>
-            <w:tcW w:type="pct" w:w="100%"/>
+            <w:tcW w:type="dxa" w:w="9000"/>
             <w:tcBorders>
               <w:top w:val="none" w:color="FFFFFF" w:sz="0"/>
               <w:left w:val="none" w:color="FFFFFF" w:sz="0"/>
@@ -7353,7 +7370,7 @@
       <w:tr>
         <w:tc>
           <w:tcPr>
-            <w:tcW w:type="pct" w:w="100%"/>
+            <w:tcW w:type="dxa" w:w="9000"/>
             <w:tcBorders>
               <w:top w:val="none" w:color="FFFFFF" w:sz="0"/>
               <w:left w:val="single" w:color="EA580C" w:sz="24"/>
@@ -7387,7 +7404,7 @@
       <w:tr>
         <w:tc>
           <w:tcPr>
-            <w:tcW w:type="pct" w:w="100%"/>
+            <w:tcW w:type="dxa" w:w="9000"/>
             <w:tcBorders>
               <w:top w:val="none" w:color="FFFFFF" w:sz="0"/>
               <w:left w:val="single" w:color="EA580C" w:sz="24"/>
@@ -7421,7 +7438,7 @@
       <w:tr>
         <w:tc>
           <w:tcPr>
-            <w:tcW w:type="pct" w:w="100%"/>
+            <w:tcW w:type="dxa" w:w="9000"/>
             <w:tcBorders>
               <w:top w:val="none" w:color="FFFFFF" w:sz="0"/>
               <w:left w:val="single" w:color="EA580C" w:sz="24"/>
@@ -7455,7 +7472,7 @@
       <w:tr>
         <w:tc>
           <w:tcPr>
-            <w:tcW w:type="pct" w:w="100%"/>
+            <w:tcW w:type="dxa" w:w="9000"/>
             <w:tcBorders>
               <w:top w:val="none" w:color="FFFFFF" w:sz="0"/>
               <w:left w:val="single" w:color="EA580C" w:sz="24"/>
@@ -7489,7 +7506,7 @@
       <w:tr>
         <w:tc>
           <w:tcPr>
-            <w:tcW w:type="pct" w:w="100%"/>
+            <w:tcW w:type="dxa" w:w="9000"/>
             <w:tcBorders>
               <w:top w:val="none" w:color="FFFFFF" w:sz="0"/>
               <w:left w:val="single" w:color="EA580C" w:sz="24"/>
@@ -7523,7 +7540,7 @@
       <w:tr>
         <w:tc>
           <w:tcPr>
-            <w:tcW w:type="pct" w:w="100%"/>
+            <w:tcW w:type="dxa" w:w="9000"/>
             <w:tcBorders>
               <w:top w:val="none" w:color="FFFFFF" w:sz="0"/>
               <w:left w:val="single" w:color="EA580C" w:sz="24"/>
@@ -7557,7 +7574,7 @@
       <w:tr>
         <w:tc>
           <w:tcPr>
-            <w:tcW w:type="pct" w:w="100%"/>
+            <w:tcW w:type="dxa" w:w="9000"/>
             <w:tcBorders>
               <w:top w:val="none" w:color="FFFFFF" w:sz="0"/>
               <w:left w:val="single" w:color="EA580C" w:sz="24"/>
@@ -7591,7 +7608,7 @@
       <w:tr>
         <w:tc>
           <w:tcPr>
-            <w:tcW w:type="pct" w:w="100%"/>
+            <w:tcW w:type="dxa" w:w="9000"/>
             <w:tcBorders>
               <w:top w:val="none" w:color="FFFFFF" w:sz="0"/>
               <w:left w:val="single" w:color="EA580C" w:sz="24"/>
@@ -7625,7 +7642,7 @@
       <w:tr>
         <w:tc>
           <w:tcPr>
-            <w:tcW w:type="pct" w:w="100%"/>
+            <w:tcW w:type="dxa" w:w="9000"/>
             <w:tcBorders>
               <w:top w:val="none" w:color="FFFFFF" w:sz="0"/>
               <w:left w:val="single" w:color="EA580C" w:sz="24"/>
@@ -7659,7 +7676,7 @@
       <w:tr>
         <w:tc>
           <w:tcPr>
-            <w:tcW w:type="pct" w:w="100%"/>
+            <w:tcW w:type="dxa" w:w="9000"/>
             <w:tcBorders>
               <w:top w:val="none" w:color="FFFFFF" w:sz="0"/>
               <w:left w:val="single" w:color="EA580C" w:sz="24"/>
@@ -7713,7 +7730,7 @@
     </w:p>
     <w:tbl>
       <w:tblPr>
-        <w:tblW w:type="pct" w:w="100%"/>
+        <w:tblW w:type="dxa" w:w="9000"/>
         <w:tblBorders>
           <w:top w:val="single" w:color="auto" w:sz="4"/>
           <w:left w:val="single" w:color="auto" w:sz="4"/>
@@ -7722,14 +7739,15 @@
           <w:insideH w:val="single" w:color="auto" w:sz="4"/>
           <w:insideV w:val="single" w:color="auto" w:sz="4"/>
         </w:tblBorders>
+        <w:tblLayout w:type="fixed"/>
       </w:tblPr>
       <w:tblGrid>
-        <w:gridCol w:w="100"/>
+        <w:gridCol w:w="9000"/>
       </w:tblGrid>
       <w:tr>
         <w:tc>
           <w:tcPr>
-            <w:tcW w:type="pct" w:w="100%"/>
+            <w:tcW w:type="dxa" w:w="9000"/>
             <w:tcBorders>
               <w:top w:val="none" w:color="FFFFFF" w:sz="0"/>
               <w:left w:val="none" w:color="FFFFFF" w:sz="0"/>
@@ -7765,7 +7783,7 @@
       <w:tr>
         <w:tc>
           <w:tcPr>
-            <w:tcW w:type="pct" w:w="100%"/>
+            <w:tcW w:type="dxa" w:w="9000"/>
             <w:tcBorders>
               <w:top w:val="none" w:color="FFFFFF" w:sz="0"/>
               <w:left w:val="single" w:color="EA580C" w:sz="24"/>
@@ -7799,7 +7817,7 @@
       <w:tr>
         <w:tc>
           <w:tcPr>
-            <w:tcW w:type="pct" w:w="100%"/>
+            <w:tcW w:type="dxa" w:w="9000"/>
             <w:tcBorders>
               <w:top w:val="none" w:color="FFFFFF" w:sz="0"/>
               <w:left w:val="single" w:color="EA580C" w:sz="24"/>
@@ -7833,7 +7851,7 @@
       <w:tr>
         <w:tc>
           <w:tcPr>
-            <w:tcW w:type="pct" w:w="100%"/>
+            <w:tcW w:type="dxa" w:w="9000"/>
             <w:tcBorders>
               <w:top w:val="none" w:color="FFFFFF" w:sz="0"/>
               <w:left w:val="single" w:color="EA580C" w:sz="24"/>
@@ -7867,7 +7885,7 @@
       <w:tr>
         <w:tc>
           <w:tcPr>
-            <w:tcW w:type="pct" w:w="100%"/>
+            <w:tcW w:type="dxa" w:w="9000"/>
             <w:tcBorders>
               <w:top w:val="none" w:color="FFFFFF" w:sz="0"/>
               <w:left w:val="single" w:color="EA580C" w:sz="24"/>
@@ -7901,7 +7919,7 @@
       <w:tr>
         <w:tc>
           <w:tcPr>
-            <w:tcW w:type="pct" w:w="100%"/>
+            <w:tcW w:type="dxa" w:w="9000"/>
             <w:tcBorders>
               <w:top w:val="none" w:color="FFFFFF" w:sz="0"/>
               <w:left w:val="single" w:color="EA580C" w:sz="24"/>
@@ -7935,7 +7953,7 @@
       <w:tr>
         <w:tc>
           <w:tcPr>
-            <w:tcW w:type="pct" w:w="100%"/>
+            <w:tcW w:type="dxa" w:w="9000"/>
             <w:tcBorders>
               <w:top w:val="none" w:color="FFFFFF" w:sz="0"/>
               <w:left w:val="single" w:color="EA580C" w:sz="24"/>
@@ -7969,7 +7987,7 @@
       <w:tr>
         <w:tc>
           <w:tcPr>
-            <w:tcW w:type="pct" w:w="100%"/>
+            <w:tcW w:type="dxa" w:w="9000"/>
             <w:tcBorders>
               <w:top w:val="none" w:color="FFFFFF" w:sz="0"/>
               <w:left w:val="single" w:color="EA580C" w:sz="24"/>
@@ -8003,7 +8021,7 @@
       <w:tr>
         <w:tc>
           <w:tcPr>
-            <w:tcW w:type="pct" w:w="100%"/>
+            <w:tcW w:type="dxa" w:w="9000"/>
             <w:tcBorders>
               <w:top w:val="none" w:color="FFFFFF" w:sz="0"/>
               <w:left w:val="single" w:color="EA580C" w:sz="24"/>
@@ -8037,7 +8055,7 @@
       <w:tr>
         <w:tc>
           <w:tcPr>
-            <w:tcW w:type="pct" w:w="100%"/>
+            <w:tcW w:type="dxa" w:w="9000"/>
             <w:tcBorders>
               <w:top w:val="none" w:color="FFFFFF" w:sz="0"/>
               <w:left w:val="single" w:color="EA580C" w:sz="24"/>
@@ -8071,7 +8089,7 @@
       <w:tr>
         <w:tc>
           <w:tcPr>
-            <w:tcW w:type="pct" w:w="100%"/>
+            <w:tcW w:type="dxa" w:w="9000"/>
             <w:tcBorders>
               <w:top w:val="none" w:color="FFFFFF" w:sz="0"/>
               <w:left w:val="single" w:color="EA580C" w:sz="24"/>
@@ -8105,7 +8123,7 @@
       <w:tr>
         <w:tc>
           <w:tcPr>
-            <w:tcW w:type="pct" w:w="100%"/>
+            <w:tcW w:type="dxa" w:w="9000"/>
             <w:tcBorders>
               <w:top w:val="none" w:color="FFFFFF" w:sz="0"/>
               <w:left w:val="single" w:color="EA580C" w:sz="24"/>
@@ -8139,7 +8157,7 @@
       <w:tr>
         <w:tc>
           <w:tcPr>
-            <w:tcW w:type="pct" w:w="100%"/>
+            <w:tcW w:type="dxa" w:w="9000"/>
             <w:tcBorders>
               <w:top w:val="none" w:color="FFFFFF" w:sz="0"/>
               <w:left w:val="single" w:color="EA580C" w:sz="24"/>
@@ -8173,7 +8191,7 @@
       <w:tr>
         <w:tc>
           <w:tcPr>
-            <w:tcW w:type="pct" w:w="100%"/>
+            <w:tcW w:type="dxa" w:w="9000"/>
             <w:tcBorders>
               <w:top w:val="none" w:color="FFFFFF" w:sz="0"/>
               <w:left w:val="single" w:color="EA580C" w:sz="24"/>
@@ -8207,7 +8225,7 @@
       <w:tr>
         <w:tc>
           <w:tcPr>
-            <w:tcW w:type="pct" w:w="100%"/>
+            <w:tcW w:type="dxa" w:w="9000"/>
             <w:tcBorders>
               <w:top w:val="none" w:color="FFFFFF" w:sz="0"/>
               <w:left w:val="single" w:color="EA580C" w:sz="24"/>
@@ -8241,7 +8259,7 @@
       <w:tr>
         <w:tc>
           <w:tcPr>
-            <w:tcW w:type="pct" w:w="100%"/>
+            <w:tcW w:type="dxa" w:w="9000"/>
             <w:tcBorders>
               <w:top w:val="none" w:color="FFFFFF" w:sz="0"/>
               <w:left w:val="single" w:color="EA580C" w:sz="24"/>
@@ -8275,7 +8293,7 @@
       <w:tr>
         <w:tc>
           <w:tcPr>
-            <w:tcW w:type="pct" w:w="100%"/>
+            <w:tcW w:type="dxa" w:w="9000"/>
             <w:tcBorders>
               <w:top w:val="none" w:color="FFFFFF" w:sz="0"/>
               <w:left w:val="single" w:color="EA580C" w:sz="24"/>
@@ -8309,7 +8327,7 @@
       <w:tr>
         <w:tc>
           <w:tcPr>
-            <w:tcW w:type="pct" w:w="100%"/>
+            <w:tcW w:type="dxa" w:w="9000"/>
             <w:tcBorders>
               <w:top w:val="none" w:color="FFFFFF" w:sz="0"/>
               <w:left w:val="single" w:color="EA580C" w:sz="24"/>
@@ -8343,7 +8361,7 @@
       <w:tr>
         <w:tc>
           <w:tcPr>
-            <w:tcW w:type="pct" w:w="100%"/>
+            <w:tcW w:type="dxa" w:w="9000"/>
             <w:tcBorders>
               <w:top w:val="none" w:color="FFFFFF" w:sz="0"/>
               <w:left w:val="single" w:color="EA580C" w:sz="24"/>
@@ -8377,7 +8395,7 @@
       <w:tr>
         <w:tc>
           <w:tcPr>
-            <w:tcW w:type="pct" w:w="100%"/>
+            <w:tcW w:type="dxa" w:w="9000"/>
             <w:tcBorders>
               <w:top w:val="none" w:color="FFFFFF" w:sz="0"/>
               <w:left w:val="single" w:color="EA580C" w:sz="24"/>
@@ -8411,7 +8429,7 @@
       <w:tr>
         <w:tc>
           <w:tcPr>
-            <w:tcW w:type="pct" w:w="100%"/>
+            <w:tcW w:type="dxa" w:w="9000"/>
             <w:tcBorders>
               <w:top w:val="none" w:color="FFFFFF" w:sz="0"/>
               <w:left w:val="single" w:color="EA580C" w:sz="24"/>
@@ -8445,7 +8463,7 @@
       <w:tr>
         <w:tc>
           <w:tcPr>
-            <w:tcW w:type="pct" w:w="100%"/>
+            <w:tcW w:type="dxa" w:w="9000"/>
             <w:tcBorders>
               <w:top w:val="none" w:color="FFFFFF" w:sz="0"/>
               <w:left w:val="single" w:color="EA580C" w:sz="24"/>
@@ -8479,7 +8497,7 @@
       <w:tr>
         <w:tc>
           <w:tcPr>
-            <w:tcW w:type="pct" w:w="100%"/>
+            <w:tcW w:type="dxa" w:w="9000"/>
             <w:tcBorders>
               <w:top w:val="none" w:color="FFFFFF" w:sz="0"/>
               <w:left w:val="single" w:color="EA580C" w:sz="24"/>
@@ -8513,7 +8531,7 @@
       <w:tr>
         <w:tc>
           <w:tcPr>
-            <w:tcW w:type="pct" w:w="100%"/>
+            <w:tcW w:type="dxa" w:w="9000"/>
             <w:tcBorders>
               <w:top w:val="none" w:color="FFFFFF" w:sz="0"/>
               <w:left w:val="single" w:color="EA580C" w:sz="24"/>
@@ -8547,7 +8565,7 @@
       <w:tr>
         <w:tc>
           <w:tcPr>
-            <w:tcW w:type="pct" w:w="100%"/>
+            <w:tcW w:type="dxa" w:w="9000"/>
             <w:tcBorders>
               <w:top w:val="none" w:color="FFFFFF" w:sz="0"/>
               <w:left w:val="single" w:color="EA580C" w:sz="24"/>
@@ -8634,7 +8652,7 @@
     </w:p>
     <w:tbl>
       <w:tblPr>
-        <w:tblW w:type="pct" w:w="100%"/>
+        <w:tblW w:type="dxa" w:w="9000"/>
         <w:tblBorders>
           <w:top w:val="single" w:color="auto" w:sz="4"/>
           <w:left w:val="single" w:color="auto" w:sz="4"/>
@@ -8643,14 +8661,15 @@
           <w:insideH w:val="single" w:color="auto" w:sz="4"/>
           <w:insideV w:val="single" w:color="auto" w:sz="4"/>
         </w:tblBorders>
+        <w:tblLayout w:type="fixed"/>
       </w:tblPr>
       <w:tblGrid>
-        <w:gridCol w:w="100"/>
+        <w:gridCol w:w="9000"/>
       </w:tblGrid>
       <w:tr>
         <w:tc>
           <w:tcPr>
-            <w:tcW w:type="pct" w:w="100%"/>
+            <w:tcW w:type="dxa" w:w="9000"/>
             <w:tcBorders>
               <w:top w:val="none" w:color="FFFFFF" w:sz="0"/>
               <w:left w:val="none" w:color="FFFFFF" w:sz="0"/>
@@ -8686,7 +8705,7 @@
       <w:tr>
         <w:tc>
           <w:tcPr>
-            <w:tcW w:type="pct" w:w="100%"/>
+            <w:tcW w:type="dxa" w:w="9000"/>
             <w:tcBorders>
               <w:top w:val="none" w:color="FFFFFF" w:sz="0"/>
               <w:left w:val="single" w:color="EA580C" w:sz="24"/>
@@ -8720,7 +8739,7 @@
       <w:tr>
         <w:tc>
           <w:tcPr>
-            <w:tcW w:type="pct" w:w="100%"/>
+            <w:tcW w:type="dxa" w:w="9000"/>
             <w:tcBorders>
               <w:top w:val="none" w:color="FFFFFF" w:sz="0"/>
               <w:left w:val="single" w:color="EA580C" w:sz="24"/>
@@ -8754,7 +8773,7 @@
       <w:tr>
         <w:tc>
           <w:tcPr>
-            <w:tcW w:type="pct" w:w="100%"/>
+            <w:tcW w:type="dxa" w:w="9000"/>
             <w:tcBorders>
               <w:top w:val="none" w:color="FFFFFF" w:sz="0"/>
               <w:left w:val="single" w:color="EA580C" w:sz="24"/>
@@ -8788,7 +8807,7 @@
       <w:tr>
         <w:tc>
           <w:tcPr>
-            <w:tcW w:type="pct" w:w="100%"/>
+            <w:tcW w:type="dxa" w:w="9000"/>
             <w:tcBorders>
               <w:top w:val="none" w:color="FFFFFF" w:sz="0"/>
               <w:left w:val="single" w:color="EA580C" w:sz="24"/>
@@ -8822,7 +8841,7 @@
       <w:tr>
         <w:tc>
           <w:tcPr>
-            <w:tcW w:type="pct" w:w="100%"/>
+            <w:tcW w:type="dxa" w:w="9000"/>
             <w:tcBorders>
               <w:top w:val="none" w:color="FFFFFF" w:sz="0"/>
               <w:left w:val="single" w:color="EA580C" w:sz="24"/>
@@ -8856,7 +8875,7 @@
       <w:tr>
         <w:tc>
           <w:tcPr>
-            <w:tcW w:type="pct" w:w="100%"/>
+            <w:tcW w:type="dxa" w:w="9000"/>
             <w:tcBorders>
               <w:top w:val="none" w:color="FFFFFF" w:sz="0"/>
               <w:left w:val="single" w:color="EA580C" w:sz="24"/>
@@ -8890,7 +8909,7 @@
       <w:tr>
         <w:tc>
           <w:tcPr>
-            <w:tcW w:type="pct" w:w="100%"/>
+            <w:tcW w:type="dxa" w:w="9000"/>
             <w:tcBorders>
               <w:top w:val="none" w:color="FFFFFF" w:sz="0"/>
               <w:left w:val="single" w:color="EA580C" w:sz="24"/>
@@ -8924,7 +8943,7 @@
       <w:tr>
         <w:tc>
           <w:tcPr>
-            <w:tcW w:type="pct" w:w="100%"/>
+            <w:tcW w:type="dxa" w:w="9000"/>
             <w:tcBorders>
               <w:top w:val="none" w:color="FFFFFF" w:sz="0"/>
               <w:left w:val="single" w:color="EA580C" w:sz="24"/>
@@ -8958,7 +8977,7 @@
       <w:tr>
         <w:tc>
           <w:tcPr>
-            <w:tcW w:type="pct" w:w="100%"/>
+            <w:tcW w:type="dxa" w:w="9000"/>
             <w:tcBorders>
               <w:top w:val="none" w:color="FFFFFF" w:sz="0"/>
               <w:left w:val="single" w:color="EA580C" w:sz="24"/>
@@ -8992,7 +9011,7 @@
       <w:tr>
         <w:tc>
           <w:tcPr>
-            <w:tcW w:type="pct" w:w="100%"/>
+            <w:tcW w:type="dxa" w:w="9000"/>
             <w:tcBorders>
               <w:top w:val="none" w:color="FFFFFF" w:sz="0"/>
               <w:left w:val="single" w:color="EA580C" w:sz="24"/>
@@ -9026,7 +9045,7 @@
       <w:tr>
         <w:tc>
           <w:tcPr>
-            <w:tcW w:type="pct" w:w="100%"/>
+            <w:tcW w:type="dxa" w:w="9000"/>
             <w:tcBorders>
               <w:top w:val="none" w:color="FFFFFF" w:sz="0"/>
               <w:left w:val="single" w:color="EA580C" w:sz="24"/>
@@ -9060,7 +9079,7 @@
       <w:tr>
         <w:tc>
           <w:tcPr>
-            <w:tcW w:type="pct" w:w="100%"/>
+            <w:tcW w:type="dxa" w:w="9000"/>
             <w:tcBorders>
               <w:top w:val="none" w:color="FFFFFF" w:sz="0"/>
               <w:left w:val="single" w:color="EA580C" w:sz="24"/>
@@ -9094,7 +9113,7 @@
       <w:tr>
         <w:tc>
           <w:tcPr>
-            <w:tcW w:type="pct" w:w="100%"/>
+            <w:tcW w:type="dxa" w:w="9000"/>
             <w:tcBorders>
               <w:top w:val="none" w:color="FFFFFF" w:sz="0"/>
               <w:left w:val="single" w:color="EA580C" w:sz="24"/>
@@ -9128,7 +9147,7 @@
       <w:tr>
         <w:tc>
           <w:tcPr>
-            <w:tcW w:type="pct" w:w="100%"/>
+            <w:tcW w:type="dxa" w:w="9000"/>
             <w:tcBorders>
               <w:top w:val="none" w:color="FFFFFF" w:sz="0"/>
               <w:left w:val="single" w:color="EA580C" w:sz="24"/>
@@ -9162,7 +9181,7 @@
       <w:tr>
         <w:tc>
           <w:tcPr>
-            <w:tcW w:type="pct" w:w="100%"/>
+            <w:tcW w:type="dxa" w:w="9000"/>
             <w:tcBorders>
               <w:top w:val="none" w:color="FFFFFF" w:sz="0"/>
               <w:left w:val="single" w:color="EA580C" w:sz="24"/>
@@ -9196,7 +9215,7 @@
       <w:tr>
         <w:tc>
           <w:tcPr>
-            <w:tcW w:type="pct" w:w="100%"/>
+            <w:tcW w:type="dxa" w:w="9000"/>
             <w:tcBorders>
               <w:top w:val="none" w:color="FFFFFF" w:sz="0"/>
               <w:left w:val="single" w:color="EA580C" w:sz="24"/>
@@ -9230,7 +9249,7 @@
       <w:tr>
         <w:tc>
           <w:tcPr>
-            <w:tcW w:type="pct" w:w="100%"/>
+            <w:tcW w:type="dxa" w:w="9000"/>
             <w:tcBorders>
               <w:top w:val="none" w:color="FFFFFF" w:sz="0"/>
               <w:left w:val="single" w:color="EA580C" w:sz="24"/>
@@ -9264,7 +9283,7 @@
       <w:tr>
         <w:tc>
           <w:tcPr>
-            <w:tcW w:type="pct" w:w="100%"/>
+            <w:tcW w:type="dxa" w:w="9000"/>
             <w:tcBorders>
               <w:top w:val="none" w:color="FFFFFF" w:sz="0"/>
               <w:left w:val="single" w:color="EA580C" w:sz="24"/>
@@ -9298,7 +9317,7 @@
       <w:tr>
         <w:tc>
           <w:tcPr>
-            <w:tcW w:type="pct" w:w="100%"/>
+            <w:tcW w:type="dxa" w:w="9000"/>
             <w:tcBorders>
               <w:top w:val="none" w:color="FFFFFF" w:sz="0"/>
               <w:left w:val="single" w:color="EA580C" w:sz="24"/>
@@ -9332,7 +9351,7 @@
       <w:tr>
         <w:tc>
           <w:tcPr>
-            <w:tcW w:type="pct" w:w="100%"/>
+            <w:tcW w:type="dxa" w:w="9000"/>
             <w:tcBorders>
               <w:top w:val="none" w:color="FFFFFF" w:sz="0"/>
               <w:left w:val="single" w:color="EA580C" w:sz="24"/>
@@ -9366,7 +9385,7 @@
       <w:tr>
         <w:tc>
           <w:tcPr>
-            <w:tcW w:type="pct" w:w="100%"/>
+            <w:tcW w:type="dxa" w:w="9000"/>
             <w:tcBorders>
               <w:top w:val="none" w:color="FFFFFF" w:sz="0"/>
               <w:left w:val="single" w:color="EA580C" w:sz="24"/>
@@ -9400,7 +9419,7 @@
       <w:tr>
         <w:tc>
           <w:tcPr>
-            <w:tcW w:type="pct" w:w="100%"/>
+            <w:tcW w:type="dxa" w:w="9000"/>
             <w:tcBorders>
               <w:top w:val="none" w:color="FFFFFF" w:sz="0"/>
               <w:left w:val="single" w:color="EA580C" w:sz="24"/>
@@ -9434,7 +9453,7 @@
       <w:tr>
         <w:tc>
           <w:tcPr>
-            <w:tcW w:type="pct" w:w="100%"/>
+            <w:tcW w:type="dxa" w:w="9000"/>
             <w:tcBorders>
               <w:top w:val="none" w:color="FFFFFF" w:sz="0"/>
               <w:left w:val="single" w:color="EA580C" w:sz="24"/>
@@ -9468,7 +9487,7 @@
       <w:tr>
         <w:tc>
           <w:tcPr>
-            <w:tcW w:type="pct" w:w="100%"/>
+            <w:tcW w:type="dxa" w:w="9000"/>
             <w:tcBorders>
               <w:top w:val="none" w:color="FFFFFF" w:sz="0"/>
               <w:left w:val="single" w:color="EA580C" w:sz="24"/>
@@ -9502,7 +9521,7 @@
       <w:tr>
         <w:tc>
           <w:tcPr>
-            <w:tcW w:type="pct" w:w="100%"/>
+            <w:tcW w:type="dxa" w:w="9000"/>
             <w:tcBorders>
               <w:top w:val="none" w:color="FFFFFF" w:sz="0"/>
               <w:left w:val="single" w:color="EA580C" w:sz="24"/>
@@ -9536,7 +9555,7 @@
       <w:tr>
         <w:tc>
           <w:tcPr>
-            <w:tcW w:type="pct" w:w="100%"/>
+            <w:tcW w:type="dxa" w:w="9000"/>
             <w:tcBorders>
               <w:top w:val="none" w:color="FFFFFF" w:sz="0"/>
               <w:left w:val="single" w:color="EA580C" w:sz="24"/>
@@ -9570,7 +9589,7 @@
       <w:tr>
         <w:tc>
           <w:tcPr>
-            <w:tcW w:type="pct" w:w="100%"/>
+            <w:tcW w:type="dxa" w:w="9000"/>
             <w:tcBorders>
               <w:top w:val="none" w:color="FFFFFF" w:sz="0"/>
               <w:left w:val="single" w:color="EA580C" w:sz="24"/>
@@ -9604,7 +9623,7 @@
       <w:tr>
         <w:tc>
           <w:tcPr>
-            <w:tcW w:type="pct" w:w="100%"/>
+            <w:tcW w:type="dxa" w:w="9000"/>
             <w:tcBorders>
               <w:top w:val="none" w:color="FFFFFF" w:sz="0"/>
               <w:left w:val="single" w:color="EA580C" w:sz="24"/>
@@ -9638,7 +9657,7 @@
       <w:tr>
         <w:tc>
           <w:tcPr>
-            <w:tcW w:type="pct" w:w="100%"/>
+            <w:tcW w:type="dxa" w:w="9000"/>
             <w:tcBorders>
               <w:top w:val="none" w:color="FFFFFF" w:sz="0"/>
               <w:left w:val="single" w:color="EA580C" w:sz="24"/>
@@ -9672,7 +9691,7 @@
       <w:tr>
         <w:tc>
           <w:tcPr>
-            <w:tcW w:type="pct" w:w="100%"/>
+            <w:tcW w:type="dxa" w:w="9000"/>
             <w:tcBorders>
               <w:top w:val="none" w:color="FFFFFF" w:sz="0"/>
               <w:left w:val="single" w:color="EA580C" w:sz="24"/>
@@ -9706,7 +9725,7 @@
       <w:tr>
         <w:tc>
           <w:tcPr>
-            <w:tcW w:type="pct" w:w="100%"/>
+            <w:tcW w:type="dxa" w:w="9000"/>
             <w:tcBorders>
               <w:top w:val="none" w:color="FFFFFF" w:sz="0"/>
               <w:left w:val="single" w:color="EA580C" w:sz="24"/>
@@ -9740,7 +9759,7 @@
       <w:tr>
         <w:tc>
           <w:tcPr>
-            <w:tcW w:type="pct" w:w="100%"/>
+            <w:tcW w:type="dxa" w:w="9000"/>
             <w:tcBorders>
               <w:top w:val="none" w:color="FFFFFF" w:sz="0"/>
               <w:left w:val="single" w:color="EA580C" w:sz="24"/>
@@ -9774,7 +9793,7 @@
       <w:tr>
         <w:tc>
           <w:tcPr>
-            <w:tcW w:type="pct" w:w="100%"/>
+            <w:tcW w:type="dxa" w:w="9000"/>
             <w:tcBorders>
               <w:top w:val="none" w:color="FFFFFF" w:sz="0"/>
               <w:left w:val="single" w:color="EA580C" w:sz="24"/>
@@ -9808,7 +9827,7 @@
       <w:tr>
         <w:tc>
           <w:tcPr>
-            <w:tcW w:type="pct" w:w="100%"/>
+            <w:tcW w:type="dxa" w:w="9000"/>
             <w:tcBorders>
               <w:top w:val="none" w:color="FFFFFF" w:sz="0"/>
               <w:left w:val="single" w:color="EA580C" w:sz="24"/>
@@ -9842,7 +9861,7 @@
       <w:tr>
         <w:tc>
           <w:tcPr>
-            <w:tcW w:type="pct" w:w="100%"/>
+            <w:tcW w:type="dxa" w:w="9000"/>
             <w:tcBorders>
               <w:top w:val="none" w:color="FFFFFF" w:sz="0"/>
               <w:left w:val="single" w:color="EA580C" w:sz="24"/>
@@ -9876,7 +9895,7 @@
       <w:tr>
         <w:tc>
           <w:tcPr>
-            <w:tcW w:type="pct" w:w="100%"/>
+            <w:tcW w:type="dxa" w:w="9000"/>
             <w:tcBorders>
               <w:top w:val="none" w:color="FFFFFF" w:sz="0"/>
               <w:left w:val="single" w:color="EA580C" w:sz="24"/>
@@ -9910,7 +9929,7 @@
       <w:tr>
         <w:tc>
           <w:tcPr>
-            <w:tcW w:type="pct" w:w="100%"/>
+            <w:tcW w:type="dxa" w:w="9000"/>
             <w:tcBorders>
               <w:top w:val="none" w:color="FFFFFF" w:sz="0"/>
               <w:left w:val="single" w:color="EA580C" w:sz="24"/>
@@ -9944,7 +9963,7 @@
       <w:tr>
         <w:tc>
           <w:tcPr>
-            <w:tcW w:type="pct" w:w="100%"/>
+            <w:tcW w:type="dxa" w:w="9000"/>
             <w:tcBorders>
               <w:top w:val="none" w:color="FFFFFF" w:sz="0"/>
               <w:left w:val="single" w:color="EA580C" w:sz="24"/>
@@ -9978,7 +9997,7 @@
       <w:tr>
         <w:tc>
           <w:tcPr>
-            <w:tcW w:type="pct" w:w="100%"/>
+            <w:tcW w:type="dxa" w:w="9000"/>
             <w:tcBorders>
               <w:top w:val="none" w:color="FFFFFF" w:sz="0"/>
               <w:left w:val="single" w:color="EA580C" w:sz="24"/>
@@ -10012,7 +10031,7 @@
       <w:tr>
         <w:tc>
           <w:tcPr>
-            <w:tcW w:type="pct" w:w="100%"/>
+            <w:tcW w:type="dxa" w:w="9000"/>
             <w:tcBorders>
               <w:top w:val="none" w:color="FFFFFF" w:sz="0"/>
               <w:left w:val="single" w:color="EA580C" w:sz="24"/>
@@ -10046,7 +10065,7 @@
       <w:tr>
         <w:tc>
           <w:tcPr>
-            <w:tcW w:type="pct" w:w="100%"/>
+            <w:tcW w:type="dxa" w:w="9000"/>
             <w:tcBorders>
               <w:top w:val="none" w:color="FFFFFF" w:sz="0"/>
               <w:left w:val="single" w:color="EA580C" w:sz="24"/>
@@ -10080,7 +10099,7 @@
       <w:tr>
         <w:tc>
           <w:tcPr>
-            <w:tcW w:type="pct" w:w="100%"/>
+            <w:tcW w:type="dxa" w:w="9000"/>
             <w:tcBorders>
               <w:top w:val="none" w:color="FFFFFF" w:sz="0"/>
               <w:left w:val="single" w:color="EA580C" w:sz="24"/>
@@ -10114,7 +10133,7 @@
       <w:tr>
         <w:tc>
           <w:tcPr>
-            <w:tcW w:type="pct" w:w="100%"/>
+            <w:tcW w:type="dxa" w:w="9000"/>
             <w:tcBorders>
               <w:top w:val="none" w:color="FFFFFF" w:sz="0"/>
               <w:left w:val="single" w:color="EA580C" w:sz="24"/>
@@ -10148,7 +10167,7 @@
       <w:tr>
         <w:tc>
           <w:tcPr>
-            <w:tcW w:type="pct" w:w="100%"/>
+            <w:tcW w:type="dxa" w:w="9000"/>
             <w:tcBorders>
               <w:top w:val="none" w:color="FFFFFF" w:sz="0"/>
               <w:left w:val="single" w:color="EA580C" w:sz="24"/>
@@ -10182,7 +10201,7 @@
       <w:tr>
         <w:tc>
           <w:tcPr>
-            <w:tcW w:type="pct" w:w="100%"/>
+            <w:tcW w:type="dxa" w:w="9000"/>
             <w:tcBorders>
               <w:top w:val="none" w:color="FFFFFF" w:sz="0"/>
               <w:left w:val="single" w:color="EA580C" w:sz="24"/>
@@ -10216,7 +10235,7 @@
       <w:tr>
         <w:tc>
           <w:tcPr>
-            <w:tcW w:type="pct" w:w="100%"/>
+            <w:tcW w:type="dxa" w:w="9000"/>
             <w:tcBorders>
               <w:top w:val="none" w:color="FFFFFF" w:sz="0"/>
               <w:left w:val="single" w:color="EA580C" w:sz="24"/>
@@ -10250,7 +10269,7 @@
       <w:tr>
         <w:tc>
           <w:tcPr>
-            <w:tcW w:type="pct" w:w="100%"/>
+            <w:tcW w:type="dxa" w:w="9000"/>
             <w:tcBorders>
               <w:top w:val="none" w:color="FFFFFF" w:sz="0"/>
               <w:left w:val="single" w:color="EA580C" w:sz="24"/>
@@ -10284,7 +10303,7 @@
       <w:tr>
         <w:tc>
           <w:tcPr>
-            <w:tcW w:type="pct" w:w="100%"/>
+            <w:tcW w:type="dxa" w:w="9000"/>
             <w:tcBorders>
               <w:top w:val="none" w:color="FFFFFF" w:sz="0"/>
               <w:left w:val="single" w:color="EA580C" w:sz="24"/>
@@ -10318,7 +10337,7 @@
       <w:tr>
         <w:tc>
           <w:tcPr>
-            <w:tcW w:type="pct" w:w="100%"/>
+            <w:tcW w:type="dxa" w:w="9000"/>
             <w:tcBorders>
               <w:top w:val="none" w:color="FFFFFF" w:sz="0"/>
               <w:left w:val="single" w:color="EA580C" w:sz="24"/>
@@ -10405,7 +10424,7 @@
     </w:p>
     <w:tbl>
       <w:tblPr>
-        <w:tblW w:type="pct" w:w="100%"/>
+        <w:tblW w:type="dxa" w:w="9000"/>
         <w:tblBorders>
           <w:top w:val="single" w:color="auto" w:sz="4"/>
           <w:left w:val="single" w:color="auto" w:sz="4"/>
@@ -10414,14 +10433,15 @@
           <w:insideH w:val="single" w:color="auto" w:sz="4"/>
           <w:insideV w:val="single" w:color="auto" w:sz="4"/>
         </w:tblBorders>
+        <w:tblLayout w:type="fixed"/>
       </w:tblPr>
       <w:tblGrid>
-        <w:gridCol w:w="100"/>
+        <w:gridCol w:w="9000"/>
       </w:tblGrid>
       <w:tr>
         <w:tc>
           <w:tcPr>
-            <w:tcW w:type="pct" w:w="100%"/>
+            <w:tcW w:type="dxa" w:w="9000"/>
             <w:tcBorders>
               <w:top w:val="none" w:color="FFFFFF" w:sz="0"/>
               <w:left w:val="none" w:color="FFFFFF" w:sz="0"/>
@@ -10457,7 +10477,7 @@
       <w:tr>
         <w:tc>
           <w:tcPr>
-            <w:tcW w:type="pct" w:w="100%"/>
+            <w:tcW w:type="dxa" w:w="9000"/>
             <w:tcBorders>
               <w:top w:val="none" w:color="FFFFFF" w:sz="0"/>
               <w:left w:val="single" w:color="EA580C" w:sz="24"/>
@@ -10491,7 +10511,7 @@
       <w:tr>
         <w:tc>
           <w:tcPr>
-            <w:tcW w:type="pct" w:w="100%"/>
+            <w:tcW w:type="dxa" w:w="9000"/>
             <w:tcBorders>
               <w:top w:val="none" w:color="FFFFFF" w:sz="0"/>
               <w:left w:val="single" w:color="EA580C" w:sz="24"/>
@@ -10525,7 +10545,7 @@
       <w:tr>
         <w:tc>
           <w:tcPr>
-            <w:tcW w:type="pct" w:w="100%"/>
+            <w:tcW w:type="dxa" w:w="9000"/>
             <w:tcBorders>
               <w:top w:val="none" w:color="FFFFFF" w:sz="0"/>
               <w:left w:val="single" w:color="EA580C" w:sz="24"/>
@@ -10559,7 +10579,7 @@
       <w:tr>
         <w:tc>
           <w:tcPr>
-            <w:tcW w:type="pct" w:w="100%"/>
+            <w:tcW w:type="dxa" w:w="9000"/>
             <w:tcBorders>
               <w:top w:val="none" w:color="FFFFFF" w:sz="0"/>
               <w:left w:val="single" w:color="EA580C" w:sz="24"/>
@@ -10593,7 +10613,7 @@
       <w:tr>
         <w:tc>
           <w:tcPr>
-            <w:tcW w:type="pct" w:w="100%"/>
+            <w:tcW w:type="dxa" w:w="9000"/>
             <w:tcBorders>
               <w:top w:val="none" w:color="FFFFFF" w:sz="0"/>
               <w:left w:val="single" w:color="EA580C" w:sz="24"/>
@@ -10627,7 +10647,7 @@
       <w:tr>
         <w:tc>
           <w:tcPr>
-            <w:tcW w:type="pct" w:w="100%"/>
+            <w:tcW w:type="dxa" w:w="9000"/>
             <w:tcBorders>
               <w:top w:val="none" w:color="FFFFFF" w:sz="0"/>
               <w:left w:val="single" w:color="EA580C" w:sz="24"/>
@@ -10661,7 +10681,7 @@
       <w:tr>
         <w:tc>
           <w:tcPr>
-            <w:tcW w:type="pct" w:w="100%"/>
+            <w:tcW w:type="dxa" w:w="9000"/>
             <w:tcBorders>
               <w:top w:val="none" w:color="FFFFFF" w:sz="0"/>
               <w:left w:val="single" w:color="EA580C" w:sz="24"/>
@@ -10695,7 +10715,7 @@
       <w:tr>
         <w:tc>
           <w:tcPr>
-            <w:tcW w:type="pct" w:w="100%"/>
+            <w:tcW w:type="dxa" w:w="9000"/>
             <w:tcBorders>
               <w:top w:val="none" w:color="FFFFFF" w:sz="0"/>
               <w:left w:val="single" w:color="EA580C" w:sz="24"/>
@@ -10729,7 +10749,7 @@
       <w:tr>
         <w:tc>
           <w:tcPr>
-            <w:tcW w:type="pct" w:w="100%"/>
+            <w:tcW w:type="dxa" w:w="9000"/>
             <w:tcBorders>
               <w:top w:val="none" w:color="FFFFFF" w:sz="0"/>
               <w:left w:val="single" w:color="EA580C" w:sz="24"/>
@@ -10763,7 +10783,7 @@
       <w:tr>
         <w:tc>
           <w:tcPr>
-            <w:tcW w:type="pct" w:w="100%"/>
+            <w:tcW w:type="dxa" w:w="9000"/>
             <w:tcBorders>
               <w:top w:val="none" w:color="FFFFFF" w:sz="0"/>
               <w:left w:val="single" w:color="EA580C" w:sz="24"/>
@@ -10797,7 +10817,7 @@
       <w:tr>
         <w:tc>
           <w:tcPr>
-            <w:tcW w:type="pct" w:w="100%"/>
+            <w:tcW w:type="dxa" w:w="9000"/>
             <w:tcBorders>
               <w:top w:val="none" w:color="FFFFFF" w:sz="0"/>
               <w:left w:val="single" w:color="EA580C" w:sz="24"/>
@@ -10831,7 +10851,7 @@
       <w:tr>
         <w:tc>
           <w:tcPr>
-            <w:tcW w:type="pct" w:w="100%"/>
+            <w:tcW w:type="dxa" w:w="9000"/>
             <w:tcBorders>
               <w:top w:val="none" w:color="FFFFFF" w:sz="0"/>
               <w:left w:val="single" w:color="EA580C" w:sz="24"/>
@@ -10865,7 +10885,7 @@
       <w:tr>
         <w:tc>
           <w:tcPr>
-            <w:tcW w:type="pct" w:w="100%"/>
+            <w:tcW w:type="dxa" w:w="9000"/>
             <w:tcBorders>
               <w:top w:val="none" w:color="FFFFFF" w:sz="0"/>
               <w:left w:val="single" w:color="EA580C" w:sz="24"/>
@@ -10904,7 +10924,7 @@
     </w:p>
     <w:tbl>
       <w:tblPr>
-        <w:tblW w:type="pct" w:w="100%"/>
+        <w:tblW w:type="dxa" w:w="9000"/>
         <w:tblBorders>
           <w:top w:val="single" w:color="auto" w:sz="4"/>
           <w:left w:val="single" w:color="auto" w:sz="4"/>
@@ -10913,14 +10933,15 @@
           <w:insideH w:val="single" w:color="auto" w:sz="4"/>
           <w:insideV w:val="single" w:color="auto" w:sz="4"/>
         </w:tblBorders>
+        <w:tblLayout w:type="fixed"/>
       </w:tblPr>
       <w:tblGrid>
-        <w:gridCol w:w="100"/>
+        <w:gridCol w:w="9000"/>
       </w:tblGrid>
       <w:tr>
         <w:tc>
           <w:tcPr>
-            <w:tcW w:type="pct" w:w="100%"/>
+            <w:tcW w:type="dxa" w:w="9000"/>
             <w:tcBorders>
               <w:top w:val="none" w:color="FFFFFF" w:sz="0"/>
               <w:left w:val="none" w:color="FFFFFF" w:sz="0"/>
@@ -10956,7 +10977,7 @@
       <w:tr>
         <w:tc>
           <w:tcPr>
-            <w:tcW w:type="pct" w:w="100%"/>
+            <w:tcW w:type="dxa" w:w="9000"/>
             <w:tcBorders>
               <w:top w:val="none" w:color="FFFFFF" w:sz="0"/>
               <w:left w:val="single" w:color="EA580C" w:sz="24"/>
@@ -10990,7 +11011,7 @@
       <w:tr>
         <w:tc>
           <w:tcPr>
-            <w:tcW w:type="pct" w:w="100%"/>
+            <w:tcW w:type="dxa" w:w="9000"/>
             <w:tcBorders>
               <w:top w:val="none" w:color="FFFFFF" w:sz="0"/>
               <w:left w:val="single" w:color="EA580C" w:sz="24"/>
@@ -11024,7 +11045,7 @@
       <w:tr>
         <w:tc>
           <w:tcPr>
-            <w:tcW w:type="pct" w:w="100%"/>
+            <w:tcW w:type="dxa" w:w="9000"/>
             <w:tcBorders>
               <w:top w:val="none" w:color="FFFFFF" w:sz="0"/>
               <w:left w:val="single" w:color="EA580C" w:sz="24"/>
@@ -11058,7 +11079,7 @@
       <w:tr>
         <w:tc>
           <w:tcPr>
-            <w:tcW w:type="pct" w:w="100%"/>
+            <w:tcW w:type="dxa" w:w="9000"/>
             <w:tcBorders>
               <w:top w:val="none" w:color="FFFFFF" w:sz="0"/>
               <w:left w:val="single" w:color="EA580C" w:sz="24"/>
@@ -11092,7 +11113,7 @@
       <w:tr>
         <w:tc>
           <w:tcPr>
-            <w:tcW w:type="pct" w:w="100%"/>
+            <w:tcW w:type="dxa" w:w="9000"/>
             <w:tcBorders>
               <w:top w:val="none" w:color="FFFFFF" w:sz="0"/>
               <w:left w:val="single" w:color="EA580C" w:sz="24"/>
@@ -11126,7 +11147,7 @@
       <w:tr>
         <w:tc>
           <w:tcPr>
-            <w:tcW w:type="pct" w:w="100%"/>
+            <w:tcW w:type="dxa" w:w="9000"/>
             <w:tcBorders>
               <w:top w:val="none" w:color="FFFFFF" w:sz="0"/>
               <w:left w:val="single" w:color="EA580C" w:sz="24"/>
@@ -11160,7 +11181,7 @@
       <w:tr>
         <w:tc>
           <w:tcPr>
-            <w:tcW w:type="pct" w:w="100%"/>
+            <w:tcW w:type="dxa" w:w="9000"/>
             <w:tcBorders>
               <w:top w:val="none" w:color="FFFFFF" w:sz="0"/>
               <w:left w:val="single" w:color="EA580C" w:sz="24"/>
@@ -11194,7 +11215,7 @@
       <w:tr>
         <w:tc>
           <w:tcPr>
-            <w:tcW w:type="pct" w:w="100%"/>
+            <w:tcW w:type="dxa" w:w="9000"/>
             <w:tcBorders>
               <w:top w:val="none" w:color="FFFFFF" w:sz="0"/>
               <w:left w:val="single" w:color="EA580C" w:sz="24"/>
@@ -11228,7 +11249,7 @@
       <w:tr>
         <w:tc>
           <w:tcPr>
-            <w:tcW w:type="pct" w:w="100%"/>
+            <w:tcW w:type="dxa" w:w="9000"/>
             <w:tcBorders>
               <w:top w:val="none" w:color="FFFFFF" w:sz="0"/>
               <w:left w:val="single" w:color="EA580C" w:sz="24"/>
@@ -11262,7 +11283,7 @@
       <w:tr>
         <w:tc>
           <w:tcPr>
-            <w:tcW w:type="pct" w:w="100%"/>
+            <w:tcW w:type="dxa" w:w="9000"/>
             <w:tcBorders>
               <w:top w:val="none" w:color="FFFFFF" w:sz="0"/>
               <w:left w:val="single" w:color="EA580C" w:sz="24"/>
@@ -11296,7 +11317,7 @@
       <w:tr>
         <w:tc>
           <w:tcPr>
-            <w:tcW w:type="pct" w:w="100%"/>
+            <w:tcW w:type="dxa" w:w="9000"/>
             <w:tcBorders>
               <w:top w:val="none" w:color="FFFFFF" w:sz="0"/>
               <w:left w:val="single" w:color="EA580C" w:sz="24"/>
@@ -11330,7 +11351,7 @@
       <w:tr>
         <w:tc>
           <w:tcPr>
-            <w:tcW w:type="pct" w:w="100%"/>
+            <w:tcW w:type="dxa" w:w="9000"/>
             <w:tcBorders>
               <w:top w:val="none" w:color="FFFFFF" w:sz="0"/>
               <w:left w:val="single" w:color="EA580C" w:sz="24"/>
@@ -11364,7 +11385,7 @@
       <w:tr>
         <w:tc>
           <w:tcPr>
-            <w:tcW w:type="pct" w:w="100%"/>
+            <w:tcW w:type="dxa" w:w="9000"/>
             <w:tcBorders>
               <w:top w:val="none" w:color="FFFFFF" w:sz="0"/>
               <w:left w:val="single" w:color="EA580C" w:sz="24"/>
@@ -11398,7 +11419,7 @@
       <w:tr>
         <w:tc>
           <w:tcPr>
-            <w:tcW w:type="pct" w:w="100%"/>
+            <w:tcW w:type="dxa" w:w="9000"/>
             <w:tcBorders>
               <w:top w:val="none" w:color="FFFFFF" w:sz="0"/>
               <w:left w:val="single" w:color="EA580C" w:sz="24"/>
@@ -11432,7 +11453,7 @@
       <w:tr>
         <w:tc>
           <w:tcPr>
-            <w:tcW w:type="pct" w:w="100%"/>
+            <w:tcW w:type="dxa" w:w="9000"/>
             <w:tcBorders>
               <w:top w:val="none" w:color="FFFFFF" w:sz="0"/>
               <w:left w:val="single" w:color="EA580C" w:sz="24"/>
@@ -11466,7 +11487,7 @@
       <w:tr>
         <w:tc>
           <w:tcPr>
-            <w:tcW w:type="pct" w:w="100%"/>
+            <w:tcW w:type="dxa" w:w="9000"/>
             <w:tcBorders>
               <w:top w:val="none" w:color="FFFFFF" w:sz="0"/>
               <w:left w:val="single" w:color="EA580C" w:sz="24"/>
@@ -11500,7 +11521,7 @@
       <w:tr>
         <w:tc>
           <w:tcPr>
-            <w:tcW w:type="pct" w:w="100%"/>
+            <w:tcW w:type="dxa" w:w="9000"/>
             <w:tcBorders>
               <w:top w:val="none" w:color="FFFFFF" w:sz="0"/>
               <w:left w:val="single" w:color="EA580C" w:sz="24"/>
@@ -11534,7 +11555,7 @@
       <w:tr>
         <w:tc>
           <w:tcPr>
-            <w:tcW w:type="pct" w:w="100%"/>
+            <w:tcW w:type="dxa" w:w="9000"/>
             <w:tcBorders>
               <w:top w:val="none" w:color="FFFFFF" w:sz="0"/>
               <w:left w:val="single" w:color="EA580C" w:sz="24"/>
@@ -11568,7 +11589,7 @@
       <w:tr>
         <w:tc>
           <w:tcPr>
-            <w:tcW w:type="pct" w:w="100%"/>
+            <w:tcW w:type="dxa" w:w="9000"/>
             <w:tcBorders>
               <w:top w:val="none" w:color="FFFFFF" w:sz="0"/>
               <w:left w:val="single" w:color="EA580C" w:sz="24"/>
@@ -11602,7 +11623,7 @@
       <w:tr>
         <w:tc>
           <w:tcPr>
-            <w:tcW w:type="pct" w:w="100%"/>
+            <w:tcW w:type="dxa" w:w="9000"/>
             <w:tcBorders>
               <w:top w:val="none" w:color="FFFFFF" w:sz="0"/>
               <w:left w:val="single" w:color="EA580C" w:sz="24"/>
@@ -11636,7 +11657,7 @@
       <w:tr>
         <w:tc>
           <w:tcPr>
-            <w:tcW w:type="pct" w:w="100%"/>
+            <w:tcW w:type="dxa" w:w="9000"/>
             <w:tcBorders>
               <w:top w:val="none" w:color="FFFFFF" w:sz="0"/>
               <w:left w:val="single" w:color="EA580C" w:sz="24"/>
@@ -11670,7 +11691,7 @@
       <w:tr>
         <w:tc>
           <w:tcPr>
-            <w:tcW w:type="pct" w:w="100%"/>
+            <w:tcW w:type="dxa" w:w="9000"/>
             <w:tcBorders>
               <w:top w:val="none" w:color="FFFFFF" w:sz="0"/>
               <w:left w:val="single" w:color="EA580C" w:sz="24"/>
@@ -11709,7 +11730,7 @@
     </w:p>
     <w:tbl>
       <w:tblPr>
-        <w:tblW w:type="pct" w:w="100%"/>
+        <w:tblW w:type="dxa" w:w="9000"/>
         <w:tblBorders>
           <w:top w:val="single" w:color="auto" w:sz="4"/>
           <w:left w:val="single" w:color="auto" w:sz="4"/>
@@ -11718,14 +11739,15 @@
           <w:insideH w:val="single" w:color="auto" w:sz="4"/>
           <w:insideV w:val="single" w:color="auto" w:sz="4"/>
         </w:tblBorders>
+        <w:tblLayout w:type="fixed"/>
       </w:tblPr>
       <w:tblGrid>
-        <w:gridCol w:w="100"/>
+        <w:gridCol w:w="9000"/>
       </w:tblGrid>
       <w:tr>
         <w:tc>
           <w:tcPr>
-            <w:tcW w:type="pct" w:w="100%"/>
+            <w:tcW w:type="dxa" w:w="9000"/>
             <w:tcBorders>
               <w:top w:val="none" w:color="FFFFFF" w:sz="0"/>
               <w:left w:val="none" w:color="FFFFFF" w:sz="0"/>
@@ -11761,7 +11783,7 @@
       <w:tr>
         <w:tc>
           <w:tcPr>
-            <w:tcW w:type="pct" w:w="100%"/>
+            <w:tcW w:type="dxa" w:w="9000"/>
             <w:tcBorders>
               <w:top w:val="none" w:color="FFFFFF" w:sz="0"/>
               <w:left w:val="single" w:color="EA580C" w:sz="24"/>
@@ -11795,7 +11817,7 @@
       <w:tr>
         <w:tc>
           <w:tcPr>
-            <w:tcW w:type="pct" w:w="100%"/>
+            <w:tcW w:type="dxa" w:w="9000"/>
             <w:tcBorders>
               <w:top w:val="none" w:color="FFFFFF" w:sz="0"/>
               <w:left w:val="single" w:color="EA580C" w:sz="24"/>
@@ -11829,7 +11851,7 @@
       <w:tr>
         <w:tc>
           <w:tcPr>
-            <w:tcW w:type="pct" w:w="100%"/>
+            <w:tcW w:type="dxa" w:w="9000"/>
             <w:tcBorders>
               <w:top w:val="none" w:color="FFFFFF" w:sz="0"/>
               <w:left w:val="single" w:color="EA580C" w:sz="24"/>
@@ -11863,7 +11885,7 @@
       <w:tr>
         <w:tc>
           <w:tcPr>
-            <w:tcW w:type="pct" w:w="100%"/>
+            <w:tcW w:type="dxa" w:w="9000"/>
             <w:tcBorders>
               <w:top w:val="none" w:color="FFFFFF" w:sz="0"/>
               <w:left w:val="single" w:color="EA580C" w:sz="24"/>
@@ -11897,7 +11919,7 @@
       <w:tr>
         <w:tc>
           <w:tcPr>
-            <w:tcW w:type="pct" w:w="100%"/>
+            <w:tcW w:type="dxa" w:w="9000"/>
             <w:tcBorders>
               <w:top w:val="none" w:color="FFFFFF" w:sz="0"/>
               <w:left w:val="single" w:color="EA580C" w:sz="24"/>
@@ -11931,7 +11953,7 @@
       <w:tr>
         <w:tc>
           <w:tcPr>
-            <w:tcW w:type="pct" w:w="100%"/>
+            <w:tcW w:type="dxa" w:w="9000"/>
             <w:tcBorders>
               <w:top w:val="none" w:color="FFFFFF" w:sz="0"/>
               <w:left w:val="single" w:color="EA580C" w:sz="24"/>
@@ -11965,7 +11987,7 @@
       <w:tr>
         <w:tc>
           <w:tcPr>
-            <w:tcW w:type="pct" w:w="100%"/>
+            <w:tcW w:type="dxa" w:w="9000"/>
             <w:tcBorders>
               <w:top w:val="none" w:color="FFFFFF" w:sz="0"/>
               <w:left w:val="single" w:color="EA580C" w:sz="24"/>
@@ -11999,7 +12021,7 @@
       <w:tr>
         <w:tc>
           <w:tcPr>
-            <w:tcW w:type="pct" w:w="100%"/>
+            <w:tcW w:type="dxa" w:w="9000"/>
             <w:tcBorders>
               <w:top w:val="none" w:color="FFFFFF" w:sz="0"/>
               <w:left w:val="single" w:color="EA580C" w:sz="24"/>
@@ -12033,7 +12055,7 @@
       <w:tr>
         <w:tc>
           <w:tcPr>
-            <w:tcW w:type="pct" w:w="100%"/>
+            <w:tcW w:type="dxa" w:w="9000"/>
             <w:tcBorders>
               <w:top w:val="none" w:color="FFFFFF" w:sz="0"/>
               <w:left w:val="single" w:color="EA580C" w:sz="24"/>
@@ -12067,7 +12089,7 @@
       <w:tr>
         <w:tc>
           <w:tcPr>
-            <w:tcW w:type="pct" w:w="100%"/>
+            <w:tcW w:type="dxa" w:w="9000"/>
             <w:tcBorders>
               <w:top w:val="none" w:color="FFFFFF" w:sz="0"/>
               <w:left w:val="single" w:color="EA580C" w:sz="24"/>
@@ -12101,7 +12123,7 @@
       <w:tr>
         <w:tc>
           <w:tcPr>
-            <w:tcW w:type="pct" w:w="100%"/>
+            <w:tcW w:type="dxa" w:w="9000"/>
             <w:tcBorders>
               <w:top w:val="none" w:color="FFFFFF" w:sz="0"/>
               <w:left w:val="single" w:color="EA580C" w:sz="24"/>
@@ -12135,7 +12157,7 @@
       <w:tr>
         <w:tc>
           <w:tcPr>
-            <w:tcW w:type="pct" w:w="100%"/>
+            <w:tcW w:type="dxa" w:w="9000"/>
             <w:tcBorders>
               <w:top w:val="none" w:color="FFFFFF" w:sz="0"/>
               <w:left w:val="single" w:color="EA580C" w:sz="24"/>
@@ -12169,7 +12191,7 @@
       <w:tr>
         <w:tc>
           <w:tcPr>
-            <w:tcW w:type="pct" w:w="100%"/>
+            <w:tcW w:type="dxa" w:w="9000"/>
             <w:tcBorders>
               <w:top w:val="none" w:color="FFFFFF" w:sz="0"/>
               <w:left w:val="single" w:color="EA580C" w:sz="24"/>
@@ -12203,7 +12225,7 @@
       <w:tr>
         <w:tc>
           <w:tcPr>
-            <w:tcW w:type="pct" w:w="100%"/>
+            <w:tcW w:type="dxa" w:w="9000"/>
             <w:tcBorders>
               <w:top w:val="none" w:color="FFFFFF" w:sz="0"/>
               <w:left w:val="single" w:color="EA580C" w:sz="24"/>
@@ -12237,7 +12259,7 @@
       <w:tr>
         <w:tc>
           <w:tcPr>
-            <w:tcW w:type="pct" w:w="100%"/>
+            <w:tcW w:type="dxa" w:w="9000"/>
             <w:tcBorders>
               <w:top w:val="none" w:color="FFFFFF" w:sz="0"/>
               <w:left w:val="single" w:color="EA580C" w:sz="24"/>
@@ -12271,7 +12293,7 @@
       <w:tr>
         <w:tc>
           <w:tcPr>
-            <w:tcW w:type="pct" w:w="100%"/>
+            <w:tcW w:type="dxa" w:w="9000"/>
             <w:tcBorders>
               <w:top w:val="none" w:color="FFFFFF" w:sz="0"/>
               <w:left w:val="single" w:color="EA580C" w:sz="24"/>
@@ -12305,7 +12327,7 @@
       <w:tr>
         <w:tc>
           <w:tcPr>
-            <w:tcW w:type="pct" w:w="100%"/>
+            <w:tcW w:type="dxa" w:w="9000"/>
             <w:tcBorders>
               <w:top w:val="none" w:color="FFFFFF" w:sz="0"/>
               <w:left w:val="single" w:color="EA580C" w:sz="24"/>
@@ -12339,7 +12361,7 @@
       <w:tr>
         <w:tc>
           <w:tcPr>
-            <w:tcW w:type="pct" w:w="100%"/>
+            <w:tcW w:type="dxa" w:w="9000"/>
             <w:tcBorders>
               <w:top w:val="none" w:color="FFFFFF" w:sz="0"/>
               <w:left w:val="single" w:color="EA580C" w:sz="24"/>
@@ -12373,7 +12395,7 @@
       <w:tr>
         <w:tc>
           <w:tcPr>
-            <w:tcW w:type="pct" w:w="100%"/>
+            <w:tcW w:type="dxa" w:w="9000"/>
             <w:tcBorders>
               <w:top w:val="none" w:color="FFFFFF" w:sz="0"/>
               <w:left w:val="single" w:color="EA580C" w:sz="24"/>
@@ -12407,7 +12429,7 @@
       <w:tr>
         <w:tc>
           <w:tcPr>
-            <w:tcW w:type="pct" w:w="100%"/>
+            <w:tcW w:type="dxa" w:w="9000"/>
             <w:tcBorders>
               <w:top w:val="none" w:color="FFFFFF" w:sz="0"/>
               <w:left w:val="single" w:color="EA580C" w:sz="24"/>
@@ -12441,7 +12463,7 @@
       <w:tr>
         <w:tc>
           <w:tcPr>
-            <w:tcW w:type="pct" w:w="100%"/>
+            <w:tcW w:type="dxa" w:w="9000"/>
             <w:tcBorders>
               <w:top w:val="none" w:color="FFFFFF" w:sz="0"/>
               <w:left w:val="single" w:color="EA580C" w:sz="24"/>
@@ -12475,7 +12497,7 @@
       <w:tr>
         <w:tc>
           <w:tcPr>
-            <w:tcW w:type="pct" w:w="100%"/>
+            <w:tcW w:type="dxa" w:w="9000"/>
             <w:tcBorders>
               <w:top w:val="none" w:color="FFFFFF" w:sz="0"/>
               <w:left w:val="single" w:color="EA580C" w:sz="24"/>
@@ -12509,7 +12531,7 @@
       <w:tr>
         <w:tc>
           <w:tcPr>
-            <w:tcW w:type="pct" w:w="100%"/>
+            <w:tcW w:type="dxa" w:w="9000"/>
             <w:tcBorders>
               <w:top w:val="none" w:color="FFFFFF" w:sz="0"/>
               <w:left w:val="single" w:color="EA580C" w:sz="24"/>
@@ -12596,7 +12618,7 @@
     </w:p>
     <w:tbl>
       <w:tblPr>
-        <w:tblW w:type="pct" w:w="100%"/>
+        <w:tblW w:type="dxa" w:w="9000"/>
         <w:tblBorders>
           <w:top w:val="single" w:color="auto" w:sz="4"/>
           <w:left w:val="single" w:color="auto" w:sz="4"/>
@@ -12605,14 +12627,15 @@
           <w:insideH w:val="single" w:color="auto" w:sz="4"/>
           <w:insideV w:val="single" w:color="auto" w:sz="4"/>
         </w:tblBorders>
+        <w:tblLayout w:type="fixed"/>
       </w:tblPr>
       <w:tblGrid>
-        <w:gridCol w:w="100"/>
+        <w:gridCol w:w="9000"/>
       </w:tblGrid>
       <w:tr>
         <w:tc>
           <w:tcPr>
-            <w:tcW w:type="pct" w:w="100%"/>
+            <w:tcW w:type="dxa" w:w="9000"/>
             <w:tcBorders>
               <w:top w:val="none" w:color="FFFFFF" w:sz="0"/>
               <w:left w:val="none" w:color="FFFFFF" w:sz="0"/>
@@ -12648,7 +12671,7 @@
       <w:tr>
         <w:tc>
           <w:tcPr>
-            <w:tcW w:type="pct" w:w="100%"/>
+            <w:tcW w:type="dxa" w:w="9000"/>
             <w:tcBorders>
               <w:top w:val="none" w:color="FFFFFF" w:sz="0"/>
               <w:left w:val="single" w:color="EA580C" w:sz="24"/>
@@ -12682,7 +12705,7 @@
       <w:tr>
         <w:tc>
           <w:tcPr>
-            <w:tcW w:type="pct" w:w="100%"/>
+            <w:tcW w:type="dxa" w:w="9000"/>
             <w:tcBorders>
               <w:top w:val="none" w:color="FFFFFF" w:sz="0"/>
               <w:left w:val="single" w:color="EA580C" w:sz="24"/>
@@ -12716,7 +12739,7 @@
       <w:tr>
         <w:tc>
           <w:tcPr>
-            <w:tcW w:type="pct" w:w="100%"/>
+            <w:tcW w:type="dxa" w:w="9000"/>
             <w:tcBorders>
               <w:top w:val="none" w:color="FFFFFF" w:sz="0"/>
               <w:left w:val="single" w:color="EA580C" w:sz="24"/>
@@ -12750,7 +12773,7 @@
       <w:tr>
         <w:tc>
           <w:tcPr>
-            <w:tcW w:type="pct" w:w="100%"/>
+            <w:tcW w:type="dxa" w:w="9000"/>
             <w:tcBorders>
               <w:top w:val="none" w:color="FFFFFF" w:sz="0"/>
               <w:left w:val="single" w:color="EA580C" w:sz="24"/>
@@ -12784,7 +12807,7 @@
       <w:tr>
         <w:tc>
           <w:tcPr>
-            <w:tcW w:type="pct" w:w="100%"/>
+            <w:tcW w:type="dxa" w:w="9000"/>
             <w:tcBorders>
               <w:top w:val="none" w:color="FFFFFF" w:sz="0"/>
               <w:left w:val="single" w:color="EA580C" w:sz="24"/>
@@ -12818,7 +12841,7 @@
       <w:tr>
         <w:tc>
           <w:tcPr>
-            <w:tcW w:type="pct" w:w="100%"/>
+            <w:tcW w:type="dxa" w:w="9000"/>
             <w:tcBorders>
               <w:top w:val="none" w:color="FFFFFF" w:sz="0"/>
               <w:left w:val="single" w:color="EA580C" w:sz="24"/>
@@ -12852,7 +12875,7 @@
       <w:tr>
         <w:tc>
           <w:tcPr>
-            <w:tcW w:type="pct" w:w="100%"/>
+            <w:tcW w:type="dxa" w:w="9000"/>
             <w:tcBorders>
               <w:top w:val="none" w:color="FFFFFF" w:sz="0"/>
               <w:left w:val="single" w:color="EA580C" w:sz="24"/>
@@ -12886,7 +12909,7 @@
       <w:tr>
         <w:tc>
           <w:tcPr>
-            <w:tcW w:type="pct" w:w="100%"/>
+            <w:tcW w:type="dxa" w:w="9000"/>
             <w:tcBorders>
               <w:top w:val="none" w:color="FFFFFF" w:sz="0"/>
               <w:left w:val="single" w:color="EA580C" w:sz="24"/>
@@ -12920,7 +12943,7 @@
       <w:tr>
         <w:tc>
           <w:tcPr>
-            <w:tcW w:type="pct" w:w="100%"/>
+            <w:tcW w:type="dxa" w:w="9000"/>
             <w:tcBorders>
               <w:top w:val="none" w:color="FFFFFF" w:sz="0"/>
               <w:left w:val="single" w:color="EA580C" w:sz="24"/>
@@ -12954,7 +12977,7 @@
       <w:tr>
         <w:tc>
           <w:tcPr>
-            <w:tcW w:type="pct" w:w="100%"/>
+            <w:tcW w:type="dxa" w:w="9000"/>
             <w:tcBorders>
               <w:top w:val="none" w:color="FFFFFF" w:sz="0"/>
               <w:left w:val="single" w:color="EA580C" w:sz="24"/>
@@ -12988,7 +13011,7 @@
       <w:tr>
         <w:tc>
           <w:tcPr>
-            <w:tcW w:type="pct" w:w="100%"/>
+            <w:tcW w:type="dxa" w:w="9000"/>
             <w:tcBorders>
               <w:top w:val="none" w:color="FFFFFF" w:sz="0"/>
               <w:left w:val="single" w:color="EA580C" w:sz="24"/>
@@ -13022,7 +13045,7 @@
       <w:tr>
         <w:tc>
           <w:tcPr>
-            <w:tcW w:type="pct" w:w="100%"/>
+            <w:tcW w:type="dxa" w:w="9000"/>
             <w:tcBorders>
               <w:top w:val="none" w:color="FFFFFF" w:sz="0"/>
               <w:left w:val="single" w:color="EA580C" w:sz="24"/>
@@ -13056,7 +13079,7 @@
       <w:tr>
         <w:tc>
           <w:tcPr>
-            <w:tcW w:type="pct" w:w="100%"/>
+            <w:tcW w:type="dxa" w:w="9000"/>
             <w:tcBorders>
               <w:top w:val="none" w:color="FFFFFF" w:sz="0"/>
               <w:left w:val="single" w:color="EA580C" w:sz="24"/>
@@ -13090,7 +13113,7 @@
       <w:tr>
         <w:tc>
           <w:tcPr>
-            <w:tcW w:type="pct" w:w="100%"/>
+            <w:tcW w:type="dxa" w:w="9000"/>
             <w:tcBorders>
               <w:top w:val="none" w:color="FFFFFF" w:sz="0"/>
               <w:left w:val="single" w:color="EA580C" w:sz="24"/>
@@ -13124,7 +13147,7 @@
       <w:tr>
         <w:tc>
           <w:tcPr>
-            <w:tcW w:type="pct" w:w="100%"/>
+            <w:tcW w:type="dxa" w:w="9000"/>
             <w:tcBorders>
               <w:top w:val="none" w:color="FFFFFF" w:sz="0"/>
               <w:left w:val="single" w:color="EA580C" w:sz="24"/>
@@ -13158,7 +13181,7 @@
       <w:tr>
         <w:tc>
           <w:tcPr>
-            <w:tcW w:type="pct" w:w="100%"/>
+            <w:tcW w:type="dxa" w:w="9000"/>
             <w:tcBorders>
               <w:top w:val="none" w:color="FFFFFF" w:sz="0"/>
               <w:left w:val="single" w:color="EA580C" w:sz="24"/>
@@ -13192,7 +13215,7 @@
       <w:tr>
         <w:tc>
           <w:tcPr>
-            <w:tcW w:type="pct" w:w="100%"/>
+            <w:tcW w:type="dxa" w:w="9000"/>
             <w:tcBorders>
               <w:top w:val="none" w:color="FFFFFF" w:sz="0"/>
               <w:left w:val="single" w:color="EA580C" w:sz="24"/>
@@ -13226,7 +13249,7 @@
       <w:tr>
         <w:tc>
           <w:tcPr>
-            <w:tcW w:type="pct" w:w="100%"/>
+            <w:tcW w:type="dxa" w:w="9000"/>
             <w:tcBorders>
               <w:top w:val="none" w:color="FFFFFF" w:sz="0"/>
               <w:left w:val="single" w:color="EA580C" w:sz="24"/>
@@ -13260,7 +13283,7 @@
       <w:tr>
         <w:tc>
           <w:tcPr>
-            <w:tcW w:type="pct" w:w="100%"/>
+            <w:tcW w:type="dxa" w:w="9000"/>
             <w:tcBorders>
               <w:top w:val="none" w:color="FFFFFF" w:sz="0"/>
               <w:left w:val="single" w:color="EA580C" w:sz="24"/>
@@ -13294,7 +13317,7 @@
       <w:tr>
         <w:tc>
           <w:tcPr>
-            <w:tcW w:type="pct" w:w="100%"/>
+            <w:tcW w:type="dxa" w:w="9000"/>
             <w:tcBorders>
               <w:top w:val="none" w:color="FFFFFF" w:sz="0"/>
               <w:left w:val="single" w:color="EA580C" w:sz="24"/>
@@ -13328,7 +13351,7 @@
       <w:tr>
         <w:tc>
           <w:tcPr>
-            <w:tcW w:type="pct" w:w="100%"/>
+            <w:tcW w:type="dxa" w:w="9000"/>
             <w:tcBorders>
               <w:top w:val="none" w:color="FFFFFF" w:sz="0"/>
               <w:left w:val="single" w:color="EA580C" w:sz="24"/>
@@ -13367,7 +13390,7 @@
     </w:p>
     <w:tbl>
       <w:tblPr>
-        <w:tblW w:type="pct" w:w="100%"/>
+        <w:tblW w:type="dxa" w:w="9000"/>
         <w:tblBorders>
           <w:top w:val="single" w:color="auto" w:sz="4"/>
           <w:left w:val="single" w:color="auto" w:sz="4"/>
@@ -13376,14 +13399,15 @@
           <w:insideH w:val="single" w:color="auto" w:sz="4"/>
           <w:insideV w:val="single" w:color="auto" w:sz="4"/>
         </w:tblBorders>
+        <w:tblLayout w:type="fixed"/>
       </w:tblPr>
       <w:tblGrid>
-        <w:gridCol w:w="100"/>
+        <w:gridCol w:w="9000"/>
       </w:tblGrid>
       <w:tr>
         <w:tc>
           <w:tcPr>
-            <w:tcW w:type="pct" w:w="100%"/>
+            <w:tcW w:type="dxa" w:w="9000"/>
             <w:tcBorders>
               <w:top w:val="none" w:color="FFFFFF" w:sz="0"/>
               <w:left w:val="none" w:color="FFFFFF" w:sz="0"/>
@@ -13419,7 +13443,7 @@
       <w:tr>
         <w:tc>
           <w:tcPr>
-            <w:tcW w:type="pct" w:w="100%"/>
+            <w:tcW w:type="dxa" w:w="9000"/>
             <w:tcBorders>
               <w:top w:val="none" w:color="FFFFFF" w:sz="0"/>
               <w:left w:val="single" w:color="EA580C" w:sz="24"/>
@@ -13453,7 +13477,7 @@
       <w:tr>
         <w:tc>
           <w:tcPr>
-            <w:tcW w:type="pct" w:w="100%"/>
+            <w:tcW w:type="dxa" w:w="9000"/>
             <w:tcBorders>
               <w:top w:val="none" w:color="FFFFFF" w:sz="0"/>
               <w:left w:val="single" w:color="EA580C" w:sz="24"/>
@@ -13487,7 +13511,7 @@
       <w:tr>
         <w:tc>
           <w:tcPr>
-            <w:tcW w:type="pct" w:w="100%"/>
+            <w:tcW w:type="dxa" w:w="9000"/>
             <w:tcBorders>
               <w:top w:val="none" w:color="FFFFFF" w:sz="0"/>
               <w:left w:val="single" w:color="EA580C" w:sz="24"/>
@@ -13521,7 +13545,7 @@
       <w:tr>
         <w:tc>
           <w:tcPr>
-            <w:tcW w:type="pct" w:w="100%"/>
+            <w:tcW w:type="dxa" w:w="9000"/>
             <w:tcBorders>
               <w:top w:val="none" w:color="FFFFFF" w:sz="0"/>
               <w:left w:val="single" w:color="EA580C" w:sz="24"/>
@@ -13555,7 +13579,7 @@
       <w:tr>
         <w:tc>
           <w:tcPr>
-            <w:tcW w:type="pct" w:w="100%"/>
+            <w:tcW w:type="dxa" w:w="9000"/>
             <w:tcBorders>
               <w:top w:val="none" w:color="FFFFFF" w:sz="0"/>
               <w:left w:val="single" w:color="EA580C" w:sz="24"/>
@@ -13589,7 +13613,7 @@
       <w:tr>
         <w:tc>
           <w:tcPr>
-            <w:tcW w:type="pct" w:w="100%"/>
+            <w:tcW w:type="dxa" w:w="9000"/>
             <w:tcBorders>
               <w:top w:val="none" w:color="FFFFFF" w:sz="0"/>
               <w:left w:val="single" w:color="EA580C" w:sz="24"/>
@@ -13623,7 +13647,7 @@
       <w:tr>
         <w:tc>
           <w:tcPr>
-            <w:tcW w:type="pct" w:w="100%"/>
+            <w:tcW w:type="dxa" w:w="9000"/>
             <w:tcBorders>
               <w:top w:val="none" w:color="FFFFFF" w:sz="0"/>
               <w:left w:val="single" w:color="EA580C" w:sz="24"/>
@@ -13657,7 +13681,7 @@
       <w:tr>
         <w:tc>
           <w:tcPr>
-            <w:tcW w:type="pct" w:w="100%"/>
+            <w:tcW w:type="dxa" w:w="9000"/>
             <w:tcBorders>
               <w:top w:val="none" w:color="FFFFFF" w:sz="0"/>
               <w:left w:val="single" w:color="EA580C" w:sz="24"/>
@@ -13691,7 +13715,7 @@
       <w:tr>
         <w:tc>
           <w:tcPr>
-            <w:tcW w:type="pct" w:w="100%"/>
+            <w:tcW w:type="dxa" w:w="9000"/>
             <w:tcBorders>
               <w:top w:val="none" w:color="FFFFFF" w:sz="0"/>
               <w:left w:val="single" w:color="EA580C" w:sz="24"/>
@@ -13725,7 +13749,7 @@
       <w:tr>
         <w:tc>
           <w:tcPr>
-            <w:tcW w:type="pct" w:w="100%"/>
+            <w:tcW w:type="dxa" w:w="9000"/>
             <w:tcBorders>
               <w:top w:val="none" w:color="FFFFFF" w:sz="0"/>
               <w:left w:val="single" w:color="EA580C" w:sz="24"/>
@@ -13759,7 +13783,7 @@
       <w:tr>
         <w:tc>
           <w:tcPr>
-            <w:tcW w:type="pct" w:w="100%"/>
+            <w:tcW w:type="dxa" w:w="9000"/>
             <w:tcBorders>
               <w:top w:val="none" w:color="FFFFFF" w:sz="0"/>
               <w:left w:val="single" w:color="EA580C" w:sz="24"/>
@@ -13793,7 +13817,7 @@
       <w:tr>
         <w:tc>
           <w:tcPr>
-            <w:tcW w:type="pct" w:w="100%"/>
+            <w:tcW w:type="dxa" w:w="9000"/>
             <w:tcBorders>
               <w:top w:val="none" w:color="FFFFFF" w:sz="0"/>
               <w:left w:val="single" w:color="EA580C" w:sz="24"/>
@@ -13827,7 +13851,7 @@
       <w:tr>
         <w:tc>
           <w:tcPr>
-            <w:tcW w:type="pct" w:w="100%"/>
+            <w:tcW w:type="dxa" w:w="9000"/>
             <w:tcBorders>
               <w:top w:val="none" w:color="FFFFFF" w:sz="0"/>
               <w:left w:val="single" w:color="EA580C" w:sz="24"/>
@@ -13861,7 +13885,7 @@
       <w:tr>
         <w:tc>
           <w:tcPr>
-            <w:tcW w:type="pct" w:w="100%"/>
+            <w:tcW w:type="dxa" w:w="9000"/>
             <w:tcBorders>
               <w:top w:val="none" w:color="FFFFFF" w:sz="0"/>
               <w:left w:val="single" w:color="EA580C" w:sz="24"/>
@@ -13895,7 +13919,7 @@
       <w:tr>
         <w:tc>
           <w:tcPr>
-            <w:tcW w:type="pct" w:w="100%"/>
+            <w:tcW w:type="dxa" w:w="9000"/>
             <w:tcBorders>
               <w:top w:val="none" w:color="FFFFFF" w:sz="0"/>
               <w:left w:val="single" w:color="EA580C" w:sz="24"/>
@@ -13929,7 +13953,7 @@
       <w:tr>
         <w:tc>
           <w:tcPr>
-            <w:tcW w:type="pct" w:w="100%"/>
+            <w:tcW w:type="dxa" w:w="9000"/>
             <w:tcBorders>
               <w:top w:val="none" w:color="FFFFFF" w:sz="0"/>
               <w:left w:val="single" w:color="EA580C" w:sz="24"/>
@@ -13963,7 +13987,7 @@
       <w:tr>
         <w:tc>
           <w:tcPr>
-            <w:tcW w:type="pct" w:w="100%"/>
+            <w:tcW w:type="dxa" w:w="9000"/>
             <w:tcBorders>
               <w:top w:val="none" w:color="FFFFFF" w:sz="0"/>
               <w:left w:val="single" w:color="EA580C" w:sz="24"/>
@@ -14002,7 +14026,7 @@
     </w:p>
     <w:tbl>
       <w:tblPr>
-        <w:tblW w:type="pct" w:w="100%"/>
+        <w:tblW w:type="dxa" w:w="9000"/>
         <w:tblBorders>
           <w:top w:val="single" w:color="auto" w:sz="4"/>
           <w:left w:val="single" w:color="auto" w:sz="4"/>
@@ -14011,14 +14035,15 @@
           <w:insideH w:val="single" w:color="auto" w:sz="4"/>
           <w:insideV w:val="single" w:color="auto" w:sz="4"/>
         </w:tblBorders>
+        <w:tblLayout w:type="fixed"/>
       </w:tblPr>
       <w:tblGrid>
-        <w:gridCol w:w="100"/>
+        <w:gridCol w:w="9000"/>
       </w:tblGrid>
       <w:tr>
         <w:tc>
           <w:tcPr>
-            <w:tcW w:type="pct" w:w="100%"/>
+            <w:tcW w:type="dxa" w:w="9000"/>
             <w:tcBorders>
               <w:top w:val="none" w:color="FFFFFF" w:sz="0"/>
               <w:left w:val="none" w:color="FFFFFF" w:sz="0"/>
@@ -14054,7 +14079,7 @@
       <w:tr>
         <w:tc>
           <w:tcPr>
-            <w:tcW w:type="pct" w:w="100%"/>
+            <w:tcW w:type="dxa" w:w="9000"/>
             <w:tcBorders>
               <w:top w:val="none" w:color="FFFFFF" w:sz="0"/>
               <w:left w:val="single" w:color="EA580C" w:sz="24"/>
@@ -14088,7 +14113,7 @@
       <w:tr>
         <w:tc>
           <w:tcPr>
-            <w:tcW w:type="pct" w:w="100%"/>
+            <w:tcW w:type="dxa" w:w="9000"/>
             <w:tcBorders>
               <w:top w:val="none" w:color="FFFFFF" w:sz="0"/>
               <w:left w:val="single" w:color="EA580C" w:sz="24"/>
@@ -14122,7 +14147,7 @@
       <w:tr>
         <w:tc>
           <w:tcPr>
-            <w:tcW w:type="pct" w:w="100%"/>
+            <w:tcW w:type="dxa" w:w="9000"/>
             <w:tcBorders>
               <w:top w:val="none" w:color="FFFFFF" w:sz="0"/>
               <w:left w:val="single" w:color="EA580C" w:sz="24"/>
@@ -14156,7 +14181,7 @@
       <w:tr>
         <w:tc>
           <w:tcPr>
-            <w:tcW w:type="pct" w:w="100%"/>
+            <w:tcW w:type="dxa" w:w="9000"/>
             <w:tcBorders>
               <w:top w:val="none" w:color="FFFFFF" w:sz="0"/>
               <w:left w:val="single" w:color="EA580C" w:sz="24"/>
@@ -14190,7 +14215,7 @@
       <w:tr>
         <w:tc>
           <w:tcPr>
-            <w:tcW w:type="pct" w:w="100%"/>
+            <w:tcW w:type="dxa" w:w="9000"/>
             <w:tcBorders>
               <w:top w:val="none" w:color="FFFFFF" w:sz="0"/>
               <w:left w:val="single" w:color="EA580C" w:sz="24"/>
@@ -14224,7 +14249,7 @@
       <w:tr>
         <w:tc>
           <w:tcPr>
-            <w:tcW w:type="pct" w:w="100%"/>
+            <w:tcW w:type="dxa" w:w="9000"/>
             <w:tcBorders>
               <w:top w:val="none" w:color="FFFFFF" w:sz="0"/>
               <w:left w:val="single" w:color="EA580C" w:sz="24"/>
@@ -14258,7 +14283,7 @@
       <w:tr>
         <w:tc>
           <w:tcPr>
-            <w:tcW w:type="pct" w:w="100%"/>
+            <w:tcW w:type="dxa" w:w="9000"/>
             <w:tcBorders>
               <w:top w:val="none" w:color="FFFFFF" w:sz="0"/>
               <w:left w:val="single" w:color="EA580C" w:sz="24"/>
@@ -14292,7 +14317,7 @@
       <w:tr>
         <w:tc>
           <w:tcPr>
-            <w:tcW w:type="pct" w:w="100%"/>
+            <w:tcW w:type="dxa" w:w="9000"/>
             <w:tcBorders>
               <w:top w:val="none" w:color="FFFFFF" w:sz="0"/>
               <w:left w:val="single" w:color="EA580C" w:sz="24"/>
@@ -14326,7 +14351,7 @@
       <w:tr>
         <w:tc>
           <w:tcPr>
-            <w:tcW w:type="pct" w:w="100%"/>
+            <w:tcW w:type="dxa" w:w="9000"/>
             <w:tcBorders>
               <w:top w:val="none" w:color="FFFFFF" w:sz="0"/>
               <w:left w:val="single" w:color="EA580C" w:sz="24"/>
@@ -14360,7 +14385,7 @@
       <w:tr>
         <w:tc>
           <w:tcPr>
-            <w:tcW w:type="pct" w:w="100%"/>
+            <w:tcW w:type="dxa" w:w="9000"/>
             <w:tcBorders>
               <w:top w:val="none" w:color="FFFFFF" w:sz="0"/>
               <w:left w:val="single" w:color="EA580C" w:sz="24"/>
@@ -14394,7 +14419,7 @@
       <w:tr>
         <w:tc>
           <w:tcPr>
-            <w:tcW w:type="pct" w:w="100%"/>
+            <w:tcW w:type="dxa" w:w="9000"/>
             <w:tcBorders>
               <w:top w:val="none" w:color="FFFFFF" w:sz="0"/>
               <w:left w:val="single" w:color="EA580C" w:sz="24"/>
@@ -14428,7 +14453,7 @@
       <w:tr>
         <w:tc>
           <w:tcPr>
-            <w:tcW w:type="pct" w:w="100%"/>
+            <w:tcW w:type="dxa" w:w="9000"/>
             <w:tcBorders>
               <w:top w:val="none" w:color="FFFFFF" w:sz="0"/>
               <w:left w:val="single" w:color="EA580C" w:sz="24"/>
@@ -14462,7 +14487,7 @@
       <w:tr>
         <w:tc>
           <w:tcPr>
-            <w:tcW w:type="pct" w:w="100%"/>
+            <w:tcW w:type="dxa" w:w="9000"/>
             <w:tcBorders>
               <w:top w:val="none" w:color="FFFFFF" w:sz="0"/>
               <w:left w:val="single" w:color="EA580C" w:sz="24"/>
@@ -14496,7 +14521,7 @@
       <w:tr>
         <w:tc>
           <w:tcPr>
-            <w:tcW w:type="pct" w:w="100%"/>
+            <w:tcW w:type="dxa" w:w="9000"/>
             <w:tcBorders>
               <w:top w:val="none" w:color="FFFFFF" w:sz="0"/>
               <w:left w:val="single" w:color="EA580C" w:sz="24"/>
@@ -14530,7 +14555,7 @@
       <w:tr>
         <w:tc>
           <w:tcPr>
-            <w:tcW w:type="pct" w:w="100%"/>
+            <w:tcW w:type="dxa" w:w="9000"/>
             <w:tcBorders>
               <w:top w:val="none" w:color="FFFFFF" w:sz="0"/>
               <w:left w:val="single" w:color="EA580C" w:sz="24"/>
@@ -14564,7 +14589,7 @@
       <w:tr>
         <w:tc>
           <w:tcPr>
-            <w:tcW w:type="pct" w:w="100%"/>
+            <w:tcW w:type="dxa" w:w="9000"/>
             <w:tcBorders>
               <w:top w:val="none" w:color="FFFFFF" w:sz="0"/>
               <w:left w:val="single" w:color="EA580C" w:sz="24"/>
@@ -14598,7 +14623,7 @@
       <w:tr>
         <w:tc>
           <w:tcPr>
-            <w:tcW w:type="pct" w:w="100%"/>
+            <w:tcW w:type="dxa" w:w="9000"/>
             <w:tcBorders>
               <w:top w:val="none" w:color="FFFFFF" w:sz="0"/>
               <w:left w:val="single" w:color="EA580C" w:sz="24"/>
@@ -14632,7 +14657,7 @@
       <w:tr>
         <w:tc>
           <w:tcPr>
-            <w:tcW w:type="pct" w:w="100%"/>
+            <w:tcW w:type="dxa" w:w="9000"/>
             <w:tcBorders>
               <w:top w:val="none" w:color="FFFFFF" w:sz="0"/>
               <w:left w:val="single" w:color="EA580C" w:sz="24"/>
@@ -14666,7 +14691,7 @@
       <w:tr>
         <w:tc>
           <w:tcPr>
-            <w:tcW w:type="pct" w:w="100%"/>
+            <w:tcW w:type="dxa" w:w="9000"/>
             <w:tcBorders>
               <w:top w:val="none" w:color="FFFFFF" w:sz="0"/>
               <w:left w:val="single" w:color="EA580C" w:sz="24"/>
@@ -14700,7 +14725,7 @@
       <w:tr>
         <w:tc>
           <w:tcPr>
-            <w:tcW w:type="pct" w:w="100%"/>
+            <w:tcW w:type="dxa" w:w="9000"/>
             <w:tcBorders>
               <w:top w:val="none" w:color="FFFFFF" w:sz="0"/>
               <w:left w:val="single" w:color="EA580C" w:sz="24"/>
@@ -14734,7 +14759,7 @@
       <w:tr>
         <w:tc>
           <w:tcPr>
-            <w:tcW w:type="pct" w:w="100%"/>
+            <w:tcW w:type="dxa" w:w="9000"/>
             <w:tcBorders>
               <w:top w:val="none" w:color="FFFFFF" w:sz="0"/>
               <w:left w:val="single" w:color="EA580C" w:sz="24"/>
@@ -14768,7 +14793,7 @@
       <w:tr>
         <w:tc>
           <w:tcPr>
-            <w:tcW w:type="pct" w:w="100%"/>
+            <w:tcW w:type="dxa" w:w="9000"/>
             <w:tcBorders>
               <w:top w:val="none" w:color="FFFFFF" w:sz="0"/>
               <w:left w:val="single" w:color="EA580C" w:sz="24"/>
@@ -14802,7 +14827,7 @@
       <w:tr>
         <w:tc>
           <w:tcPr>
-            <w:tcW w:type="pct" w:w="100%"/>
+            <w:tcW w:type="dxa" w:w="9000"/>
             <w:tcBorders>
               <w:top w:val="none" w:color="FFFFFF" w:sz="0"/>
               <w:left w:val="single" w:color="EA580C" w:sz="24"/>
@@ -14836,7 +14861,7 @@
       <w:tr>
         <w:tc>
           <w:tcPr>
-            <w:tcW w:type="pct" w:w="100%"/>
+            <w:tcW w:type="dxa" w:w="9000"/>
             <w:tcBorders>
               <w:top w:val="none" w:color="FFFFFF" w:sz="0"/>
               <w:left w:val="single" w:color="EA580C" w:sz="24"/>
@@ -14870,7 +14895,7 @@
       <w:tr>
         <w:tc>
           <w:tcPr>
-            <w:tcW w:type="pct" w:w="100%"/>
+            <w:tcW w:type="dxa" w:w="9000"/>
             <w:tcBorders>
               <w:top w:val="none" w:color="FFFFFF" w:sz="0"/>
               <w:left w:val="single" w:color="EA580C" w:sz="24"/>
@@ -14904,7 +14929,7 @@
       <w:tr>
         <w:tc>
           <w:tcPr>
-            <w:tcW w:type="pct" w:w="100%"/>
+            <w:tcW w:type="dxa" w:w="9000"/>
             <w:tcBorders>
               <w:top w:val="none" w:color="FFFFFF" w:sz="0"/>
               <w:left w:val="single" w:color="EA580C" w:sz="24"/>
@@ -14938,7 +14963,7 @@
       <w:tr>
         <w:tc>
           <w:tcPr>
-            <w:tcW w:type="pct" w:w="100%"/>
+            <w:tcW w:type="dxa" w:w="9000"/>
             <w:tcBorders>
               <w:top w:val="none" w:color="FFFFFF" w:sz="0"/>
               <w:left w:val="single" w:color="EA580C" w:sz="24"/>
@@ -14972,7 +14997,7 @@
       <w:tr>
         <w:tc>
           <w:tcPr>
-            <w:tcW w:type="pct" w:w="100%"/>
+            <w:tcW w:type="dxa" w:w="9000"/>
             <w:tcBorders>
               <w:top w:val="none" w:color="FFFFFF" w:sz="0"/>
               <w:left w:val="single" w:color="EA580C" w:sz="24"/>
@@ -15006,7 +15031,7 @@
       <w:tr>
         <w:tc>
           <w:tcPr>
-            <w:tcW w:type="pct" w:w="100%"/>
+            <w:tcW w:type="dxa" w:w="9000"/>
             <w:tcBorders>
               <w:top w:val="none" w:color="FFFFFF" w:sz="0"/>
               <w:left w:val="single" w:color="EA580C" w:sz="24"/>
@@ -15040,7 +15065,7 @@
       <w:tr>
         <w:tc>
           <w:tcPr>
-            <w:tcW w:type="pct" w:w="100%"/>
+            <w:tcW w:type="dxa" w:w="9000"/>
             <w:tcBorders>
               <w:top w:val="none" w:color="FFFFFF" w:sz="0"/>
               <w:left w:val="single" w:color="EA580C" w:sz="24"/>
@@ -15074,7 +15099,7 @@
       <w:tr>
         <w:tc>
           <w:tcPr>
-            <w:tcW w:type="pct" w:w="100%"/>
+            <w:tcW w:type="dxa" w:w="9000"/>
             <w:tcBorders>
               <w:top w:val="none" w:color="FFFFFF" w:sz="0"/>
               <w:left w:val="single" w:color="EA580C" w:sz="24"/>
@@ -15108,7 +15133,7 @@
       <w:tr>
         <w:tc>
           <w:tcPr>
-            <w:tcW w:type="pct" w:w="100%"/>
+            <w:tcW w:type="dxa" w:w="9000"/>
             <w:tcBorders>
               <w:top w:val="none" w:color="FFFFFF" w:sz="0"/>
               <w:left w:val="single" w:color="EA580C" w:sz="24"/>
@@ -15142,7 +15167,7 @@
       <w:tr>
         <w:tc>
           <w:tcPr>
-            <w:tcW w:type="pct" w:w="100%"/>
+            <w:tcW w:type="dxa" w:w="9000"/>
             <w:tcBorders>
               <w:top w:val="none" w:color="FFFFFF" w:sz="0"/>
               <w:left w:val="single" w:color="EA580C" w:sz="24"/>
@@ -15176,7 +15201,7 @@
       <w:tr>
         <w:tc>
           <w:tcPr>
-            <w:tcW w:type="pct" w:w="100%"/>
+            <w:tcW w:type="dxa" w:w="9000"/>
             <w:tcBorders>
               <w:top w:val="none" w:color="FFFFFF" w:sz="0"/>
               <w:left w:val="single" w:color="EA580C" w:sz="24"/>
@@ -15210,7 +15235,7 @@
       <w:tr>
         <w:tc>
           <w:tcPr>
-            <w:tcW w:type="pct" w:w="100%"/>
+            <w:tcW w:type="dxa" w:w="9000"/>
             <w:tcBorders>
               <w:top w:val="none" w:color="FFFFFF" w:sz="0"/>
               <w:left w:val="single" w:color="EA580C" w:sz="24"/>
@@ -15244,7 +15269,7 @@
       <w:tr>
         <w:tc>
           <w:tcPr>
-            <w:tcW w:type="pct" w:w="100%"/>
+            <w:tcW w:type="dxa" w:w="9000"/>
             <w:tcBorders>
               <w:top w:val="none" w:color="FFFFFF" w:sz="0"/>
               <w:left w:val="single" w:color="EA580C" w:sz="24"/>
@@ -15278,7 +15303,7 @@
       <w:tr>
         <w:tc>
           <w:tcPr>
-            <w:tcW w:type="pct" w:w="100%"/>
+            <w:tcW w:type="dxa" w:w="9000"/>
             <w:tcBorders>
               <w:top w:val="none" w:color="FFFFFF" w:sz="0"/>
               <w:left w:val="single" w:color="EA580C" w:sz="24"/>
@@ -15312,7 +15337,7 @@
       <w:tr>
         <w:tc>
           <w:tcPr>
-            <w:tcW w:type="pct" w:w="100%"/>
+            <w:tcW w:type="dxa" w:w="9000"/>
             <w:tcBorders>
               <w:top w:val="none" w:color="FFFFFF" w:sz="0"/>
               <w:left w:val="single" w:color="EA580C" w:sz="24"/>
@@ -15346,7 +15371,7 @@
       <w:tr>
         <w:tc>
           <w:tcPr>
-            <w:tcW w:type="pct" w:w="100%"/>
+            <w:tcW w:type="dxa" w:w="9000"/>
             <w:tcBorders>
               <w:top w:val="none" w:color="FFFFFF" w:sz="0"/>
               <w:left w:val="single" w:color="EA580C" w:sz="24"/>
@@ -15380,7 +15405,7 @@
       <w:tr>
         <w:tc>
           <w:tcPr>
-            <w:tcW w:type="pct" w:w="100%"/>
+            <w:tcW w:type="dxa" w:w="9000"/>
             <w:tcBorders>
               <w:top w:val="none" w:color="FFFFFF" w:sz="0"/>
               <w:left w:val="single" w:color="EA580C" w:sz="24"/>
@@ -15414,7 +15439,7 @@
       <w:tr>
         <w:tc>
           <w:tcPr>
-            <w:tcW w:type="pct" w:w="100%"/>
+            <w:tcW w:type="dxa" w:w="9000"/>
             <w:tcBorders>
               <w:top w:val="none" w:color="FFFFFF" w:sz="0"/>
               <w:left w:val="single" w:color="EA580C" w:sz="24"/>
@@ -15448,7 +15473,7 @@
       <w:tr>
         <w:tc>
           <w:tcPr>
-            <w:tcW w:type="pct" w:w="100%"/>
+            <w:tcW w:type="dxa" w:w="9000"/>
             <w:tcBorders>
               <w:top w:val="none" w:color="FFFFFF" w:sz="0"/>
               <w:left w:val="single" w:color="EA580C" w:sz="24"/>
@@ -15487,7 +15512,7 @@
     </w:p>
     <w:tbl>
       <w:tblPr>
-        <w:tblW w:type="pct" w:w="100%"/>
+        <w:tblW w:type="dxa" w:w="9000"/>
         <w:tblBorders>
           <w:top w:val="single" w:color="auto" w:sz="4"/>
           <w:left w:val="single" w:color="auto" w:sz="4"/>
@@ -15496,14 +15521,15 @@
           <w:insideH w:val="single" w:color="auto" w:sz="4"/>
           <w:insideV w:val="single" w:color="auto" w:sz="4"/>
         </w:tblBorders>
+        <w:tblLayout w:type="fixed"/>
       </w:tblPr>
       <w:tblGrid>
-        <w:gridCol w:w="100"/>
+        <w:gridCol w:w="9000"/>
       </w:tblGrid>
       <w:tr>
         <w:tc>
           <w:tcPr>
-            <w:tcW w:type="pct" w:w="100%"/>
+            <w:tcW w:type="dxa" w:w="9000"/>
             <w:tcBorders>
               <w:top w:val="none" w:color="FFFFFF" w:sz="0"/>
               <w:left w:val="none" w:color="FFFFFF" w:sz="0"/>
@@ -15539,7 +15565,7 @@
       <w:tr>
         <w:tc>
           <w:tcPr>
-            <w:tcW w:type="pct" w:w="100%"/>
+            <w:tcW w:type="dxa" w:w="9000"/>
             <w:tcBorders>
               <w:top w:val="none" w:color="FFFFFF" w:sz="0"/>
               <w:left w:val="single" w:color="EA580C" w:sz="24"/>
@@ -15573,7 +15599,7 @@
       <w:tr>
         <w:tc>
           <w:tcPr>
-            <w:tcW w:type="pct" w:w="100%"/>
+            <w:tcW w:type="dxa" w:w="9000"/>
             <w:tcBorders>
               <w:top w:val="none" w:color="FFFFFF" w:sz="0"/>
               <w:left w:val="single" w:color="EA580C" w:sz="24"/>
@@ -15607,7 +15633,7 @@
       <w:tr>
         <w:tc>
           <w:tcPr>
-            <w:tcW w:type="pct" w:w="100%"/>
+            <w:tcW w:type="dxa" w:w="9000"/>
             <w:tcBorders>
               <w:top w:val="none" w:color="FFFFFF" w:sz="0"/>
               <w:left w:val="single" w:color="EA580C" w:sz="24"/>
@@ -15641,7 +15667,7 @@
       <w:tr>
         <w:tc>
           <w:tcPr>
-            <w:tcW w:type="pct" w:w="100%"/>
+            <w:tcW w:type="dxa" w:w="9000"/>
             <w:tcBorders>
               <w:top w:val="none" w:color="FFFFFF" w:sz="0"/>
               <w:left w:val="single" w:color="EA580C" w:sz="24"/>
@@ -15675,7 +15701,7 @@
       <w:tr>
         <w:tc>
           <w:tcPr>
-            <w:tcW w:type="pct" w:w="100%"/>
+            <w:tcW w:type="dxa" w:w="9000"/>
             <w:tcBorders>
               <w:top w:val="none" w:color="FFFFFF" w:sz="0"/>
               <w:left w:val="single" w:color="EA580C" w:sz="24"/>
@@ -15709,7 +15735,7 @@
       <w:tr>
         <w:tc>
           <w:tcPr>
-            <w:tcW w:type="pct" w:w="100%"/>
+            <w:tcW w:type="dxa" w:w="9000"/>
             <w:tcBorders>
               <w:top w:val="none" w:color="FFFFFF" w:sz="0"/>
               <w:left w:val="single" w:color="EA580C" w:sz="24"/>
@@ -15743,7 +15769,7 @@
       <w:tr>
         <w:tc>
           <w:tcPr>
-            <w:tcW w:type="pct" w:w="100%"/>
+            <w:tcW w:type="dxa" w:w="9000"/>
             <w:tcBorders>
               <w:top w:val="none" w:color="FFFFFF" w:sz="0"/>
               <w:left w:val="single" w:color="EA580C" w:sz="24"/>
@@ -15777,7 +15803,7 @@
       <w:tr>
         <w:tc>
           <w:tcPr>
-            <w:tcW w:type="pct" w:w="100%"/>
+            <w:tcW w:type="dxa" w:w="9000"/>
             <w:tcBorders>
               <w:top w:val="none" w:color="FFFFFF" w:sz="0"/>
               <w:left w:val="single" w:color="EA580C" w:sz="24"/>
@@ -15811,7 +15837,7 @@
       <w:tr>
         <w:tc>
           <w:tcPr>
-            <w:tcW w:type="pct" w:w="100%"/>
+            <w:tcW w:type="dxa" w:w="9000"/>
             <w:tcBorders>
               <w:top w:val="none" w:color="FFFFFF" w:sz="0"/>
               <w:left w:val="single" w:color="EA580C" w:sz="24"/>
@@ -15845,7 +15871,7 @@
       <w:tr>
         <w:tc>
           <w:tcPr>
-            <w:tcW w:type="pct" w:w="100%"/>
+            <w:tcW w:type="dxa" w:w="9000"/>
             <w:tcBorders>
               <w:top w:val="none" w:color="FFFFFF" w:sz="0"/>
               <w:left w:val="single" w:color="EA580C" w:sz="24"/>
@@ -15879,7 +15905,7 @@
       <w:tr>
         <w:tc>
           <w:tcPr>
-            <w:tcW w:type="pct" w:w="100%"/>
+            <w:tcW w:type="dxa" w:w="9000"/>
             <w:tcBorders>
               <w:top w:val="none" w:color="FFFFFF" w:sz="0"/>
               <w:left w:val="single" w:color="EA580C" w:sz="24"/>
@@ -15913,7 +15939,7 @@
       <w:tr>
         <w:tc>
           <w:tcPr>
-            <w:tcW w:type="pct" w:w="100%"/>
+            <w:tcW w:type="dxa" w:w="9000"/>
             <w:tcBorders>
               <w:top w:val="none" w:color="FFFFFF" w:sz="0"/>
               <w:left w:val="single" w:color="EA580C" w:sz="24"/>
@@ -15947,7 +15973,7 @@
       <w:tr>
         <w:tc>
           <w:tcPr>
-            <w:tcW w:type="pct" w:w="100%"/>
+            <w:tcW w:type="dxa" w:w="9000"/>
             <w:tcBorders>
               <w:top w:val="none" w:color="FFFFFF" w:sz="0"/>
               <w:left w:val="single" w:color="EA580C" w:sz="24"/>
@@ -16034,7 +16060,7 @@
     </w:p>
     <w:tbl>
       <w:tblPr>
-        <w:tblW w:type="pct" w:w="100%"/>
+        <w:tblW w:type="dxa" w:w="9000"/>
         <w:tblBorders>
           <w:top w:val="single" w:color="auto" w:sz="4"/>
           <w:left w:val="single" w:color="auto" w:sz="4"/>
@@ -16043,14 +16069,15 @@
           <w:insideH w:val="single" w:color="auto" w:sz="4"/>
           <w:insideV w:val="single" w:color="auto" w:sz="4"/>
         </w:tblBorders>
+        <w:tblLayout w:type="fixed"/>
       </w:tblPr>
       <w:tblGrid>
-        <w:gridCol w:w="100"/>
+        <w:gridCol w:w="9000"/>
       </w:tblGrid>
       <w:tr>
         <w:tc>
           <w:tcPr>
-            <w:tcW w:type="pct" w:w="100%"/>
+            <w:tcW w:type="dxa" w:w="9000"/>
             <w:tcBorders>
               <w:top w:val="none" w:color="FFFFFF" w:sz="0"/>
               <w:left w:val="none" w:color="FFFFFF" w:sz="0"/>
@@ -16086,7 +16113,7 @@
       <w:tr>
         <w:tc>
           <w:tcPr>
-            <w:tcW w:type="pct" w:w="100%"/>
+            <w:tcW w:type="dxa" w:w="9000"/>
             <w:tcBorders>
               <w:top w:val="none" w:color="FFFFFF" w:sz="0"/>
               <w:left w:val="single" w:color="EA580C" w:sz="24"/>
@@ -16120,7 +16147,7 @@
       <w:tr>
         <w:tc>
           <w:tcPr>
-            <w:tcW w:type="pct" w:w="100%"/>
+            <w:tcW w:type="dxa" w:w="9000"/>
             <w:tcBorders>
               <w:top w:val="none" w:color="FFFFFF" w:sz="0"/>
               <w:left w:val="single" w:color="EA580C" w:sz="24"/>
@@ -16154,7 +16181,7 @@
       <w:tr>
         <w:tc>
           <w:tcPr>
-            <w:tcW w:type="pct" w:w="100%"/>
+            <w:tcW w:type="dxa" w:w="9000"/>
             <w:tcBorders>
               <w:top w:val="none" w:color="FFFFFF" w:sz="0"/>
               <w:left w:val="single" w:color="EA580C" w:sz="24"/>
@@ -16188,7 +16215,7 @@
       <w:tr>
         <w:tc>
           <w:tcPr>
-            <w:tcW w:type="pct" w:w="100%"/>
+            <w:tcW w:type="dxa" w:w="9000"/>
             <w:tcBorders>
               <w:top w:val="none" w:color="FFFFFF" w:sz="0"/>
               <w:left w:val="single" w:color="EA580C" w:sz="24"/>
@@ -16222,7 +16249,7 @@
       <w:tr>
         <w:tc>
           <w:tcPr>
-            <w:tcW w:type="pct" w:w="100%"/>
+            <w:tcW w:type="dxa" w:w="9000"/>
             <w:tcBorders>
               <w:top w:val="none" w:color="FFFFFF" w:sz="0"/>
               <w:left w:val="single" w:color="EA580C" w:sz="24"/>
@@ -16256,7 +16283,7 @@
       <w:tr>
         <w:tc>
           <w:tcPr>
-            <w:tcW w:type="pct" w:w="100%"/>
+            <w:tcW w:type="dxa" w:w="9000"/>
             <w:tcBorders>
               <w:top w:val="none" w:color="FFFFFF" w:sz="0"/>
               <w:left w:val="single" w:color="EA580C" w:sz="24"/>
@@ -16290,7 +16317,7 @@
       <w:tr>
         <w:tc>
           <w:tcPr>
-            <w:tcW w:type="pct" w:w="100%"/>
+            <w:tcW w:type="dxa" w:w="9000"/>
             <w:tcBorders>
               <w:top w:val="none" w:color="FFFFFF" w:sz="0"/>
               <w:left w:val="single" w:color="EA580C" w:sz="24"/>
@@ -16329,7 +16356,7 @@
     </w:p>
     <w:tbl>
       <w:tblPr>
-        <w:tblW w:type="pct" w:w="100%"/>
+        <w:tblW w:type="dxa" w:w="9000"/>
         <w:tblBorders>
           <w:top w:val="single" w:color="auto" w:sz="4"/>
           <w:left w:val="single" w:color="auto" w:sz="4"/>
@@ -16338,14 +16365,15 @@
           <w:insideH w:val="single" w:color="auto" w:sz="4"/>
           <w:insideV w:val="single" w:color="auto" w:sz="4"/>
         </w:tblBorders>
+        <w:tblLayout w:type="fixed"/>
       </w:tblPr>
       <w:tblGrid>
-        <w:gridCol w:w="100"/>
+        <w:gridCol w:w="9000"/>
       </w:tblGrid>
       <w:tr>
         <w:tc>
           <w:tcPr>
-            <w:tcW w:type="pct" w:w="100%"/>
+            <w:tcW w:type="dxa" w:w="9000"/>
             <w:tcBorders>
               <w:top w:val="none" w:color="FFFFFF" w:sz="0"/>
               <w:left w:val="none" w:color="FFFFFF" w:sz="0"/>
@@ -16381,7 +16409,7 @@
       <w:tr>
         <w:tc>
           <w:tcPr>
-            <w:tcW w:type="pct" w:w="100%"/>
+            <w:tcW w:type="dxa" w:w="9000"/>
             <w:tcBorders>
               <w:top w:val="none" w:color="FFFFFF" w:sz="0"/>
               <w:left w:val="single" w:color="EA580C" w:sz="24"/>
@@ -16415,7 +16443,7 @@
       <w:tr>
         <w:tc>
           <w:tcPr>
-            <w:tcW w:type="pct" w:w="100%"/>
+            <w:tcW w:type="dxa" w:w="9000"/>
             <w:tcBorders>
               <w:top w:val="none" w:color="FFFFFF" w:sz="0"/>
               <w:left w:val="single" w:color="EA580C" w:sz="24"/>
@@ -16449,7 +16477,7 @@
       <w:tr>
         <w:tc>
           <w:tcPr>
-            <w:tcW w:type="pct" w:w="100%"/>
+            <w:tcW w:type="dxa" w:w="9000"/>
             <w:tcBorders>
               <w:top w:val="none" w:color="FFFFFF" w:sz="0"/>
               <w:left w:val="single" w:color="EA580C" w:sz="24"/>
@@ -16483,7 +16511,7 @@
       <w:tr>
         <w:tc>
           <w:tcPr>
-            <w:tcW w:type="pct" w:w="100%"/>
+            <w:tcW w:type="dxa" w:w="9000"/>
             <w:tcBorders>
               <w:top w:val="none" w:color="FFFFFF" w:sz="0"/>
               <w:left w:val="single" w:color="EA580C" w:sz="24"/>
@@ -16517,7 +16545,7 @@
       <w:tr>
         <w:tc>
           <w:tcPr>
-            <w:tcW w:type="pct" w:w="100%"/>
+            <w:tcW w:type="dxa" w:w="9000"/>
             <w:tcBorders>
               <w:top w:val="none" w:color="FFFFFF" w:sz="0"/>
               <w:left w:val="single" w:color="EA580C" w:sz="24"/>
@@ -16551,7 +16579,7 @@
       <w:tr>
         <w:tc>
           <w:tcPr>
-            <w:tcW w:type="pct" w:w="100%"/>
+            <w:tcW w:type="dxa" w:w="9000"/>
             <w:tcBorders>
               <w:top w:val="none" w:color="FFFFFF" w:sz="0"/>
               <w:left w:val="single" w:color="EA580C" w:sz="24"/>
@@ -16585,7 +16613,7 @@
       <w:tr>
         <w:tc>
           <w:tcPr>
-            <w:tcW w:type="pct" w:w="100%"/>
+            <w:tcW w:type="dxa" w:w="9000"/>
             <w:tcBorders>
               <w:top w:val="none" w:color="FFFFFF" w:sz="0"/>
               <w:left w:val="single" w:color="EA580C" w:sz="24"/>
@@ -16619,7 +16647,7 @@
       <w:tr>
         <w:tc>
           <w:tcPr>
-            <w:tcW w:type="pct" w:w="100%"/>
+            <w:tcW w:type="dxa" w:w="9000"/>
             <w:tcBorders>
               <w:top w:val="none" w:color="FFFFFF" w:sz="0"/>
               <w:left w:val="single" w:color="EA580C" w:sz="24"/>
@@ -16653,7 +16681,7 @@
       <w:tr>
         <w:tc>
           <w:tcPr>
-            <w:tcW w:type="pct" w:w="100%"/>
+            <w:tcW w:type="dxa" w:w="9000"/>
             <w:tcBorders>
               <w:top w:val="none" w:color="FFFFFF" w:sz="0"/>
               <w:left w:val="single" w:color="EA580C" w:sz="24"/>
@@ -16687,7 +16715,7 @@
       <w:tr>
         <w:tc>
           <w:tcPr>
-            <w:tcW w:type="pct" w:w="100%"/>
+            <w:tcW w:type="dxa" w:w="9000"/>
             <w:tcBorders>
               <w:top w:val="none" w:color="FFFFFF" w:sz="0"/>
               <w:left w:val="single" w:color="EA580C" w:sz="24"/>
@@ -16721,7 +16749,7 @@
       <w:tr>
         <w:tc>
           <w:tcPr>
-            <w:tcW w:type="pct" w:w="100%"/>
+            <w:tcW w:type="dxa" w:w="9000"/>
             <w:tcBorders>
               <w:top w:val="none" w:color="FFFFFF" w:sz="0"/>
               <w:left w:val="single" w:color="EA580C" w:sz="24"/>
@@ -16755,7 +16783,7 @@
       <w:tr>
         <w:tc>
           <w:tcPr>
-            <w:tcW w:type="pct" w:w="100%"/>
+            <w:tcW w:type="dxa" w:w="9000"/>
             <w:tcBorders>
               <w:top w:val="none" w:color="FFFFFF" w:sz="0"/>
               <w:left w:val="single" w:color="EA580C" w:sz="24"/>
@@ -16789,7 +16817,7 @@
       <w:tr>
         <w:tc>
           <w:tcPr>
-            <w:tcW w:type="pct" w:w="100%"/>
+            <w:tcW w:type="dxa" w:w="9000"/>
             <w:tcBorders>
               <w:top w:val="none" w:color="FFFFFF" w:sz="0"/>
               <w:left w:val="single" w:color="EA580C" w:sz="24"/>
@@ -16823,7 +16851,7 @@
       <w:tr>
         <w:tc>
           <w:tcPr>
-            <w:tcW w:type="pct" w:w="100%"/>
+            <w:tcW w:type="dxa" w:w="9000"/>
             <w:tcBorders>
               <w:top w:val="none" w:color="FFFFFF" w:sz="0"/>
               <w:left w:val="single" w:color="EA580C" w:sz="24"/>
@@ -16877,7 +16905,7 @@
     </w:p>
     <w:tbl>
       <w:tblPr>
-        <w:tblW w:type="pct" w:w="100%"/>
+        <w:tblW w:type="dxa" w:w="9000"/>
         <w:tblBorders>
           <w:top w:val="single" w:color="auto" w:sz="4"/>
           <w:left w:val="single" w:color="auto" w:sz="4"/>
@@ -16886,14 +16914,15 @@
           <w:insideH w:val="single" w:color="auto" w:sz="4"/>
           <w:insideV w:val="single" w:color="auto" w:sz="4"/>
         </w:tblBorders>
+        <w:tblLayout w:type="fixed"/>
       </w:tblPr>
       <w:tblGrid>
-        <w:gridCol w:w="100"/>
+        <w:gridCol w:w="9000"/>
       </w:tblGrid>
       <w:tr>
         <w:tc>
           <w:tcPr>
-            <w:tcW w:type="pct" w:w="100%"/>
+            <w:tcW w:type="dxa" w:w="9000"/>
             <w:tcBorders>
               <w:top w:val="none" w:color="FFFFFF" w:sz="0"/>
               <w:left w:val="none" w:color="FFFFFF" w:sz="0"/>
@@ -16929,7 +16958,7 @@
       <w:tr>
         <w:tc>
           <w:tcPr>
-            <w:tcW w:type="pct" w:w="100%"/>
+            <w:tcW w:type="dxa" w:w="9000"/>
             <w:tcBorders>
               <w:top w:val="none" w:color="FFFFFF" w:sz="0"/>
               <w:left w:val="single" w:color="EA580C" w:sz="24"/>
@@ -16963,7 +16992,7 @@
       <w:tr>
         <w:tc>
           <w:tcPr>
-            <w:tcW w:type="pct" w:w="100%"/>
+            <w:tcW w:type="dxa" w:w="9000"/>
             <w:tcBorders>
               <w:top w:val="none" w:color="FFFFFF" w:sz="0"/>
               <w:left w:val="single" w:color="EA580C" w:sz="24"/>
@@ -16997,7 +17026,7 @@
       <w:tr>
         <w:tc>
           <w:tcPr>
-            <w:tcW w:type="pct" w:w="100%"/>
+            <w:tcW w:type="dxa" w:w="9000"/>
             <w:tcBorders>
               <w:top w:val="none" w:color="FFFFFF" w:sz="0"/>
               <w:left w:val="single" w:color="EA580C" w:sz="24"/>
@@ -17031,7 +17060,7 @@
       <w:tr>
         <w:tc>
           <w:tcPr>
-            <w:tcW w:type="pct" w:w="100%"/>
+            <w:tcW w:type="dxa" w:w="9000"/>
             <w:tcBorders>
               <w:top w:val="none" w:color="FFFFFF" w:sz="0"/>
               <w:left w:val="single" w:color="EA580C" w:sz="24"/>
@@ -17065,7 +17094,7 @@
       <w:tr>
         <w:tc>
           <w:tcPr>
-            <w:tcW w:type="pct" w:w="100%"/>
+            <w:tcW w:type="dxa" w:w="9000"/>
             <w:tcBorders>
               <w:top w:val="none" w:color="FFFFFF" w:sz="0"/>
               <w:left w:val="single" w:color="EA580C" w:sz="24"/>
@@ -17099,7 +17128,7 @@
       <w:tr>
         <w:tc>
           <w:tcPr>
-            <w:tcW w:type="pct" w:w="100%"/>
+            <w:tcW w:type="dxa" w:w="9000"/>
             <w:tcBorders>
               <w:top w:val="none" w:color="FFFFFF" w:sz="0"/>
               <w:left w:val="single" w:color="EA580C" w:sz="24"/>
@@ -17133,7 +17162,7 @@
       <w:tr>
         <w:tc>
           <w:tcPr>
-            <w:tcW w:type="pct" w:w="100%"/>
+            <w:tcW w:type="dxa" w:w="9000"/>
             <w:tcBorders>
               <w:top w:val="none" w:color="FFFFFF" w:sz="0"/>
               <w:left w:val="single" w:color="EA580C" w:sz="24"/>
@@ -17167,7 +17196,7 @@
       <w:tr>
         <w:tc>
           <w:tcPr>
-            <w:tcW w:type="pct" w:w="100%"/>
+            <w:tcW w:type="dxa" w:w="9000"/>
             <w:tcBorders>
               <w:top w:val="none" w:color="FFFFFF" w:sz="0"/>
               <w:left w:val="single" w:color="EA580C" w:sz="24"/>
@@ -17201,7 +17230,7 @@
       <w:tr>
         <w:tc>
           <w:tcPr>
-            <w:tcW w:type="pct" w:w="100%"/>
+            <w:tcW w:type="dxa" w:w="9000"/>
             <w:tcBorders>
               <w:top w:val="none" w:color="FFFFFF" w:sz="0"/>
               <w:left w:val="single" w:color="EA580C" w:sz="24"/>
@@ -17235,7 +17264,7 @@
       <w:tr>
         <w:tc>
           <w:tcPr>
-            <w:tcW w:type="pct" w:w="100%"/>
+            <w:tcW w:type="dxa" w:w="9000"/>
             <w:tcBorders>
               <w:top w:val="none" w:color="FFFFFF" w:sz="0"/>
               <w:left w:val="single" w:color="EA580C" w:sz="24"/>
@@ -17269,7 +17298,7 @@
       <w:tr>
         <w:tc>
           <w:tcPr>
-            <w:tcW w:type="pct" w:w="100%"/>
+            <w:tcW w:type="dxa" w:w="9000"/>
             <w:tcBorders>
               <w:top w:val="none" w:color="FFFFFF" w:sz="0"/>
               <w:left w:val="single" w:color="EA580C" w:sz="24"/>
@@ -17303,7 +17332,7 @@
       <w:tr>
         <w:tc>
           <w:tcPr>
-            <w:tcW w:type="pct" w:w="100%"/>
+            <w:tcW w:type="dxa" w:w="9000"/>
             <w:tcBorders>
               <w:top w:val="none" w:color="FFFFFF" w:sz="0"/>
               <w:left w:val="single" w:color="EA580C" w:sz="24"/>
@@ -17337,7 +17366,7 @@
       <w:tr>
         <w:tc>
           <w:tcPr>
-            <w:tcW w:type="pct" w:w="100%"/>
+            <w:tcW w:type="dxa" w:w="9000"/>
             <w:tcBorders>
               <w:top w:val="none" w:color="FFFFFF" w:sz="0"/>
               <w:left w:val="single" w:color="EA580C" w:sz="24"/>
@@ -17371,7 +17400,7 @@
       <w:tr>
         <w:tc>
           <w:tcPr>
-            <w:tcW w:type="pct" w:w="100%"/>
+            <w:tcW w:type="dxa" w:w="9000"/>
             <w:tcBorders>
               <w:top w:val="none" w:color="FFFFFF" w:sz="0"/>
               <w:left w:val="single" w:color="EA580C" w:sz="24"/>
@@ -17405,7 +17434,7 @@
       <w:tr>
         <w:tc>
           <w:tcPr>
-            <w:tcW w:type="pct" w:w="100%"/>
+            <w:tcW w:type="dxa" w:w="9000"/>
             <w:tcBorders>
               <w:top w:val="none" w:color="FFFFFF" w:sz="0"/>
               <w:left w:val="single" w:color="EA580C" w:sz="24"/>
@@ -17439,7 +17468,7 @@
       <w:tr>
         <w:tc>
           <w:tcPr>
-            <w:tcW w:type="pct" w:w="100%"/>
+            <w:tcW w:type="dxa" w:w="9000"/>
             <w:tcBorders>
               <w:top w:val="none" w:color="FFFFFF" w:sz="0"/>
               <w:left w:val="single" w:color="EA580C" w:sz="24"/>
@@ -17473,7 +17502,7 @@
       <w:tr>
         <w:tc>
           <w:tcPr>
-            <w:tcW w:type="pct" w:w="100%"/>
+            <w:tcW w:type="dxa" w:w="9000"/>
             <w:tcBorders>
               <w:top w:val="none" w:color="FFFFFF" w:sz="0"/>
               <w:left w:val="single" w:color="EA580C" w:sz="24"/>
@@ -17507,7 +17536,7 @@
       <w:tr>
         <w:tc>
           <w:tcPr>
-            <w:tcW w:type="pct" w:w="100%"/>
+            <w:tcW w:type="dxa" w:w="9000"/>
             <w:tcBorders>
               <w:top w:val="none" w:color="FFFFFF" w:sz="0"/>
               <w:left w:val="single" w:color="EA580C" w:sz="24"/>
@@ -17541,7 +17570,7 @@
       <w:tr>
         <w:tc>
           <w:tcPr>
-            <w:tcW w:type="pct" w:w="100%"/>
+            <w:tcW w:type="dxa" w:w="9000"/>
             <w:tcBorders>
               <w:top w:val="none" w:color="FFFFFF" w:sz="0"/>
               <w:left w:val="single" w:color="EA580C" w:sz="24"/>
@@ -17575,7 +17604,7 @@
       <w:tr>
         <w:tc>
           <w:tcPr>
-            <w:tcW w:type="pct" w:w="100%"/>
+            <w:tcW w:type="dxa" w:w="9000"/>
             <w:tcBorders>
               <w:top w:val="none" w:color="FFFFFF" w:sz="0"/>
               <w:left w:val="single" w:color="EA580C" w:sz="24"/>
@@ -17614,7 +17643,7 @@
     </w:p>
     <w:tbl>
       <w:tblPr>
-        <w:tblW w:type="pct" w:w="100%"/>
+        <w:tblW w:type="dxa" w:w="9000"/>
         <w:tblBorders>
           <w:top w:val="single" w:color="auto" w:sz="4"/>
           <w:left w:val="single" w:color="auto" w:sz="4"/>
@@ -17623,14 +17652,15 @@
           <w:insideH w:val="single" w:color="auto" w:sz="4"/>
           <w:insideV w:val="single" w:color="auto" w:sz="4"/>
         </w:tblBorders>
+        <w:tblLayout w:type="fixed"/>
       </w:tblPr>
       <w:tblGrid>
-        <w:gridCol w:w="100"/>
+        <w:gridCol w:w="9000"/>
       </w:tblGrid>
       <w:tr>
         <w:tc>
           <w:tcPr>
-            <w:tcW w:type="pct" w:w="100%"/>
+            <w:tcW w:type="dxa" w:w="9000"/>
             <w:tcBorders>
               <w:top w:val="none" w:color="FFFFFF" w:sz="0"/>
               <w:left w:val="none" w:color="FFFFFF" w:sz="0"/>
@@ -17666,7 +17696,7 @@
       <w:tr>
         <w:tc>
           <w:tcPr>
-            <w:tcW w:type="pct" w:w="100%"/>
+            <w:tcW w:type="dxa" w:w="9000"/>
             <w:tcBorders>
               <w:top w:val="none" w:color="FFFFFF" w:sz="0"/>
               <w:left w:val="single" w:color="EA580C" w:sz="24"/>
@@ -17700,7 +17730,7 @@
       <w:tr>
         <w:tc>
           <w:tcPr>
-            <w:tcW w:type="pct" w:w="100%"/>
+            <w:tcW w:type="dxa" w:w="9000"/>
             <w:tcBorders>
               <w:top w:val="none" w:color="FFFFFF" w:sz="0"/>
               <w:left w:val="single" w:color="EA580C" w:sz="24"/>
@@ -17734,7 +17764,7 @@
       <w:tr>
         <w:tc>
           <w:tcPr>
-            <w:tcW w:type="pct" w:w="100%"/>
+            <w:tcW w:type="dxa" w:w="9000"/>
             <w:tcBorders>
               <w:top w:val="none" w:color="FFFFFF" w:sz="0"/>
               <w:left w:val="single" w:color="EA580C" w:sz="24"/>
@@ -17768,7 +17798,7 @@
       <w:tr>
         <w:tc>
           <w:tcPr>
-            <w:tcW w:type="pct" w:w="100%"/>
+            <w:tcW w:type="dxa" w:w="9000"/>
             <w:tcBorders>
               <w:top w:val="none" w:color="FFFFFF" w:sz="0"/>
               <w:left w:val="single" w:color="EA580C" w:sz="24"/>
@@ -17840,7 +17870,7 @@
     </w:p>
     <w:tbl>
       <w:tblPr>
-        <w:tblW w:type="pct" w:w="100%"/>
+        <w:tblW w:type="dxa" w:w="9000"/>
         <w:tblBorders>
           <w:top w:val="single" w:color="auto" w:sz="4"/>
           <w:left w:val="single" w:color="auto" w:sz="4"/>
@@ -17849,14 +17879,15 @@
           <w:insideH w:val="single" w:color="auto" w:sz="4"/>
           <w:insideV w:val="single" w:color="auto" w:sz="4"/>
         </w:tblBorders>
+        <w:tblLayout w:type="fixed"/>
       </w:tblPr>
       <w:tblGrid>
-        <w:gridCol w:w="100"/>
+        <w:gridCol w:w="9000"/>
       </w:tblGrid>
       <w:tr>
         <w:tc>
           <w:tcPr>
-            <w:tcW w:type="pct" w:w="100%"/>
+            <w:tcW w:type="dxa" w:w="9000"/>
             <w:tcBorders>
               <w:top w:val="none" w:color="FFFFFF" w:sz="0"/>
               <w:left w:val="none" w:color="FFFFFF" w:sz="0"/>
@@ -17892,7 +17923,7 @@
       <w:tr>
         <w:tc>
           <w:tcPr>
-            <w:tcW w:type="pct" w:w="100%"/>
+            <w:tcW w:type="dxa" w:w="9000"/>
             <w:tcBorders>
               <w:top w:val="none" w:color="FFFFFF" w:sz="0"/>
               <w:left w:val="single" w:color="EA580C" w:sz="24"/>
@@ -17926,7 +17957,7 @@
       <w:tr>
         <w:tc>
           <w:tcPr>
-            <w:tcW w:type="pct" w:w="100%"/>
+            <w:tcW w:type="dxa" w:w="9000"/>
             <w:tcBorders>
               <w:top w:val="none" w:color="FFFFFF" w:sz="0"/>
               <w:left w:val="single" w:color="EA580C" w:sz="24"/>
@@ -17960,7 +17991,7 @@
       <w:tr>
         <w:tc>
           <w:tcPr>
-            <w:tcW w:type="pct" w:w="100%"/>
+            <w:tcW w:type="dxa" w:w="9000"/>
             <w:tcBorders>
               <w:top w:val="none" w:color="FFFFFF" w:sz="0"/>
               <w:left w:val="single" w:color="EA580C" w:sz="24"/>
@@ -17994,7 +18025,7 @@
       <w:tr>
         <w:tc>
           <w:tcPr>
-            <w:tcW w:type="pct" w:w="100%"/>
+            <w:tcW w:type="dxa" w:w="9000"/>
             <w:tcBorders>
               <w:top w:val="none" w:color="FFFFFF" w:sz="0"/>
               <w:left w:val="single" w:color="EA580C" w:sz="24"/>
@@ -18028,7 +18059,7 @@
       <w:tr>
         <w:tc>
           <w:tcPr>
-            <w:tcW w:type="pct" w:w="100%"/>
+            <w:tcW w:type="dxa" w:w="9000"/>
             <w:tcBorders>
               <w:top w:val="none" w:color="FFFFFF" w:sz="0"/>
               <w:left w:val="single" w:color="EA580C" w:sz="24"/>
@@ -18062,7 +18093,7 @@
       <w:tr>
         <w:tc>
           <w:tcPr>
-            <w:tcW w:type="pct" w:w="100%"/>
+            <w:tcW w:type="dxa" w:w="9000"/>
             <w:tcBorders>
               <w:top w:val="none" w:color="FFFFFF" w:sz="0"/>
               <w:left w:val="single" w:color="EA580C" w:sz="24"/>
@@ -18096,7 +18127,7 @@
       <w:tr>
         <w:tc>
           <w:tcPr>
-            <w:tcW w:type="pct" w:w="100%"/>
+            <w:tcW w:type="dxa" w:w="9000"/>
             <w:tcBorders>
               <w:top w:val="none" w:color="FFFFFF" w:sz="0"/>
               <w:left w:val="single" w:color="EA580C" w:sz="24"/>
@@ -18130,7 +18161,7 @@
       <w:tr>
         <w:tc>
           <w:tcPr>
-            <w:tcW w:type="pct" w:w="100%"/>
+            <w:tcW w:type="dxa" w:w="9000"/>
             <w:tcBorders>
               <w:top w:val="none" w:color="FFFFFF" w:sz="0"/>
               <w:left w:val="single" w:color="EA580C" w:sz="24"/>
@@ -18164,7 +18195,7 @@
       <w:tr>
         <w:tc>
           <w:tcPr>
-            <w:tcW w:type="pct" w:w="100%"/>
+            <w:tcW w:type="dxa" w:w="9000"/>
             <w:tcBorders>
               <w:top w:val="none" w:color="FFFFFF" w:sz="0"/>
               <w:left w:val="single" w:color="EA580C" w:sz="24"/>
@@ -18198,7 +18229,7 @@
       <w:tr>
         <w:tc>
           <w:tcPr>
-            <w:tcW w:type="pct" w:w="100%"/>
+            <w:tcW w:type="dxa" w:w="9000"/>
             <w:tcBorders>
               <w:top w:val="none" w:color="FFFFFF" w:sz="0"/>
               <w:left w:val="single" w:color="EA580C" w:sz="24"/>
@@ -18232,7 +18263,7 @@
       <w:tr>
         <w:tc>
           <w:tcPr>
-            <w:tcW w:type="pct" w:w="100%"/>
+            <w:tcW w:type="dxa" w:w="9000"/>
             <w:tcBorders>
               <w:top w:val="none" w:color="FFFFFF" w:sz="0"/>
               <w:left w:val="single" w:color="EA580C" w:sz="24"/>
@@ -18266,7 +18297,7 @@
       <w:tr>
         <w:tc>
           <w:tcPr>
-            <w:tcW w:type="pct" w:w="100%"/>
+            <w:tcW w:type="dxa" w:w="9000"/>
             <w:tcBorders>
               <w:top w:val="none" w:color="FFFFFF" w:sz="0"/>
               <w:left w:val="single" w:color="EA580C" w:sz="24"/>
@@ -18300,7 +18331,7 @@
       <w:tr>
         <w:tc>
           <w:tcPr>
-            <w:tcW w:type="pct" w:w="100%"/>
+            <w:tcW w:type="dxa" w:w="9000"/>
             <w:tcBorders>
               <w:top w:val="none" w:color="FFFFFF" w:sz="0"/>
               <w:left w:val="single" w:color="EA580C" w:sz="24"/>
@@ -18334,7 +18365,7 @@
       <w:tr>
         <w:tc>
           <w:tcPr>
-            <w:tcW w:type="pct" w:w="100%"/>
+            <w:tcW w:type="dxa" w:w="9000"/>
             <w:tcBorders>
               <w:top w:val="none" w:color="FFFFFF" w:sz="0"/>
               <w:left w:val="single" w:color="EA580C" w:sz="24"/>
@@ -18368,7 +18399,7 @@
       <w:tr>
         <w:tc>
           <w:tcPr>
-            <w:tcW w:type="pct" w:w="100%"/>
+            <w:tcW w:type="dxa" w:w="9000"/>
             <w:tcBorders>
               <w:top w:val="none" w:color="FFFFFF" w:sz="0"/>
               <w:left w:val="single" w:color="EA580C" w:sz="24"/>
@@ -18402,7 +18433,7 @@
       <w:tr>
         <w:tc>
           <w:tcPr>
-            <w:tcW w:type="pct" w:w="100%"/>
+            <w:tcW w:type="dxa" w:w="9000"/>
             <w:tcBorders>
               <w:top w:val="none" w:color="FFFFFF" w:sz="0"/>
               <w:left w:val="single" w:color="EA580C" w:sz="24"/>
@@ -18436,7 +18467,7 @@
       <w:tr>
         <w:tc>
           <w:tcPr>
-            <w:tcW w:type="pct" w:w="100%"/>
+            <w:tcW w:type="dxa" w:w="9000"/>
             <w:tcBorders>
               <w:top w:val="none" w:color="FFFFFF" w:sz="0"/>
               <w:left w:val="single" w:color="EA580C" w:sz="24"/>
@@ -18470,7 +18501,7 @@
       <w:tr>
         <w:tc>
           <w:tcPr>
-            <w:tcW w:type="pct" w:w="100%"/>
+            <w:tcW w:type="dxa" w:w="9000"/>
             <w:tcBorders>
               <w:top w:val="none" w:color="FFFFFF" w:sz="0"/>
               <w:left w:val="single" w:color="EA580C" w:sz="24"/>
@@ -18504,7 +18535,7 @@
       <w:tr>
         <w:tc>
           <w:tcPr>
-            <w:tcW w:type="pct" w:w="100%"/>
+            <w:tcW w:type="dxa" w:w="9000"/>
             <w:tcBorders>
               <w:top w:val="none" w:color="FFFFFF" w:sz="0"/>
               <w:left w:val="single" w:color="EA580C" w:sz="24"/>
@@ -18538,7 +18569,7 @@
       <w:tr>
         <w:tc>
           <w:tcPr>
-            <w:tcW w:type="pct" w:w="100%"/>
+            <w:tcW w:type="dxa" w:w="9000"/>
             <w:tcBorders>
               <w:top w:val="none" w:color="FFFFFF" w:sz="0"/>
               <w:left w:val="single" w:color="EA580C" w:sz="24"/>
@@ -18572,7 +18603,7 @@
       <w:tr>
         <w:tc>
           <w:tcPr>
-            <w:tcW w:type="pct" w:w="100%"/>
+            <w:tcW w:type="dxa" w:w="9000"/>
             <w:tcBorders>
               <w:top w:val="none" w:color="FFFFFF" w:sz="0"/>
               <w:left w:val="single" w:color="EA580C" w:sz="24"/>
@@ -18606,7 +18637,7 @@
       <w:tr>
         <w:tc>
           <w:tcPr>
-            <w:tcW w:type="pct" w:w="100%"/>
+            <w:tcW w:type="dxa" w:w="9000"/>
             <w:tcBorders>
               <w:top w:val="none" w:color="FFFFFF" w:sz="0"/>
               <w:left w:val="single" w:color="EA580C" w:sz="24"/>
@@ -18640,7 +18671,7 @@
       <w:tr>
         <w:tc>
           <w:tcPr>
-            <w:tcW w:type="pct" w:w="100%"/>
+            <w:tcW w:type="dxa" w:w="9000"/>
             <w:tcBorders>
               <w:top w:val="none" w:color="FFFFFF" w:sz="0"/>
               <w:left w:val="single" w:color="EA580C" w:sz="24"/>
@@ -18674,7 +18705,7 @@
       <w:tr>
         <w:tc>
           <w:tcPr>
-            <w:tcW w:type="pct" w:w="100%"/>
+            <w:tcW w:type="dxa" w:w="9000"/>
             <w:tcBorders>
               <w:top w:val="none" w:color="FFFFFF" w:sz="0"/>
               <w:left w:val="single" w:color="EA580C" w:sz="24"/>
@@ -18708,7 +18739,7 @@
       <w:tr>
         <w:tc>
           <w:tcPr>
-            <w:tcW w:type="pct" w:w="100%"/>
+            <w:tcW w:type="dxa" w:w="9000"/>
             <w:tcBorders>
               <w:top w:val="none" w:color="FFFFFF" w:sz="0"/>
               <w:left w:val="single" w:color="EA580C" w:sz="24"/>
@@ -18742,7 +18773,7 @@
       <w:tr>
         <w:tc>
           <w:tcPr>
-            <w:tcW w:type="pct" w:w="100%"/>
+            <w:tcW w:type="dxa" w:w="9000"/>
             <w:tcBorders>
               <w:top w:val="none" w:color="FFFFFF" w:sz="0"/>
               <w:left w:val="single" w:color="EA580C" w:sz="24"/>
@@ -18776,7 +18807,7 @@
       <w:tr>
         <w:tc>
           <w:tcPr>
-            <w:tcW w:type="pct" w:w="100%"/>
+            <w:tcW w:type="dxa" w:w="9000"/>
             <w:tcBorders>
               <w:top w:val="none" w:color="FFFFFF" w:sz="0"/>
               <w:left w:val="single" w:color="EA580C" w:sz="24"/>
@@ -18810,7 +18841,7 @@
       <w:tr>
         <w:tc>
           <w:tcPr>
-            <w:tcW w:type="pct" w:w="100%"/>
+            <w:tcW w:type="dxa" w:w="9000"/>
             <w:tcBorders>
               <w:top w:val="none" w:color="FFFFFF" w:sz="0"/>
               <w:left w:val="single" w:color="EA580C" w:sz="24"/>
@@ -18849,7 +18880,7 @@
     </w:p>
     <w:tbl>
       <w:tblPr>
-        <w:tblW w:type="pct" w:w="100%"/>
+        <w:tblW w:type="dxa" w:w="9000"/>
         <w:tblBorders>
           <w:top w:val="single" w:color="auto" w:sz="4"/>
           <w:left w:val="single" w:color="auto" w:sz="4"/>
@@ -18858,14 +18889,15 @@
           <w:insideH w:val="single" w:color="auto" w:sz="4"/>
           <w:insideV w:val="single" w:color="auto" w:sz="4"/>
         </w:tblBorders>
+        <w:tblLayout w:type="fixed"/>
       </w:tblPr>
       <w:tblGrid>
-        <w:gridCol w:w="100"/>
+        <w:gridCol w:w="9000"/>
       </w:tblGrid>
       <w:tr>
         <w:tc>
           <w:tcPr>
-            <w:tcW w:type="pct" w:w="100%"/>
+            <w:tcW w:type="dxa" w:w="9000"/>
             <w:tcBorders>
               <w:top w:val="none" w:color="FFFFFF" w:sz="0"/>
               <w:left w:val="none" w:color="FFFFFF" w:sz="0"/>
@@ -18901,7 +18933,7 @@
       <w:tr>
         <w:tc>
           <w:tcPr>
-            <w:tcW w:type="pct" w:w="100%"/>
+            <w:tcW w:type="dxa" w:w="9000"/>
             <w:tcBorders>
               <w:top w:val="none" w:color="FFFFFF" w:sz="0"/>
               <w:left w:val="single" w:color="EA580C" w:sz="24"/>
@@ -18935,7 +18967,7 @@
       <w:tr>
         <w:tc>
           <w:tcPr>
-            <w:tcW w:type="pct" w:w="100%"/>
+            <w:tcW w:type="dxa" w:w="9000"/>
             <w:tcBorders>
               <w:top w:val="none" w:color="FFFFFF" w:sz="0"/>
               <w:left w:val="single" w:color="EA580C" w:sz="24"/>
@@ -18969,7 +19001,7 @@
       <w:tr>
         <w:tc>
           <w:tcPr>
-            <w:tcW w:type="pct" w:w="100%"/>
+            <w:tcW w:type="dxa" w:w="9000"/>
             <w:tcBorders>
               <w:top w:val="none" w:color="FFFFFF" w:sz="0"/>
               <w:left w:val="single" w:color="EA580C" w:sz="24"/>
@@ -19003,7 +19035,7 @@
       <w:tr>
         <w:tc>
           <w:tcPr>
-            <w:tcW w:type="pct" w:w="100%"/>
+            <w:tcW w:type="dxa" w:w="9000"/>
             <w:tcBorders>
               <w:top w:val="none" w:color="FFFFFF" w:sz="0"/>
               <w:left w:val="single" w:color="EA580C" w:sz="24"/>
@@ -19037,7 +19069,7 @@
       <w:tr>
         <w:tc>
           <w:tcPr>
-            <w:tcW w:type="pct" w:w="100%"/>
+            <w:tcW w:type="dxa" w:w="9000"/>
             <w:tcBorders>
               <w:top w:val="none" w:color="FFFFFF" w:sz="0"/>
               <w:left w:val="single" w:color="EA580C" w:sz="24"/>
@@ -19071,7 +19103,7 @@
       <w:tr>
         <w:tc>
           <w:tcPr>
-            <w:tcW w:type="pct" w:w="100%"/>
+            <w:tcW w:type="dxa" w:w="9000"/>
             <w:tcBorders>
               <w:top w:val="none" w:color="FFFFFF" w:sz="0"/>
               <w:left w:val="single" w:color="EA580C" w:sz="24"/>
@@ -19105,7 +19137,7 @@
       <w:tr>
         <w:tc>
           <w:tcPr>
-            <w:tcW w:type="pct" w:w="100%"/>
+            <w:tcW w:type="dxa" w:w="9000"/>
             <w:tcBorders>
               <w:top w:val="none" w:color="FFFFFF" w:sz="0"/>
               <w:left w:val="single" w:color="EA580C" w:sz="24"/>
@@ -19139,7 +19171,7 @@
       <w:tr>
         <w:tc>
           <w:tcPr>
-            <w:tcW w:type="pct" w:w="100%"/>
+            <w:tcW w:type="dxa" w:w="9000"/>
             <w:tcBorders>
               <w:top w:val="none" w:color="FFFFFF" w:sz="0"/>
               <w:left w:val="single" w:color="EA580C" w:sz="24"/>
@@ -19173,7 +19205,7 @@
       <w:tr>
         <w:tc>
           <w:tcPr>
-            <w:tcW w:type="pct" w:w="100%"/>
+            <w:tcW w:type="dxa" w:w="9000"/>
             <w:tcBorders>
               <w:top w:val="none" w:color="FFFFFF" w:sz="0"/>
               <w:left w:val="single" w:color="EA580C" w:sz="24"/>
@@ -19207,7 +19239,7 @@
       <w:tr>
         <w:tc>
           <w:tcPr>
-            <w:tcW w:type="pct" w:w="100%"/>
+            <w:tcW w:type="dxa" w:w="9000"/>
             <w:tcBorders>
               <w:top w:val="none" w:color="FFFFFF" w:sz="0"/>
               <w:left w:val="single" w:color="EA580C" w:sz="24"/>
@@ -19241,7 +19273,7 @@
       <w:tr>
         <w:tc>
           <w:tcPr>
-            <w:tcW w:type="pct" w:w="100%"/>
+            <w:tcW w:type="dxa" w:w="9000"/>
             <w:tcBorders>
               <w:top w:val="none" w:color="FFFFFF" w:sz="0"/>
               <w:left w:val="single" w:color="EA580C" w:sz="24"/>
@@ -19275,7 +19307,7 @@
       <w:tr>
         <w:tc>
           <w:tcPr>
-            <w:tcW w:type="pct" w:w="100%"/>
+            <w:tcW w:type="dxa" w:w="9000"/>
             <w:tcBorders>
               <w:top w:val="none" w:color="FFFFFF" w:sz="0"/>
               <w:left w:val="single" w:color="EA580C" w:sz="24"/>
@@ -19309,7 +19341,7 @@
       <w:tr>
         <w:tc>
           <w:tcPr>
-            <w:tcW w:type="pct" w:w="100%"/>
+            <w:tcW w:type="dxa" w:w="9000"/>
             <w:tcBorders>
               <w:top w:val="none" w:color="FFFFFF" w:sz="0"/>
               <w:left w:val="single" w:color="EA580C" w:sz="24"/>
@@ -19343,7 +19375,7 @@
       <w:tr>
         <w:tc>
           <w:tcPr>
-            <w:tcW w:type="pct" w:w="100%"/>
+            <w:tcW w:type="dxa" w:w="9000"/>
             <w:tcBorders>
               <w:top w:val="none" w:color="FFFFFF" w:sz="0"/>
               <w:left w:val="single" w:color="EA580C" w:sz="24"/>
@@ -19377,7 +19409,7 @@
       <w:tr>
         <w:tc>
           <w:tcPr>
-            <w:tcW w:type="pct" w:w="100%"/>
+            <w:tcW w:type="dxa" w:w="9000"/>
             <w:tcBorders>
               <w:top w:val="none" w:color="FFFFFF" w:sz="0"/>
               <w:left w:val="single" w:color="EA580C" w:sz="24"/>
@@ -19411,7 +19443,7 @@
       <w:tr>
         <w:tc>
           <w:tcPr>
-            <w:tcW w:type="pct" w:w="100%"/>
+            <w:tcW w:type="dxa" w:w="9000"/>
             <w:tcBorders>
               <w:top w:val="none" w:color="FFFFFF" w:sz="0"/>
               <w:left w:val="single" w:color="EA580C" w:sz="24"/>
@@ -19445,7 +19477,7 @@
       <w:tr>
         <w:tc>
           <w:tcPr>
-            <w:tcW w:type="pct" w:w="100%"/>
+            <w:tcW w:type="dxa" w:w="9000"/>
             <w:tcBorders>
               <w:top w:val="none" w:color="FFFFFF" w:sz="0"/>
               <w:left w:val="single" w:color="EA580C" w:sz="24"/>
@@ -19479,7 +19511,7 @@
       <w:tr>
         <w:tc>
           <w:tcPr>
-            <w:tcW w:type="pct" w:w="100%"/>
+            <w:tcW w:type="dxa" w:w="9000"/>
             <w:tcBorders>
               <w:top w:val="none" w:color="FFFFFF" w:sz="0"/>
               <w:left w:val="single" w:color="EA580C" w:sz="24"/>
@@ -19513,7 +19545,7 @@
       <w:tr>
         <w:tc>
           <w:tcPr>
-            <w:tcW w:type="pct" w:w="100%"/>
+            <w:tcW w:type="dxa" w:w="9000"/>
             <w:tcBorders>
               <w:top w:val="none" w:color="FFFFFF" w:sz="0"/>
               <w:left w:val="single" w:color="EA580C" w:sz="24"/>
@@ -19547,7 +19579,7 @@
       <w:tr>
         <w:tc>
           <w:tcPr>
-            <w:tcW w:type="pct" w:w="100%"/>
+            <w:tcW w:type="dxa" w:w="9000"/>
             <w:tcBorders>
               <w:top w:val="none" w:color="FFFFFF" w:sz="0"/>
               <w:left w:val="single" w:color="EA580C" w:sz="24"/>
@@ -19581,7 +19613,7 @@
       <w:tr>
         <w:tc>
           <w:tcPr>
-            <w:tcW w:type="pct" w:w="100%"/>
+            <w:tcW w:type="dxa" w:w="9000"/>
             <w:tcBorders>
               <w:top w:val="none" w:color="FFFFFF" w:sz="0"/>
               <w:left w:val="single" w:color="EA580C" w:sz="24"/>
@@ -19615,7 +19647,7 @@
       <w:tr>
         <w:tc>
           <w:tcPr>
-            <w:tcW w:type="pct" w:w="100%"/>
+            <w:tcW w:type="dxa" w:w="9000"/>
             <w:tcBorders>
               <w:top w:val="none" w:color="FFFFFF" w:sz="0"/>
               <w:left w:val="single" w:color="EA580C" w:sz="24"/>
@@ -19649,7 +19681,7 @@
       <w:tr>
         <w:tc>
           <w:tcPr>
-            <w:tcW w:type="pct" w:w="100%"/>
+            <w:tcW w:type="dxa" w:w="9000"/>
             <w:tcBorders>
               <w:top w:val="none" w:color="FFFFFF" w:sz="0"/>
               <w:left w:val="single" w:color="EA580C" w:sz="24"/>
@@ -19683,7 +19715,7 @@
       <w:tr>
         <w:tc>
           <w:tcPr>
-            <w:tcW w:type="pct" w:w="100%"/>
+            <w:tcW w:type="dxa" w:w="9000"/>
             <w:tcBorders>
               <w:top w:val="none" w:color="FFFFFF" w:sz="0"/>
               <w:left w:val="single" w:color="EA580C" w:sz="24"/>
@@ -19717,7 +19749,7 @@
       <w:tr>
         <w:tc>
           <w:tcPr>
-            <w:tcW w:type="pct" w:w="100%"/>
+            <w:tcW w:type="dxa" w:w="9000"/>
             <w:tcBorders>
               <w:top w:val="none" w:color="FFFFFF" w:sz="0"/>
               <w:left w:val="single" w:color="EA580C" w:sz="24"/>
@@ -19751,7 +19783,7 @@
       <w:tr>
         <w:tc>
           <w:tcPr>
-            <w:tcW w:type="pct" w:w="100%"/>
+            <w:tcW w:type="dxa" w:w="9000"/>
             <w:tcBorders>
               <w:top w:val="none" w:color="FFFFFF" w:sz="0"/>
               <w:left w:val="single" w:color="EA580C" w:sz="24"/>
@@ -19785,7 +19817,7 @@
       <w:tr>
         <w:tc>
           <w:tcPr>
-            <w:tcW w:type="pct" w:w="100%"/>
+            <w:tcW w:type="dxa" w:w="9000"/>
             <w:tcBorders>
               <w:top w:val="none" w:color="FFFFFF" w:sz="0"/>
               <w:left w:val="single" w:color="EA580C" w:sz="24"/>
@@ -19819,7 +19851,7 @@
       <w:tr>
         <w:tc>
           <w:tcPr>
-            <w:tcW w:type="pct" w:w="100%"/>
+            <w:tcW w:type="dxa" w:w="9000"/>
             <w:tcBorders>
               <w:top w:val="none" w:color="FFFFFF" w:sz="0"/>
               <w:left w:val="single" w:color="EA580C" w:sz="24"/>
@@ -19891,7 +19923,7 @@
     </w:p>
     <w:tbl>
       <w:tblPr>
-        <w:tblW w:type="pct" w:w="100%"/>
+        <w:tblW w:type="dxa" w:w="9000"/>
         <w:tblBorders>
           <w:top w:val="single" w:color="CBD5E1" w:sz="4"/>
           <w:left w:val="single" w:color="CBD5E1" w:sz="4"/>
@@ -19900,12 +19932,13 @@
           <w:insideH w:val="single" w:color="CBD5E1" w:sz="4"/>
           <w:insideV w:val="single" w:color="CBD5E1" w:sz="4"/>
         </w:tblBorders>
+        <w:tblLayout w:type="fixed"/>
       </w:tblPr>
       <w:tblGrid>
-        <w:gridCol w:w="100"/>
-        <w:gridCol w:w="100"/>
-        <w:gridCol w:w="100"/>
-        <w:gridCol w:w="100"/>
+        <w:gridCol w:w="540"/>
+        <w:gridCol w:w="2970"/>
+        <w:gridCol w:w="2970"/>
+        <w:gridCol w:w="2520"/>
       </w:tblGrid>
       <w:tr>
         <w:trPr>
@@ -19913,7 +19946,7 @@
         </w:trPr>
         <w:tc>
           <w:tcPr>
-            <w:tcW w:type="pct" w:w="6%"/>
+            <w:tcW w:type="dxa" w:w="540"/>
             <w:shd w:fill="1F2937" w:val="clear"/>
             <w:tcMar>
               <w:top w:type="dxa" w:w="100"/>
@@ -19942,7 +19975,7 @@
         </w:tc>
         <w:tc>
           <w:tcPr>
-            <w:tcW w:type="pct" w:w="33%"/>
+            <w:tcW w:type="dxa" w:w="2970"/>
             <w:shd w:fill="1F2937" w:val="clear"/>
             <w:tcMar>
               <w:top w:type="dxa" w:w="100"/>
@@ -19971,7 +20004,7 @@
         </w:tc>
         <w:tc>
           <w:tcPr>
-            <w:tcW w:type="pct" w:w="33%"/>
+            <w:tcW w:type="dxa" w:w="2970"/>
             <w:shd w:fill="1F2937" w:val="clear"/>
             <w:tcMar>
               <w:top w:type="dxa" w:w="100"/>
@@ -20000,7 +20033,7 @@
         </w:tc>
         <w:tc>
           <w:tcPr>
-            <w:tcW w:type="pct" w:w="28%"/>
+            <w:tcW w:type="dxa" w:w="2520"/>
             <w:shd w:fill="1F2937" w:val="clear"/>
             <w:tcMar>
               <w:top w:type="dxa" w:w="100"/>
@@ -20031,7 +20064,7 @@
       <w:tr>
         <w:tc>
           <w:tcPr>
-            <w:tcW w:type="pct" w:w="6%"/>
+            <w:tcW w:type="dxa" w:w="540"/>
             <w:tcMar>
               <w:top w:type="dxa" w:w="80"/>
               <w:left w:type="dxa" w:w="140"/>
@@ -20057,7 +20090,7 @@
         </w:tc>
         <w:tc>
           <w:tcPr>
-            <w:tcW w:type="pct" w:w="33%"/>
+            <w:tcW w:type="dxa" w:w="2970"/>
             <w:tcMar>
               <w:top w:type="dxa" w:w="80"/>
               <w:left w:type="dxa" w:w="140"/>
@@ -20083,7 +20116,7 @@
         </w:tc>
         <w:tc>
           <w:tcPr>
-            <w:tcW w:type="pct" w:w="33%"/>
+            <w:tcW w:type="dxa" w:w="2970"/>
             <w:tcMar>
               <w:top w:type="dxa" w:w="80"/>
               <w:left w:type="dxa" w:w="140"/>
@@ -20109,7 +20142,7 @@
         </w:tc>
         <w:tc>
           <w:tcPr>
-            <w:tcW w:type="pct" w:w="28%"/>
+            <w:tcW w:type="dxa" w:w="2520"/>
             <w:tcMar>
               <w:top w:type="dxa" w:w="80"/>
               <w:left w:type="dxa" w:w="140"/>
@@ -20137,7 +20170,7 @@
       <w:tr>
         <w:tc>
           <w:tcPr>
-            <w:tcW w:type="pct" w:w="6%"/>
+            <w:tcW w:type="dxa" w:w="540"/>
             <w:shd w:fill="F8FAFC" w:val="clear"/>
             <w:tcMar>
               <w:top w:type="dxa" w:w="80"/>
@@ -20164,7 +20197,7 @@
         </w:tc>
         <w:tc>
           <w:tcPr>
-            <w:tcW w:type="pct" w:w="33%"/>
+            <w:tcW w:type="dxa" w:w="2970"/>
             <w:shd w:fill="F8FAFC" w:val="clear"/>
             <w:tcMar>
               <w:top w:type="dxa" w:w="80"/>
@@ -20191,7 +20224,7 @@
         </w:tc>
         <w:tc>
           <w:tcPr>
-            <w:tcW w:type="pct" w:w="33%"/>
+            <w:tcW w:type="dxa" w:w="2970"/>
             <w:shd w:fill="F8FAFC" w:val="clear"/>
             <w:tcMar>
               <w:top w:type="dxa" w:w="80"/>
@@ -20218,7 +20251,7 @@
         </w:tc>
         <w:tc>
           <w:tcPr>
-            <w:tcW w:type="pct" w:w="28%"/>
+            <w:tcW w:type="dxa" w:w="2520"/>
             <w:shd w:fill="F8FAFC" w:val="clear"/>
             <w:tcMar>
               <w:top w:type="dxa" w:w="80"/>
@@ -20247,7 +20280,7 @@
       <w:tr>
         <w:tc>
           <w:tcPr>
-            <w:tcW w:type="pct" w:w="6%"/>
+            <w:tcW w:type="dxa" w:w="540"/>
             <w:tcMar>
               <w:top w:type="dxa" w:w="80"/>
               <w:left w:type="dxa" w:w="140"/>
@@ -20273,7 +20306,7 @@
         </w:tc>
         <w:tc>
           <w:tcPr>
-            <w:tcW w:type="pct" w:w="33%"/>
+            <w:tcW w:type="dxa" w:w="2970"/>
             <w:tcMar>
               <w:top w:type="dxa" w:w="80"/>
               <w:left w:type="dxa" w:w="140"/>
@@ -20299,7 +20332,7 @@
         </w:tc>
         <w:tc>
           <w:tcPr>
-            <w:tcW w:type="pct" w:w="33%"/>
+            <w:tcW w:type="dxa" w:w="2970"/>
             <w:tcMar>
               <w:top w:type="dxa" w:w="80"/>
               <w:left w:type="dxa" w:w="140"/>
@@ -20325,7 +20358,7 @@
         </w:tc>
         <w:tc>
           <w:tcPr>
-            <w:tcW w:type="pct" w:w="28%"/>
+            <w:tcW w:type="dxa" w:w="2520"/>
             <w:tcMar>
               <w:top w:type="dxa" w:w="80"/>
               <w:left w:type="dxa" w:w="140"/>
@@ -20373,7 +20406,7 @@
     </w:p>
     <w:tbl>
       <w:tblPr>
-        <w:tblW w:type="pct" w:w="100%"/>
+        <w:tblW w:type="dxa" w:w="9000"/>
         <w:tblBorders>
           <w:top w:val="single" w:color="auto" w:sz="4"/>
           <w:left w:val="single" w:color="auto" w:sz="4"/>
@@ -20382,14 +20415,15 @@
           <w:insideH w:val="single" w:color="auto" w:sz="4"/>
           <w:insideV w:val="single" w:color="auto" w:sz="4"/>
         </w:tblBorders>
+        <w:tblLayout w:type="fixed"/>
       </w:tblPr>
       <w:tblGrid>
-        <w:gridCol w:w="100"/>
+        <w:gridCol w:w="9000"/>
       </w:tblGrid>
       <w:tr>
         <w:tc>
           <w:tcPr>
-            <w:tcW w:type="pct" w:w="100%"/>
+            <w:tcW w:type="dxa" w:w="9000"/>
             <w:tcBorders>
               <w:top w:val="none" w:color="FFFFFF" w:sz="0"/>
               <w:left w:val="none" w:color="FFFFFF" w:sz="0"/>
@@ -20425,7 +20459,7 @@
       <w:tr>
         <w:tc>
           <w:tcPr>
-            <w:tcW w:type="pct" w:w="100%"/>
+            <w:tcW w:type="dxa" w:w="9000"/>
             <w:tcBorders>
               <w:top w:val="none" w:color="FFFFFF" w:sz="0"/>
               <w:left w:val="single" w:color="EA580C" w:sz="24"/>
@@ -20459,7 +20493,7 @@
       <w:tr>
         <w:tc>
           <w:tcPr>
-            <w:tcW w:type="pct" w:w="100%"/>
+            <w:tcW w:type="dxa" w:w="9000"/>
             <w:tcBorders>
               <w:top w:val="none" w:color="FFFFFF" w:sz="0"/>
               <w:left w:val="single" w:color="EA580C" w:sz="24"/>
@@ -20493,7 +20527,7 @@
       <w:tr>
         <w:tc>
           <w:tcPr>
-            <w:tcW w:type="pct" w:w="100%"/>
+            <w:tcW w:type="dxa" w:w="9000"/>
             <w:tcBorders>
               <w:top w:val="none" w:color="FFFFFF" w:sz="0"/>
               <w:left w:val="single" w:color="EA580C" w:sz="24"/>
@@ -20527,7 +20561,7 @@
       <w:tr>
         <w:tc>
           <w:tcPr>
-            <w:tcW w:type="pct" w:w="100%"/>
+            <w:tcW w:type="dxa" w:w="9000"/>
             <w:tcBorders>
               <w:top w:val="none" w:color="FFFFFF" w:sz="0"/>
               <w:left w:val="single" w:color="EA580C" w:sz="24"/>
@@ -20561,7 +20595,7 @@
       <w:tr>
         <w:tc>
           <w:tcPr>
-            <w:tcW w:type="pct" w:w="100%"/>
+            <w:tcW w:type="dxa" w:w="9000"/>
             <w:tcBorders>
               <w:top w:val="none" w:color="FFFFFF" w:sz="0"/>
               <w:left w:val="single" w:color="EA580C" w:sz="24"/>
@@ -20595,7 +20629,7 @@
       <w:tr>
         <w:tc>
           <w:tcPr>
-            <w:tcW w:type="pct" w:w="100%"/>
+            <w:tcW w:type="dxa" w:w="9000"/>
             <w:tcBorders>
               <w:top w:val="none" w:color="FFFFFF" w:sz="0"/>
               <w:left w:val="single" w:color="EA580C" w:sz="24"/>
@@ -20629,7 +20663,7 @@
       <w:tr>
         <w:tc>
           <w:tcPr>
-            <w:tcW w:type="pct" w:w="100%"/>
+            <w:tcW w:type="dxa" w:w="9000"/>
             <w:tcBorders>
               <w:top w:val="none" w:color="FFFFFF" w:sz="0"/>
               <w:left w:val="single" w:color="EA580C" w:sz="24"/>
@@ -20716,7 +20750,7 @@
     </w:p>
     <w:tbl>
       <w:tblPr>
-        <w:tblW w:type="pct" w:w="100%"/>
+        <w:tblW w:type="dxa" w:w="9000"/>
         <w:tblBorders>
           <w:top w:val="single" w:color="auto" w:sz="4"/>
           <w:left w:val="single" w:color="auto" w:sz="4"/>
@@ -20725,14 +20759,15 @@
           <w:insideH w:val="single" w:color="auto" w:sz="4"/>
           <w:insideV w:val="single" w:color="auto" w:sz="4"/>
         </w:tblBorders>
+        <w:tblLayout w:type="fixed"/>
       </w:tblPr>
       <w:tblGrid>
-        <w:gridCol w:w="100"/>
+        <w:gridCol w:w="9000"/>
       </w:tblGrid>
       <w:tr>
         <w:tc>
           <w:tcPr>
-            <w:tcW w:type="pct" w:w="100%"/>
+            <w:tcW w:type="dxa" w:w="9000"/>
             <w:tcBorders>
               <w:top w:val="none" w:color="FFFFFF" w:sz="0"/>
               <w:left w:val="none" w:color="FFFFFF" w:sz="0"/>
@@ -20768,7 +20803,7 @@
       <w:tr>
         <w:tc>
           <w:tcPr>
-            <w:tcW w:type="pct" w:w="100%"/>
+            <w:tcW w:type="dxa" w:w="9000"/>
             <w:tcBorders>
               <w:top w:val="none" w:color="FFFFFF" w:sz="0"/>
               <w:left w:val="single" w:color="EA580C" w:sz="24"/>
@@ -20802,7 +20837,7 @@
       <w:tr>
         <w:tc>
           <w:tcPr>
-            <w:tcW w:type="pct" w:w="100%"/>
+            <w:tcW w:type="dxa" w:w="9000"/>
             <w:tcBorders>
               <w:top w:val="none" w:color="FFFFFF" w:sz="0"/>
               <w:left w:val="single" w:color="EA580C" w:sz="24"/>
@@ -20836,7 +20871,7 @@
       <w:tr>
         <w:tc>
           <w:tcPr>
-            <w:tcW w:type="pct" w:w="100%"/>
+            <w:tcW w:type="dxa" w:w="9000"/>
             <w:tcBorders>
               <w:top w:val="none" w:color="FFFFFF" w:sz="0"/>
               <w:left w:val="single" w:color="EA580C" w:sz="24"/>
@@ -20870,7 +20905,7 @@
       <w:tr>
         <w:tc>
           <w:tcPr>
-            <w:tcW w:type="pct" w:w="100%"/>
+            <w:tcW w:type="dxa" w:w="9000"/>
             <w:tcBorders>
               <w:top w:val="none" w:color="FFFFFF" w:sz="0"/>
               <w:left w:val="single" w:color="EA580C" w:sz="24"/>
@@ -20904,7 +20939,7 @@
       <w:tr>
         <w:tc>
           <w:tcPr>
-            <w:tcW w:type="pct" w:w="100%"/>
+            <w:tcW w:type="dxa" w:w="9000"/>
             <w:tcBorders>
               <w:top w:val="none" w:color="FFFFFF" w:sz="0"/>
               <w:left w:val="single" w:color="EA580C" w:sz="24"/>
@@ -20938,7 +20973,7 @@
       <w:tr>
         <w:tc>
           <w:tcPr>
-            <w:tcW w:type="pct" w:w="100%"/>
+            <w:tcW w:type="dxa" w:w="9000"/>
             <w:tcBorders>
               <w:top w:val="none" w:color="FFFFFF" w:sz="0"/>
               <w:left w:val="single" w:color="EA580C" w:sz="24"/>
@@ -20972,7 +21007,7 @@
       <w:tr>
         <w:tc>
           <w:tcPr>
-            <w:tcW w:type="pct" w:w="100%"/>
+            <w:tcW w:type="dxa" w:w="9000"/>
             <w:tcBorders>
               <w:top w:val="none" w:color="FFFFFF" w:sz="0"/>
               <w:left w:val="single" w:color="EA580C" w:sz="24"/>
@@ -21006,7 +21041,7 @@
       <w:tr>
         <w:tc>
           <w:tcPr>
-            <w:tcW w:type="pct" w:w="100%"/>
+            <w:tcW w:type="dxa" w:w="9000"/>
             <w:tcBorders>
               <w:top w:val="none" w:color="FFFFFF" w:sz="0"/>
               <w:left w:val="single" w:color="EA580C" w:sz="24"/>
@@ -21040,7 +21075,7 @@
       <w:tr>
         <w:tc>
           <w:tcPr>
-            <w:tcW w:type="pct" w:w="100%"/>
+            <w:tcW w:type="dxa" w:w="9000"/>
             <w:tcBorders>
               <w:top w:val="none" w:color="FFFFFF" w:sz="0"/>
               <w:left w:val="single" w:color="EA580C" w:sz="24"/>
@@ -21074,7 +21109,7 @@
       <w:tr>
         <w:tc>
           <w:tcPr>
-            <w:tcW w:type="pct" w:w="100%"/>
+            <w:tcW w:type="dxa" w:w="9000"/>
             <w:tcBorders>
               <w:top w:val="none" w:color="FFFFFF" w:sz="0"/>
               <w:left w:val="single" w:color="EA580C" w:sz="24"/>
@@ -21108,7 +21143,7 @@
       <w:tr>
         <w:tc>
           <w:tcPr>
-            <w:tcW w:type="pct" w:w="100%"/>
+            <w:tcW w:type="dxa" w:w="9000"/>
             <w:tcBorders>
               <w:top w:val="none" w:color="FFFFFF" w:sz="0"/>
               <w:left w:val="single" w:color="EA580C" w:sz="24"/>
@@ -21142,7 +21177,7 @@
       <w:tr>
         <w:tc>
           <w:tcPr>
-            <w:tcW w:type="pct" w:w="100%"/>
+            <w:tcW w:type="dxa" w:w="9000"/>
             <w:tcBorders>
               <w:top w:val="none" w:color="FFFFFF" w:sz="0"/>
               <w:left w:val="single" w:color="EA580C" w:sz="24"/>
@@ -21176,7 +21211,7 @@
       <w:tr>
         <w:tc>
           <w:tcPr>
-            <w:tcW w:type="pct" w:w="100%"/>
+            <w:tcW w:type="dxa" w:w="9000"/>
             <w:tcBorders>
               <w:top w:val="none" w:color="FFFFFF" w:sz="0"/>
               <w:left w:val="single" w:color="EA580C" w:sz="24"/>
@@ -21210,7 +21245,7 @@
       <w:tr>
         <w:tc>
           <w:tcPr>
-            <w:tcW w:type="pct" w:w="100%"/>
+            <w:tcW w:type="dxa" w:w="9000"/>
             <w:tcBorders>
               <w:top w:val="none" w:color="FFFFFF" w:sz="0"/>
               <w:left w:val="single" w:color="EA580C" w:sz="24"/>
@@ -21244,7 +21279,7 @@
       <w:tr>
         <w:tc>
           <w:tcPr>
-            <w:tcW w:type="pct" w:w="100%"/>
+            <w:tcW w:type="dxa" w:w="9000"/>
             <w:tcBorders>
               <w:top w:val="none" w:color="FFFFFF" w:sz="0"/>
               <w:left w:val="single" w:color="EA580C" w:sz="24"/>
@@ -21278,7 +21313,7 @@
       <w:tr>
         <w:tc>
           <w:tcPr>
-            <w:tcW w:type="pct" w:w="100%"/>
+            <w:tcW w:type="dxa" w:w="9000"/>
             <w:tcBorders>
               <w:top w:val="none" w:color="FFFFFF" w:sz="0"/>
               <w:left w:val="single" w:color="EA580C" w:sz="24"/>
@@ -21312,7 +21347,7 @@
       <w:tr>
         <w:tc>
           <w:tcPr>
-            <w:tcW w:type="pct" w:w="100%"/>
+            <w:tcW w:type="dxa" w:w="9000"/>
             <w:tcBorders>
               <w:top w:val="none" w:color="FFFFFF" w:sz="0"/>
               <w:left w:val="single" w:color="EA580C" w:sz="24"/>
@@ -21346,7 +21381,7 @@
       <w:tr>
         <w:tc>
           <w:tcPr>
-            <w:tcW w:type="pct" w:w="100%"/>
+            <w:tcW w:type="dxa" w:w="9000"/>
             <w:tcBorders>
               <w:top w:val="none" w:color="FFFFFF" w:sz="0"/>
               <w:left w:val="single" w:color="EA580C" w:sz="24"/>
@@ -21380,7 +21415,7 @@
       <w:tr>
         <w:tc>
           <w:tcPr>
-            <w:tcW w:type="pct" w:w="100%"/>
+            <w:tcW w:type="dxa" w:w="9000"/>
             <w:tcBorders>
               <w:top w:val="none" w:color="FFFFFF" w:sz="0"/>
               <w:left w:val="single" w:color="EA580C" w:sz="24"/>
@@ -21414,7 +21449,7 @@
       <w:tr>
         <w:tc>
           <w:tcPr>
-            <w:tcW w:type="pct" w:w="100%"/>
+            <w:tcW w:type="dxa" w:w="9000"/>
             <w:tcBorders>
               <w:top w:val="none" w:color="FFFFFF" w:sz="0"/>
               <w:left w:val="single" w:color="EA580C" w:sz="24"/>
@@ -21448,7 +21483,7 @@
       <w:tr>
         <w:tc>
           <w:tcPr>
-            <w:tcW w:type="pct" w:w="100%"/>
+            <w:tcW w:type="dxa" w:w="9000"/>
             <w:tcBorders>
               <w:top w:val="none" w:color="FFFFFF" w:sz="0"/>
               <w:left w:val="single" w:color="EA580C" w:sz="24"/>
@@ -21482,7 +21517,7 @@
       <w:tr>
         <w:tc>
           <w:tcPr>
-            <w:tcW w:type="pct" w:w="100%"/>
+            <w:tcW w:type="dxa" w:w="9000"/>
             <w:tcBorders>
               <w:top w:val="none" w:color="FFFFFF" w:sz="0"/>
               <w:left w:val="single" w:color="EA580C" w:sz="24"/>
@@ -21516,7 +21551,7 @@
       <w:tr>
         <w:tc>
           <w:tcPr>
-            <w:tcW w:type="pct" w:w="100%"/>
+            <w:tcW w:type="dxa" w:w="9000"/>
             <w:tcBorders>
               <w:top w:val="none" w:color="FFFFFF" w:sz="0"/>
               <w:left w:val="single" w:color="EA580C" w:sz="24"/>
@@ -21550,7 +21585,7 @@
       <w:tr>
         <w:tc>
           <w:tcPr>
-            <w:tcW w:type="pct" w:w="100%"/>
+            <w:tcW w:type="dxa" w:w="9000"/>
             <w:tcBorders>
               <w:top w:val="none" w:color="FFFFFF" w:sz="0"/>
               <w:left w:val="single" w:color="EA580C" w:sz="24"/>
@@ -21584,7 +21619,7 @@
       <w:tr>
         <w:tc>
           <w:tcPr>
-            <w:tcW w:type="pct" w:w="100%"/>
+            <w:tcW w:type="dxa" w:w="9000"/>
             <w:tcBorders>
               <w:top w:val="none" w:color="FFFFFF" w:sz="0"/>
               <w:left w:val="single" w:color="EA580C" w:sz="24"/>
@@ -21618,7 +21653,7 @@
       <w:tr>
         <w:tc>
           <w:tcPr>
-            <w:tcW w:type="pct" w:w="100%"/>
+            <w:tcW w:type="dxa" w:w="9000"/>
             <w:tcBorders>
               <w:top w:val="none" w:color="FFFFFF" w:sz="0"/>
               <w:left w:val="single" w:color="EA580C" w:sz="24"/>
@@ -21652,7 +21687,7 @@
       <w:tr>
         <w:tc>
           <w:tcPr>
-            <w:tcW w:type="pct" w:w="100%"/>
+            <w:tcW w:type="dxa" w:w="9000"/>
             <w:tcBorders>
               <w:top w:val="none" w:color="FFFFFF" w:sz="0"/>
               <w:left w:val="single" w:color="EA580C" w:sz="24"/>
@@ -21686,7 +21721,7 @@
       <w:tr>
         <w:tc>
           <w:tcPr>
-            <w:tcW w:type="pct" w:w="100%"/>
+            <w:tcW w:type="dxa" w:w="9000"/>
             <w:tcBorders>
               <w:top w:val="none" w:color="FFFFFF" w:sz="0"/>
               <w:left w:val="single" w:color="EA580C" w:sz="24"/>
@@ -21720,7 +21755,7 @@
       <w:tr>
         <w:tc>
           <w:tcPr>
-            <w:tcW w:type="pct" w:w="100%"/>
+            <w:tcW w:type="dxa" w:w="9000"/>
             <w:tcBorders>
               <w:top w:val="none" w:color="FFFFFF" w:sz="0"/>
               <w:left w:val="single" w:color="EA580C" w:sz="24"/>
@@ -21754,7 +21789,7 @@
       <w:tr>
         <w:tc>
           <w:tcPr>
-            <w:tcW w:type="pct" w:w="100%"/>
+            <w:tcW w:type="dxa" w:w="9000"/>
             <w:tcBorders>
               <w:top w:val="none" w:color="FFFFFF" w:sz="0"/>
               <w:left w:val="single" w:color="EA580C" w:sz="24"/>
@@ -21788,7 +21823,7 @@
       <w:tr>
         <w:tc>
           <w:tcPr>
-            <w:tcW w:type="pct" w:w="100%"/>
+            <w:tcW w:type="dxa" w:w="9000"/>
             <w:tcBorders>
               <w:top w:val="none" w:color="FFFFFF" w:sz="0"/>
               <w:left w:val="single" w:color="EA580C" w:sz="24"/>
@@ -21822,7 +21857,7 @@
       <w:tr>
         <w:tc>
           <w:tcPr>
-            <w:tcW w:type="pct" w:w="100%"/>
+            <w:tcW w:type="dxa" w:w="9000"/>
             <w:tcBorders>
               <w:top w:val="none" w:color="FFFFFF" w:sz="0"/>
               <w:left w:val="single" w:color="EA580C" w:sz="24"/>
@@ -21856,7 +21891,7 @@
       <w:tr>
         <w:tc>
           <w:tcPr>
-            <w:tcW w:type="pct" w:w="100%"/>
+            <w:tcW w:type="dxa" w:w="9000"/>
             <w:tcBorders>
               <w:top w:val="none" w:color="FFFFFF" w:sz="0"/>
               <w:left w:val="single" w:color="EA580C" w:sz="24"/>
@@ -21910,7 +21945,7 @@
     </w:p>
     <w:tbl>
       <w:tblPr>
-        <w:tblW w:type="pct" w:w="100%"/>
+        <w:tblW w:type="dxa" w:w="9000"/>
         <w:tblBorders>
           <w:top w:val="single" w:color="auto" w:sz="4"/>
           <w:left w:val="single" w:color="auto" w:sz="4"/>
@@ -21919,14 +21954,15 @@
           <w:insideH w:val="single" w:color="auto" w:sz="4"/>
           <w:insideV w:val="single" w:color="auto" w:sz="4"/>
         </w:tblBorders>
+        <w:tblLayout w:type="fixed"/>
       </w:tblPr>
       <w:tblGrid>
-        <w:gridCol w:w="100"/>
+        <w:gridCol w:w="9000"/>
       </w:tblGrid>
       <w:tr>
         <w:tc>
           <w:tcPr>
-            <w:tcW w:type="pct" w:w="100%"/>
+            <w:tcW w:type="dxa" w:w="9000"/>
             <w:tcBorders>
               <w:top w:val="none" w:color="FFFFFF" w:sz="0"/>
               <w:left w:val="none" w:color="FFFFFF" w:sz="0"/>
@@ -21962,7 +21998,7 @@
       <w:tr>
         <w:tc>
           <w:tcPr>
-            <w:tcW w:type="pct" w:w="100%"/>
+            <w:tcW w:type="dxa" w:w="9000"/>
             <w:tcBorders>
               <w:top w:val="none" w:color="FFFFFF" w:sz="0"/>
               <w:left w:val="single" w:color="EA580C" w:sz="24"/>
@@ -21996,7 +22032,7 @@
       <w:tr>
         <w:tc>
           <w:tcPr>
-            <w:tcW w:type="pct" w:w="100%"/>
+            <w:tcW w:type="dxa" w:w="9000"/>
             <w:tcBorders>
               <w:top w:val="none" w:color="FFFFFF" w:sz="0"/>
               <w:left w:val="single" w:color="EA580C" w:sz="24"/>
@@ -22030,7 +22066,7 @@
       <w:tr>
         <w:tc>
           <w:tcPr>
-            <w:tcW w:type="pct" w:w="100%"/>
+            <w:tcW w:type="dxa" w:w="9000"/>
             <w:tcBorders>
               <w:top w:val="none" w:color="FFFFFF" w:sz="0"/>
               <w:left w:val="single" w:color="EA580C" w:sz="24"/>
@@ -22064,7 +22100,7 @@
       <w:tr>
         <w:tc>
           <w:tcPr>
-            <w:tcW w:type="pct" w:w="100%"/>
+            <w:tcW w:type="dxa" w:w="9000"/>
             <w:tcBorders>
               <w:top w:val="none" w:color="FFFFFF" w:sz="0"/>
               <w:left w:val="single" w:color="EA580C" w:sz="24"/>
@@ -22098,7 +22134,7 @@
       <w:tr>
         <w:tc>
           <w:tcPr>
-            <w:tcW w:type="pct" w:w="100%"/>
+            <w:tcW w:type="dxa" w:w="9000"/>
             <w:tcBorders>
               <w:top w:val="none" w:color="FFFFFF" w:sz="0"/>
               <w:left w:val="single" w:color="EA580C" w:sz="24"/>
@@ -22132,7 +22168,7 @@
       <w:tr>
         <w:tc>
           <w:tcPr>
-            <w:tcW w:type="pct" w:w="100%"/>
+            <w:tcW w:type="dxa" w:w="9000"/>
             <w:tcBorders>
               <w:top w:val="none" w:color="FFFFFF" w:sz="0"/>
               <w:left w:val="single" w:color="EA580C" w:sz="24"/>
@@ -22166,7 +22202,7 @@
       <w:tr>
         <w:tc>
           <w:tcPr>
-            <w:tcW w:type="pct" w:w="100%"/>
+            <w:tcW w:type="dxa" w:w="9000"/>
             <w:tcBorders>
               <w:top w:val="none" w:color="FFFFFF" w:sz="0"/>
               <w:left w:val="single" w:color="EA580C" w:sz="24"/>
@@ -22200,7 +22236,7 @@
       <w:tr>
         <w:tc>
           <w:tcPr>
-            <w:tcW w:type="pct" w:w="100%"/>
+            <w:tcW w:type="dxa" w:w="9000"/>
             <w:tcBorders>
               <w:top w:val="none" w:color="FFFFFF" w:sz="0"/>
               <w:left w:val="single" w:color="EA580C" w:sz="24"/>
@@ -22234,7 +22270,7 @@
       <w:tr>
         <w:tc>
           <w:tcPr>
-            <w:tcW w:type="pct" w:w="100%"/>
+            <w:tcW w:type="dxa" w:w="9000"/>
             <w:tcBorders>
               <w:top w:val="none" w:color="FFFFFF" w:sz="0"/>
               <w:left w:val="single" w:color="EA580C" w:sz="24"/>
@@ -22268,7 +22304,7 @@
       <w:tr>
         <w:tc>
           <w:tcPr>
-            <w:tcW w:type="pct" w:w="100%"/>
+            <w:tcW w:type="dxa" w:w="9000"/>
             <w:tcBorders>
               <w:top w:val="none" w:color="FFFFFF" w:sz="0"/>
               <w:left w:val="single" w:color="EA580C" w:sz="24"/>
@@ -22302,7 +22338,7 @@
       <w:tr>
         <w:tc>
           <w:tcPr>
-            <w:tcW w:type="pct" w:w="100%"/>
+            <w:tcW w:type="dxa" w:w="9000"/>
             <w:tcBorders>
               <w:top w:val="none" w:color="FFFFFF" w:sz="0"/>
               <w:left w:val="single" w:color="EA580C" w:sz="24"/>
@@ -22336,7 +22372,7 @@
       <w:tr>
         <w:tc>
           <w:tcPr>
-            <w:tcW w:type="pct" w:w="100%"/>
+            <w:tcW w:type="dxa" w:w="9000"/>
             <w:tcBorders>
               <w:top w:val="none" w:color="FFFFFF" w:sz="0"/>
               <w:left w:val="single" w:color="EA580C" w:sz="24"/>
@@ -22370,7 +22406,7 @@
       <w:tr>
         <w:tc>
           <w:tcPr>
-            <w:tcW w:type="pct" w:w="100%"/>
+            <w:tcW w:type="dxa" w:w="9000"/>
             <w:tcBorders>
               <w:top w:val="none" w:color="FFFFFF" w:sz="0"/>
               <w:left w:val="single" w:color="EA580C" w:sz="24"/>
@@ -22404,7 +22440,7 @@
       <w:tr>
         <w:tc>
           <w:tcPr>
-            <w:tcW w:type="pct" w:w="100%"/>
+            <w:tcW w:type="dxa" w:w="9000"/>
             <w:tcBorders>
               <w:top w:val="none" w:color="FFFFFF" w:sz="0"/>
               <w:left w:val="single" w:color="EA580C" w:sz="24"/>
@@ -22438,7 +22474,7 @@
       <w:tr>
         <w:tc>
           <w:tcPr>
-            <w:tcW w:type="pct" w:w="100%"/>
+            <w:tcW w:type="dxa" w:w="9000"/>
             <w:tcBorders>
               <w:top w:val="none" w:color="FFFFFF" w:sz="0"/>
               <w:left w:val="single" w:color="EA580C" w:sz="24"/>
@@ -22472,7 +22508,7 @@
       <w:tr>
         <w:tc>
           <w:tcPr>
-            <w:tcW w:type="pct" w:w="100%"/>
+            <w:tcW w:type="dxa" w:w="9000"/>
             <w:tcBorders>
               <w:top w:val="none" w:color="FFFFFF" w:sz="0"/>
               <w:left w:val="single" w:color="EA580C" w:sz="24"/>
@@ -22506,7 +22542,7 @@
       <w:tr>
         <w:tc>
           <w:tcPr>
-            <w:tcW w:type="pct" w:w="100%"/>
+            <w:tcW w:type="dxa" w:w="9000"/>
             <w:tcBorders>
               <w:top w:val="none" w:color="FFFFFF" w:sz="0"/>
               <w:left w:val="single" w:color="EA580C" w:sz="24"/>
@@ -22593,7 +22629,7 @@
     </w:p>
     <w:tbl>
       <w:tblPr>
-        <w:tblW w:type="pct" w:w="100%"/>
+        <w:tblW w:type="dxa" w:w="9000"/>
         <w:tblBorders>
           <w:top w:val="single" w:color="auto" w:sz="4"/>
           <w:left w:val="single" w:color="auto" w:sz="4"/>
@@ -22602,14 +22638,15 @@
           <w:insideH w:val="single" w:color="auto" w:sz="4"/>
           <w:insideV w:val="single" w:color="auto" w:sz="4"/>
         </w:tblBorders>
+        <w:tblLayout w:type="fixed"/>
       </w:tblPr>
       <w:tblGrid>
-        <w:gridCol w:w="100"/>
+        <w:gridCol w:w="9000"/>
       </w:tblGrid>
       <w:tr>
         <w:tc>
           <w:tcPr>
-            <w:tcW w:type="pct" w:w="100%"/>
+            <w:tcW w:type="dxa" w:w="9000"/>
             <w:tcBorders>
               <w:top w:val="none" w:color="FFFFFF" w:sz="0"/>
               <w:left w:val="none" w:color="FFFFFF" w:sz="0"/>
@@ -22645,7 +22682,7 @@
       <w:tr>
         <w:tc>
           <w:tcPr>
-            <w:tcW w:type="pct" w:w="100%"/>
+            <w:tcW w:type="dxa" w:w="9000"/>
             <w:tcBorders>
               <w:top w:val="none" w:color="FFFFFF" w:sz="0"/>
               <w:left w:val="single" w:color="EA580C" w:sz="24"/>
@@ -22679,7 +22716,7 @@
       <w:tr>
         <w:tc>
           <w:tcPr>
-            <w:tcW w:type="pct" w:w="100%"/>
+            <w:tcW w:type="dxa" w:w="9000"/>
             <w:tcBorders>
               <w:top w:val="none" w:color="FFFFFF" w:sz="0"/>
               <w:left w:val="single" w:color="EA580C" w:sz="24"/>
@@ -22713,7 +22750,7 @@
       <w:tr>
         <w:tc>
           <w:tcPr>
-            <w:tcW w:type="pct" w:w="100%"/>
+            <w:tcW w:type="dxa" w:w="9000"/>
             <w:tcBorders>
               <w:top w:val="none" w:color="FFFFFF" w:sz="0"/>
               <w:left w:val="single" w:color="EA580C" w:sz="24"/>
@@ -22747,7 +22784,7 @@
       <w:tr>
         <w:tc>
           <w:tcPr>
-            <w:tcW w:type="pct" w:w="100%"/>
+            <w:tcW w:type="dxa" w:w="9000"/>
             <w:tcBorders>
               <w:top w:val="none" w:color="FFFFFF" w:sz="0"/>
               <w:left w:val="single" w:color="EA580C" w:sz="24"/>
@@ -22781,7 +22818,7 @@
       <w:tr>
         <w:tc>
           <w:tcPr>
-            <w:tcW w:type="pct" w:w="100%"/>
+            <w:tcW w:type="dxa" w:w="9000"/>
             <w:tcBorders>
               <w:top w:val="none" w:color="FFFFFF" w:sz="0"/>
               <w:left w:val="single" w:color="EA580C" w:sz="24"/>
@@ -22815,7 +22852,7 @@
       <w:tr>
         <w:tc>
           <w:tcPr>
-            <w:tcW w:type="pct" w:w="100%"/>
+            <w:tcW w:type="dxa" w:w="9000"/>
             <w:tcBorders>
               <w:top w:val="none" w:color="FFFFFF" w:sz="0"/>
               <w:left w:val="single" w:color="EA580C" w:sz="24"/>
@@ -22854,7 +22891,7 @@
     </w:p>
     <w:tbl>
       <w:tblPr>
-        <w:tblW w:type="pct" w:w="100%"/>
+        <w:tblW w:type="dxa" w:w="9000"/>
         <w:tblBorders>
           <w:top w:val="single" w:color="auto" w:sz="4"/>
           <w:left w:val="single" w:color="auto" w:sz="4"/>
@@ -22863,14 +22900,15 @@
           <w:insideH w:val="single" w:color="auto" w:sz="4"/>
           <w:insideV w:val="single" w:color="auto" w:sz="4"/>
         </w:tblBorders>
+        <w:tblLayout w:type="fixed"/>
       </w:tblPr>
       <w:tblGrid>
-        <w:gridCol w:w="100"/>
+        <w:gridCol w:w="9000"/>
       </w:tblGrid>
       <w:tr>
         <w:tc>
           <w:tcPr>
-            <w:tcW w:type="pct" w:w="100%"/>
+            <w:tcW w:type="dxa" w:w="9000"/>
             <w:tcBorders>
               <w:top w:val="none" w:color="FFFFFF" w:sz="0"/>
               <w:left w:val="none" w:color="FFFFFF" w:sz="0"/>
@@ -22906,7 +22944,7 @@
       <w:tr>
         <w:tc>
           <w:tcPr>
-            <w:tcW w:type="pct" w:w="100%"/>
+            <w:tcW w:type="dxa" w:w="9000"/>
             <w:tcBorders>
               <w:top w:val="none" w:color="FFFFFF" w:sz="0"/>
               <w:left w:val="single" w:color="EA580C" w:sz="24"/>
@@ -22940,7 +22978,7 @@
       <w:tr>
         <w:tc>
           <w:tcPr>
-            <w:tcW w:type="pct" w:w="100%"/>
+            <w:tcW w:type="dxa" w:w="9000"/>
             <w:tcBorders>
               <w:top w:val="none" w:color="FFFFFF" w:sz="0"/>
               <w:left w:val="single" w:color="EA580C" w:sz="24"/>
@@ -22974,7 +23012,7 @@
       <w:tr>
         <w:tc>
           <w:tcPr>
-            <w:tcW w:type="pct" w:w="100%"/>
+            <w:tcW w:type="dxa" w:w="9000"/>
             <w:tcBorders>
               <w:top w:val="none" w:color="FFFFFF" w:sz="0"/>
               <w:left w:val="single" w:color="EA580C" w:sz="24"/>
@@ -23008,7 +23046,7 @@
       <w:tr>
         <w:tc>
           <w:tcPr>
-            <w:tcW w:type="pct" w:w="100%"/>
+            <w:tcW w:type="dxa" w:w="9000"/>
             <w:tcBorders>
               <w:top w:val="none" w:color="FFFFFF" w:sz="0"/>
               <w:left w:val="single" w:color="EA580C" w:sz="24"/>
@@ -23042,7 +23080,7 @@
       <w:tr>
         <w:tc>
           <w:tcPr>
-            <w:tcW w:type="pct" w:w="100%"/>
+            <w:tcW w:type="dxa" w:w="9000"/>
             <w:tcBorders>
               <w:top w:val="none" w:color="FFFFFF" w:sz="0"/>
               <w:left w:val="single" w:color="EA580C" w:sz="24"/>
@@ -23076,7 +23114,7 @@
       <w:tr>
         <w:tc>
           <w:tcPr>
-            <w:tcW w:type="pct" w:w="100%"/>
+            <w:tcW w:type="dxa" w:w="9000"/>
             <w:tcBorders>
               <w:top w:val="none" w:color="FFFFFF" w:sz="0"/>
               <w:left w:val="single" w:color="EA580C" w:sz="24"/>
@@ -23110,7 +23148,7 @@
       <w:tr>
         <w:tc>
           <w:tcPr>
-            <w:tcW w:type="pct" w:w="100%"/>
+            <w:tcW w:type="dxa" w:w="9000"/>
             <w:tcBorders>
               <w:top w:val="none" w:color="FFFFFF" w:sz="0"/>
               <w:left w:val="single" w:color="EA580C" w:sz="24"/>
@@ -23144,7 +23182,7 @@
       <w:tr>
         <w:tc>
           <w:tcPr>
-            <w:tcW w:type="pct" w:w="100%"/>
+            <w:tcW w:type="dxa" w:w="9000"/>
             <w:tcBorders>
               <w:top w:val="none" w:color="FFFFFF" w:sz="0"/>
               <w:left w:val="single" w:color="EA580C" w:sz="24"/>
@@ -23178,7 +23216,7 @@
       <w:tr>
         <w:tc>
           <w:tcPr>
-            <w:tcW w:type="pct" w:w="100%"/>
+            <w:tcW w:type="dxa" w:w="9000"/>
             <w:tcBorders>
               <w:top w:val="none" w:color="FFFFFF" w:sz="0"/>
               <w:left w:val="single" w:color="EA580C" w:sz="24"/>
@@ -23212,7 +23250,7 @@
       <w:tr>
         <w:tc>
           <w:tcPr>
-            <w:tcW w:type="pct" w:w="100%"/>
+            <w:tcW w:type="dxa" w:w="9000"/>
             <w:tcBorders>
               <w:top w:val="none" w:color="FFFFFF" w:sz="0"/>
               <w:left w:val="single" w:color="EA580C" w:sz="24"/>
@@ -23251,7 +23289,7 @@
     </w:p>
     <w:tbl>
       <w:tblPr>
-        <w:tblW w:type="pct" w:w="100%"/>
+        <w:tblW w:type="dxa" w:w="9000"/>
         <w:tblBorders>
           <w:top w:val="single" w:color="auto" w:sz="4"/>
           <w:left w:val="single" w:color="auto" w:sz="4"/>
@@ -23260,14 +23298,15 @@
           <w:insideH w:val="single" w:color="auto" w:sz="4"/>
           <w:insideV w:val="single" w:color="auto" w:sz="4"/>
         </w:tblBorders>
+        <w:tblLayout w:type="fixed"/>
       </w:tblPr>
       <w:tblGrid>
-        <w:gridCol w:w="100"/>
+        <w:gridCol w:w="9000"/>
       </w:tblGrid>
       <w:tr>
         <w:tc>
           <w:tcPr>
-            <w:tcW w:type="pct" w:w="100%"/>
+            <w:tcW w:type="dxa" w:w="9000"/>
             <w:tcBorders>
               <w:top w:val="none" w:color="FFFFFF" w:sz="0"/>
               <w:left w:val="none" w:color="FFFFFF" w:sz="0"/>
@@ -23303,7 +23342,7 @@
       <w:tr>
         <w:tc>
           <w:tcPr>
-            <w:tcW w:type="pct" w:w="100%"/>
+            <w:tcW w:type="dxa" w:w="9000"/>
             <w:tcBorders>
               <w:top w:val="none" w:color="FFFFFF" w:sz="0"/>
               <w:left w:val="single" w:color="EA580C" w:sz="24"/>
@@ -23337,7 +23376,7 @@
       <w:tr>
         <w:tc>
           <w:tcPr>
-            <w:tcW w:type="pct" w:w="100%"/>
+            <w:tcW w:type="dxa" w:w="9000"/>
             <w:tcBorders>
               <w:top w:val="none" w:color="FFFFFF" w:sz="0"/>
               <w:left w:val="single" w:color="EA580C" w:sz="24"/>
@@ -23371,7 +23410,7 @@
       <w:tr>
         <w:tc>
           <w:tcPr>
-            <w:tcW w:type="pct" w:w="100%"/>
+            <w:tcW w:type="dxa" w:w="9000"/>
             <w:tcBorders>
               <w:top w:val="none" w:color="FFFFFF" w:sz="0"/>
               <w:left w:val="single" w:color="EA580C" w:sz="24"/>
@@ -23405,7 +23444,7 @@
       <w:tr>
         <w:tc>
           <w:tcPr>
-            <w:tcW w:type="pct" w:w="100%"/>
+            <w:tcW w:type="dxa" w:w="9000"/>
             <w:tcBorders>
               <w:top w:val="none" w:color="FFFFFF" w:sz="0"/>
               <w:left w:val="single" w:color="EA580C" w:sz="24"/>
@@ -23439,7 +23478,7 @@
       <w:tr>
         <w:tc>
           <w:tcPr>
-            <w:tcW w:type="pct" w:w="100%"/>
+            <w:tcW w:type="dxa" w:w="9000"/>
             <w:tcBorders>
               <w:top w:val="none" w:color="FFFFFF" w:sz="0"/>
               <w:left w:val="single" w:color="EA580C" w:sz="24"/>
@@ -23473,7 +23512,7 @@
       <w:tr>
         <w:tc>
           <w:tcPr>
-            <w:tcW w:type="pct" w:w="100%"/>
+            <w:tcW w:type="dxa" w:w="9000"/>
             <w:tcBorders>
               <w:top w:val="none" w:color="FFFFFF" w:sz="0"/>
               <w:left w:val="single" w:color="EA580C" w:sz="24"/>
@@ -23507,7 +23546,7 @@
       <w:tr>
         <w:tc>
           <w:tcPr>
-            <w:tcW w:type="pct" w:w="100%"/>
+            <w:tcW w:type="dxa" w:w="9000"/>
             <w:tcBorders>
               <w:top w:val="none" w:color="FFFFFF" w:sz="0"/>
               <w:left w:val="single" w:color="EA580C" w:sz="24"/>
@@ -23541,7 +23580,7 @@
       <w:tr>
         <w:tc>
           <w:tcPr>
-            <w:tcW w:type="pct" w:w="100%"/>
+            <w:tcW w:type="dxa" w:w="9000"/>
             <w:tcBorders>
               <w:top w:val="none" w:color="FFFFFF" w:sz="0"/>
               <w:left w:val="single" w:color="EA580C" w:sz="24"/>
@@ -23580,7 +23619,7 @@
     </w:p>
     <w:tbl>
       <w:tblPr>
-        <w:tblW w:type="pct" w:w="100%"/>
+        <w:tblW w:type="dxa" w:w="9000"/>
         <w:tblBorders>
           <w:top w:val="single" w:color="auto" w:sz="4"/>
           <w:left w:val="single" w:color="auto" w:sz="4"/>
@@ -23589,14 +23628,15 @@
           <w:insideH w:val="single" w:color="auto" w:sz="4"/>
           <w:insideV w:val="single" w:color="auto" w:sz="4"/>
         </w:tblBorders>
+        <w:tblLayout w:type="fixed"/>
       </w:tblPr>
       <w:tblGrid>
-        <w:gridCol w:w="100"/>
+        <w:gridCol w:w="9000"/>
       </w:tblGrid>
       <w:tr>
         <w:tc>
           <w:tcPr>
-            <w:tcW w:type="pct" w:w="100%"/>
+            <w:tcW w:type="dxa" w:w="9000"/>
             <w:tcBorders>
               <w:top w:val="none" w:color="FFFFFF" w:sz="0"/>
               <w:left w:val="none" w:color="FFFFFF" w:sz="0"/>
@@ -23632,7 +23672,7 @@
       <w:tr>
         <w:tc>
           <w:tcPr>
-            <w:tcW w:type="pct" w:w="100%"/>
+            <w:tcW w:type="dxa" w:w="9000"/>
             <w:tcBorders>
               <w:top w:val="none" w:color="FFFFFF" w:sz="0"/>
               <w:left w:val="single" w:color="EA580C" w:sz="24"/>
@@ -23666,7 +23706,7 @@
       <w:tr>
         <w:tc>
           <w:tcPr>
-            <w:tcW w:type="pct" w:w="100%"/>
+            <w:tcW w:type="dxa" w:w="9000"/>
             <w:tcBorders>
               <w:top w:val="none" w:color="FFFFFF" w:sz="0"/>
               <w:left w:val="single" w:color="EA580C" w:sz="24"/>
@@ -23700,7 +23740,7 @@
       <w:tr>
         <w:tc>
           <w:tcPr>
-            <w:tcW w:type="pct" w:w="100%"/>
+            <w:tcW w:type="dxa" w:w="9000"/>
             <w:tcBorders>
               <w:top w:val="none" w:color="FFFFFF" w:sz="0"/>
               <w:left w:val="single" w:color="EA580C" w:sz="24"/>
@@ -23734,7 +23774,7 @@
       <w:tr>
         <w:tc>
           <w:tcPr>
-            <w:tcW w:type="pct" w:w="100%"/>
+            <w:tcW w:type="dxa" w:w="9000"/>
             <w:tcBorders>
               <w:top w:val="none" w:color="FFFFFF" w:sz="0"/>
               <w:left w:val="single" w:color="EA580C" w:sz="24"/>
@@ -23768,7 +23808,7 @@
       <w:tr>
         <w:tc>
           <w:tcPr>
-            <w:tcW w:type="pct" w:w="100%"/>
+            <w:tcW w:type="dxa" w:w="9000"/>
             <w:tcBorders>
               <w:top w:val="none" w:color="FFFFFF" w:sz="0"/>
               <w:left w:val="single" w:color="EA580C" w:sz="24"/>
@@ -23802,7 +23842,7 @@
       <w:tr>
         <w:tc>
           <w:tcPr>
-            <w:tcW w:type="pct" w:w="100%"/>
+            <w:tcW w:type="dxa" w:w="9000"/>
             <w:tcBorders>
               <w:top w:val="none" w:color="FFFFFF" w:sz="0"/>
               <w:left w:val="single" w:color="EA580C" w:sz="24"/>
@@ -23836,7 +23876,7 @@
       <w:tr>
         <w:tc>
           <w:tcPr>
-            <w:tcW w:type="pct" w:w="100%"/>
+            <w:tcW w:type="dxa" w:w="9000"/>
             <w:tcBorders>
               <w:top w:val="none" w:color="FFFFFF" w:sz="0"/>
               <w:left w:val="single" w:color="EA580C" w:sz="24"/>
@@ -23870,7 +23910,7 @@
       <w:tr>
         <w:tc>
           <w:tcPr>
-            <w:tcW w:type="pct" w:w="100%"/>
+            <w:tcW w:type="dxa" w:w="9000"/>
             <w:tcBorders>
               <w:top w:val="none" w:color="FFFFFF" w:sz="0"/>
               <w:left w:val="single" w:color="EA580C" w:sz="24"/>
@@ -23904,7 +23944,7 @@
       <w:tr>
         <w:tc>
           <w:tcPr>
-            <w:tcW w:type="pct" w:w="100%"/>
+            <w:tcW w:type="dxa" w:w="9000"/>
             <w:tcBorders>
               <w:top w:val="none" w:color="FFFFFF" w:sz="0"/>
               <w:left w:val="single" w:color="EA580C" w:sz="24"/>
@@ -23938,7 +23978,7 @@
       <w:tr>
         <w:tc>
           <w:tcPr>
-            <w:tcW w:type="pct" w:w="100%"/>
+            <w:tcW w:type="dxa" w:w="9000"/>
             <w:tcBorders>
               <w:top w:val="none" w:color="FFFFFF" w:sz="0"/>
               <w:left w:val="single" w:color="EA580C" w:sz="24"/>
@@ -23972,7 +24012,7 @@
       <w:tr>
         <w:tc>
           <w:tcPr>
-            <w:tcW w:type="pct" w:w="100%"/>
+            <w:tcW w:type="dxa" w:w="9000"/>
             <w:tcBorders>
               <w:top w:val="none" w:color="FFFFFF" w:sz="0"/>
               <w:left w:val="single" w:color="EA580C" w:sz="24"/>
@@ -24006,7 +24046,7 @@
       <w:tr>
         <w:tc>
           <w:tcPr>
-            <w:tcW w:type="pct" w:w="100%"/>
+            <w:tcW w:type="dxa" w:w="9000"/>
             <w:tcBorders>
               <w:top w:val="none" w:color="FFFFFF" w:sz="0"/>
               <w:left w:val="single" w:color="EA580C" w:sz="24"/>
@@ -24040,7 +24080,7 @@
       <w:tr>
         <w:tc>
           <w:tcPr>
-            <w:tcW w:type="pct" w:w="100%"/>
+            <w:tcW w:type="dxa" w:w="9000"/>
             <w:tcBorders>
               <w:top w:val="none" w:color="FFFFFF" w:sz="0"/>
               <w:left w:val="single" w:color="EA580C" w:sz="24"/>
@@ -24074,7 +24114,7 @@
       <w:tr>
         <w:tc>
           <w:tcPr>
-            <w:tcW w:type="pct" w:w="100%"/>
+            <w:tcW w:type="dxa" w:w="9000"/>
             <w:tcBorders>
               <w:top w:val="none" w:color="FFFFFF" w:sz="0"/>
               <w:left w:val="single" w:color="EA580C" w:sz="24"/>
@@ -24108,7 +24148,7 @@
       <w:tr>
         <w:tc>
           <w:tcPr>
-            <w:tcW w:type="pct" w:w="100%"/>
+            <w:tcW w:type="dxa" w:w="9000"/>
             <w:tcBorders>
               <w:top w:val="none" w:color="FFFFFF" w:sz="0"/>
               <w:left w:val="single" w:color="EA580C" w:sz="24"/>
@@ -24162,7 +24202,7 @@
     </w:p>
     <w:tbl>
       <w:tblPr>
-        <w:tblW w:type="pct" w:w="100%"/>
+        <w:tblW w:type="dxa" w:w="9000"/>
         <w:tblBorders>
           <w:top w:val="single" w:color="CBD5E1" w:sz="4"/>
           <w:left w:val="single" w:color="CBD5E1" w:sz="4"/>
@@ -24171,12 +24211,13 @@
           <w:insideH w:val="single" w:color="CBD5E1" w:sz="4"/>
           <w:insideV w:val="single" w:color="CBD5E1" w:sz="4"/>
         </w:tblBorders>
+        <w:tblLayout w:type="fixed"/>
       </w:tblPr>
       <w:tblGrid>
-        <w:gridCol w:w="100"/>
-        <w:gridCol w:w="100"/>
-        <w:gridCol w:w="100"/>
-        <w:gridCol w:w="100"/>
+        <w:gridCol w:w="540"/>
+        <w:gridCol w:w="1620"/>
+        <w:gridCol w:w="3240"/>
+        <w:gridCol w:w="3600"/>
       </w:tblGrid>
       <w:tr>
         <w:trPr>
@@ -24184,7 +24225,7 @@
         </w:trPr>
         <w:tc>
           <w:tcPr>
-            <w:tcW w:type="pct" w:w="6%"/>
+            <w:tcW w:type="dxa" w:w="540"/>
             <w:shd w:fill="1F2937" w:val="clear"/>
             <w:tcMar>
               <w:top w:type="dxa" w:w="100"/>
@@ -24213,7 +24254,7 @@
         </w:tc>
         <w:tc>
           <w:tcPr>
-            <w:tcW w:type="pct" w:w="18%"/>
+            <w:tcW w:type="dxa" w:w="1620"/>
             <w:shd w:fill="1F2937" w:val="clear"/>
             <w:tcMar>
               <w:top w:type="dxa" w:w="100"/>
@@ -24242,7 +24283,7 @@
         </w:tc>
         <w:tc>
           <w:tcPr>
-            <w:tcW w:type="pct" w:w="36%"/>
+            <w:tcW w:type="dxa" w:w="3240"/>
             <w:shd w:fill="1F2937" w:val="clear"/>
             <w:tcMar>
               <w:top w:type="dxa" w:w="100"/>
@@ -24271,7 +24312,7 @@
         </w:tc>
         <w:tc>
           <w:tcPr>
-            <w:tcW w:type="pct" w:w="40%"/>
+            <w:tcW w:type="dxa" w:w="3600"/>
             <w:shd w:fill="1F2937" w:val="clear"/>
             <w:tcMar>
               <w:top w:type="dxa" w:w="100"/>
@@ -24302,7 +24343,7 @@
       <w:tr>
         <w:tc>
           <w:tcPr>
-            <w:tcW w:type="pct" w:w="6%"/>
+            <w:tcW w:type="dxa" w:w="540"/>
             <w:tcMar>
               <w:top w:type="dxa" w:w="80"/>
               <w:left w:type="dxa" w:w="140"/>
@@ -24328,7 +24369,7 @@
         </w:tc>
         <w:tc>
           <w:tcPr>
-            <w:tcW w:type="pct" w:w="18%"/>
+            <w:tcW w:type="dxa" w:w="1620"/>
             <w:tcMar>
               <w:top w:type="dxa" w:w="80"/>
               <w:left w:type="dxa" w:w="140"/>
@@ -24354,7 +24395,7 @@
         </w:tc>
         <w:tc>
           <w:tcPr>
-            <w:tcW w:type="pct" w:w="36%"/>
+            <w:tcW w:type="dxa" w:w="3240"/>
             <w:tcMar>
               <w:top w:type="dxa" w:w="80"/>
               <w:left w:type="dxa" w:w="140"/>
@@ -24380,7 +24421,7 @@
         </w:tc>
         <w:tc>
           <w:tcPr>
-            <w:tcW w:type="pct" w:w="40%"/>
+            <w:tcW w:type="dxa" w:w="3600"/>
             <w:tcMar>
               <w:top w:type="dxa" w:w="80"/>
               <w:left w:type="dxa" w:w="140"/>
@@ -24408,7 +24449,7 @@
       <w:tr>
         <w:tc>
           <w:tcPr>
-            <w:tcW w:type="pct" w:w="6%"/>
+            <w:tcW w:type="dxa" w:w="540"/>
             <w:shd w:fill="F8FAFC" w:val="clear"/>
             <w:tcMar>
               <w:top w:type="dxa" w:w="80"/>
@@ -24435,7 +24476,7 @@
         </w:tc>
         <w:tc>
           <w:tcPr>
-            <w:tcW w:type="pct" w:w="18%"/>
+            <w:tcW w:type="dxa" w:w="1620"/>
             <w:shd w:fill="F8FAFC" w:val="clear"/>
             <w:tcMar>
               <w:top w:type="dxa" w:w="80"/>
@@ -24462,7 +24503,7 @@
         </w:tc>
         <w:tc>
           <w:tcPr>
-            <w:tcW w:type="pct" w:w="36%"/>
+            <w:tcW w:type="dxa" w:w="3240"/>
             <w:shd w:fill="F8FAFC" w:val="clear"/>
             <w:tcMar>
               <w:top w:type="dxa" w:w="80"/>
@@ -24489,7 +24530,7 @@
         </w:tc>
         <w:tc>
           <w:tcPr>
-            <w:tcW w:type="pct" w:w="40%"/>
+            <w:tcW w:type="dxa" w:w="3600"/>
             <w:shd w:fill="F8FAFC" w:val="clear"/>
             <w:tcMar>
               <w:top w:type="dxa" w:w="80"/>
@@ -24518,7 +24559,7 @@
       <w:tr>
         <w:tc>
           <w:tcPr>
-            <w:tcW w:type="pct" w:w="6%"/>
+            <w:tcW w:type="dxa" w:w="540"/>
             <w:tcMar>
               <w:top w:type="dxa" w:w="80"/>
               <w:left w:type="dxa" w:w="140"/>
@@ -24544,7 +24585,7 @@
         </w:tc>
         <w:tc>
           <w:tcPr>
-            <w:tcW w:type="pct" w:w="18%"/>
+            <w:tcW w:type="dxa" w:w="1620"/>
             <w:tcMar>
               <w:top w:type="dxa" w:w="80"/>
               <w:left w:type="dxa" w:w="140"/>
@@ -24570,7 +24611,7 @@
         </w:tc>
         <w:tc>
           <w:tcPr>
-            <w:tcW w:type="pct" w:w="36%"/>
+            <w:tcW w:type="dxa" w:w="3240"/>
             <w:tcMar>
               <w:top w:type="dxa" w:w="80"/>
               <w:left w:type="dxa" w:w="140"/>
@@ -24596,7 +24637,7 @@
         </w:tc>
         <w:tc>
           <w:tcPr>
-            <w:tcW w:type="pct" w:w="40%"/>
+            <w:tcW w:type="dxa" w:w="3600"/>
             <w:tcMar>
               <w:top w:type="dxa" w:w="80"/>
               <w:left w:type="dxa" w:w="140"/>
@@ -24624,7 +24665,7 @@
       <w:tr>
         <w:tc>
           <w:tcPr>
-            <w:tcW w:type="pct" w:w="6%"/>
+            <w:tcW w:type="dxa" w:w="540"/>
             <w:shd w:fill="F8FAFC" w:val="clear"/>
             <w:tcMar>
               <w:top w:type="dxa" w:w="80"/>
@@ -24651,7 +24692,7 @@
         </w:tc>
         <w:tc>
           <w:tcPr>
-            <w:tcW w:type="pct" w:w="18%"/>
+            <w:tcW w:type="dxa" w:w="1620"/>
             <w:shd w:fill="F8FAFC" w:val="clear"/>
             <w:tcMar>
               <w:top w:type="dxa" w:w="80"/>
@@ -24678,7 +24719,7 @@
         </w:tc>
         <w:tc>
           <w:tcPr>
-            <w:tcW w:type="pct" w:w="36%"/>
+            <w:tcW w:type="dxa" w:w="3240"/>
             <w:shd w:fill="F8FAFC" w:val="clear"/>
             <w:tcMar>
               <w:top w:type="dxa" w:w="80"/>
@@ -24705,7 +24746,7 @@
         </w:tc>
         <w:tc>
           <w:tcPr>
-            <w:tcW w:type="pct" w:w="40%"/>
+            <w:tcW w:type="dxa" w:w="3600"/>
             <w:shd w:fill="F8FAFC" w:val="clear"/>
             <w:tcMar>
               <w:top w:type="dxa" w:w="80"/>
@@ -24734,7 +24775,7 @@
       <w:tr>
         <w:tc>
           <w:tcPr>
-            <w:tcW w:type="pct" w:w="6%"/>
+            <w:tcW w:type="dxa" w:w="540"/>
             <w:tcMar>
               <w:top w:type="dxa" w:w="80"/>
               <w:left w:type="dxa" w:w="140"/>
@@ -24760,7 +24801,7 @@
         </w:tc>
         <w:tc>
           <w:tcPr>
-            <w:tcW w:type="pct" w:w="18%"/>
+            <w:tcW w:type="dxa" w:w="1620"/>
             <w:tcMar>
               <w:top w:type="dxa" w:w="80"/>
               <w:left w:type="dxa" w:w="140"/>
@@ -24786,7 +24827,7 @@
         </w:tc>
         <w:tc>
           <w:tcPr>
-            <w:tcW w:type="pct" w:w="36%"/>
+            <w:tcW w:type="dxa" w:w="3240"/>
             <w:tcMar>
               <w:top w:type="dxa" w:w="80"/>
               <w:left w:type="dxa" w:w="140"/>
@@ -24812,7 +24853,7 @@
         </w:tc>
         <w:tc>
           <w:tcPr>
-            <w:tcW w:type="pct" w:w="40%"/>
+            <w:tcW w:type="dxa" w:w="3600"/>
             <w:tcMar>
               <w:top w:type="dxa" w:w="80"/>
               <w:left w:type="dxa" w:w="140"/>
@@ -24840,7 +24881,7 @@
       <w:tr>
         <w:tc>
           <w:tcPr>
-            <w:tcW w:type="pct" w:w="6%"/>
+            <w:tcW w:type="dxa" w:w="540"/>
             <w:shd w:fill="F8FAFC" w:val="clear"/>
             <w:tcMar>
               <w:top w:type="dxa" w:w="80"/>
@@ -24867,7 +24908,7 @@
         </w:tc>
         <w:tc>
           <w:tcPr>
-            <w:tcW w:type="pct" w:w="18%"/>
+            <w:tcW w:type="dxa" w:w="1620"/>
             <w:shd w:fill="F8FAFC" w:val="clear"/>
             <w:tcMar>
               <w:top w:type="dxa" w:w="80"/>
@@ -24894,7 +24935,7 @@
         </w:tc>
         <w:tc>
           <w:tcPr>
-            <w:tcW w:type="pct" w:w="36%"/>
+            <w:tcW w:type="dxa" w:w="3240"/>
             <w:shd w:fill="F8FAFC" w:val="clear"/>
             <w:tcMar>
               <w:top w:type="dxa" w:w="80"/>
@@ -24921,7 +24962,7 @@
         </w:tc>
         <w:tc>
           <w:tcPr>
-            <w:tcW w:type="pct" w:w="40%"/>
+            <w:tcW w:type="dxa" w:w="3600"/>
             <w:shd w:fill="F8FAFC" w:val="clear"/>
             <w:tcMar>
               <w:top w:type="dxa" w:w="80"/>
@@ -24950,7 +24991,7 @@
       <w:tr>
         <w:tc>
           <w:tcPr>
-            <w:tcW w:type="pct" w:w="6%"/>
+            <w:tcW w:type="dxa" w:w="540"/>
             <w:tcMar>
               <w:top w:type="dxa" w:w="80"/>
               <w:left w:type="dxa" w:w="140"/>
@@ -24976,7 +25017,7 @@
         </w:tc>
         <w:tc>
           <w:tcPr>
-            <w:tcW w:type="pct" w:w="18%"/>
+            <w:tcW w:type="dxa" w:w="1620"/>
             <w:tcMar>
               <w:top w:type="dxa" w:w="80"/>
               <w:left w:type="dxa" w:w="140"/>
@@ -25002,7 +25043,7 @@
         </w:tc>
         <w:tc>
           <w:tcPr>
-            <w:tcW w:type="pct" w:w="36%"/>
+            <w:tcW w:type="dxa" w:w="3240"/>
             <w:tcMar>
               <w:top w:type="dxa" w:w="80"/>
               <w:left w:type="dxa" w:w="140"/>
@@ -25028,7 +25069,7 @@
         </w:tc>
         <w:tc>
           <w:tcPr>
-            <w:tcW w:type="pct" w:w="40%"/>
+            <w:tcW w:type="dxa" w:w="3600"/>
             <w:tcMar>
               <w:top w:type="dxa" w:w="80"/>
               <w:left w:type="dxa" w:w="140"/>
@@ -25056,7 +25097,7 @@
       <w:tr>
         <w:tc>
           <w:tcPr>
-            <w:tcW w:type="pct" w:w="6%"/>
+            <w:tcW w:type="dxa" w:w="540"/>
             <w:shd w:fill="F8FAFC" w:val="clear"/>
             <w:tcMar>
               <w:top w:type="dxa" w:w="80"/>
@@ -25083,7 +25124,7 @@
         </w:tc>
         <w:tc>
           <w:tcPr>
-            <w:tcW w:type="pct" w:w="18%"/>
+            <w:tcW w:type="dxa" w:w="1620"/>
             <w:shd w:fill="F8FAFC" w:val="clear"/>
             <w:tcMar>
               <w:top w:type="dxa" w:w="80"/>
@@ -25110,7 +25151,7 @@
         </w:tc>
         <w:tc>
           <w:tcPr>
-            <w:tcW w:type="pct" w:w="36%"/>
+            <w:tcW w:type="dxa" w:w="3240"/>
             <w:shd w:fill="F8FAFC" w:val="clear"/>
             <w:tcMar>
               <w:top w:type="dxa" w:w="80"/>
@@ -25137,7 +25178,7 @@
         </w:tc>
         <w:tc>
           <w:tcPr>
-            <w:tcW w:type="pct" w:w="40%"/>
+            <w:tcW w:type="dxa" w:w="3600"/>
             <w:shd w:fill="F8FAFC" w:val="clear"/>
             <w:tcMar>
               <w:top w:type="dxa" w:w="80"/>
